--- a/ATS_Template.docx
+++ b/ATS_Template.docx
@@ -1513,7 +1513,23 @@
                 <w:rFonts w:ascii="Source Code Pro" w:eastAsia="Source Code Pro" w:hAnsi="Source Code Pro" w:cs="Source Code Pro"/>
                 <w:lang w:val="en-US"/>
               </w:rPr>
-              <w:t>Windows: Ensure "Use WSL 2 instead of Hyper-V" is checked during installation. You might need to install WSL. You can check if WSL is installed by typing the following into Powershell:</w:t>
+              <w:t xml:space="preserve">Windows: Ensure "Use WSL 2 instead of Hyper-V" is checked during installation. You might need to install WSL. You can check if WSL is installed by typing the following into </w:t>
+            </w:r>
+            <w:proofErr w:type="spellStart"/>
+            <w:r>
+              <w:rPr>
+                <w:rFonts w:ascii="Source Code Pro" w:eastAsia="Source Code Pro" w:hAnsi="Source Code Pro" w:cs="Source Code Pro"/>
+                <w:lang w:val="en-US"/>
+              </w:rPr>
+              <w:t>Powershell</w:t>
+            </w:r>
+            <w:proofErr w:type="spellEnd"/>
+            <w:r>
+              <w:rPr>
+                <w:rFonts w:ascii="Source Code Pro" w:eastAsia="Source Code Pro" w:hAnsi="Source Code Pro" w:cs="Source Code Pro"/>
+                <w:lang w:val="en-US"/>
+              </w:rPr>
+              <w:t>:</w:t>
             </w:r>
           </w:p>
           <w:p>
@@ -1532,14 +1548,25 @@
                 <w:lang w:val="en-US"/>
               </w:rPr>
             </w:pPr>
-            <w:r>
-              <w:rPr>
-                <w:rFonts w:ascii="Source Code Pro" w:eastAsia="Source Code Pro" w:hAnsi="Source Code Pro" w:cs="Source Code Pro"/>
-                <w:b/>
-                <w:bCs/>
-                <w:lang w:val="en-US"/>
-              </w:rPr>
-              <w:t>wsl –version #installed if returns version number</w:t>
+            <w:proofErr w:type="spellStart"/>
+            <w:r>
+              <w:rPr>
+                <w:rFonts w:ascii="Source Code Pro" w:eastAsia="Source Code Pro" w:hAnsi="Source Code Pro" w:cs="Source Code Pro"/>
+                <w:b/>
+                <w:bCs/>
+                <w:lang w:val="en-US"/>
+              </w:rPr>
+              <w:t>wsl</w:t>
+            </w:r>
+            <w:proofErr w:type="spellEnd"/>
+            <w:r>
+              <w:rPr>
+                <w:rFonts w:ascii="Source Code Pro" w:eastAsia="Source Code Pro" w:hAnsi="Source Code Pro" w:cs="Source Code Pro"/>
+                <w:b/>
+                <w:bCs/>
+                <w:lang w:val="en-US"/>
+              </w:rPr>
+              <w:t xml:space="preserve"> –version #installed if returns version number</w:t>
             </w:r>
           </w:p>
           <w:p>
@@ -1565,8 +1592,19 @@
                 <w:bCs/>
                 <w:lang w:val="en-US"/>
               </w:rPr>
-              <w:t>wsl.exe –install #to install wsl</w:t>
-            </w:r>
+              <w:t xml:space="preserve">wsl.exe –install #to install </w:t>
+            </w:r>
+            <w:proofErr w:type="spellStart"/>
+            <w:r>
+              <w:rPr>
+                <w:rFonts w:ascii="Source Code Pro" w:eastAsia="Source Code Pro" w:hAnsi="Source Code Pro" w:cs="Source Code Pro"/>
+                <w:b/>
+                <w:bCs/>
+                <w:lang w:val="en-US"/>
+              </w:rPr>
+              <w:t>wsl</w:t>
+            </w:r>
+            <w:proofErr w:type="spellEnd"/>
           </w:p>
           <w:p>
             <w:pPr>
@@ -1798,8 +1836,39 @@
                 <w:bCs/>
                 <w:lang w:val="en-US"/>
               </w:rPr>
-              <w:t>python -m venv venv</w:t>
-            </w:r>
+              <w:t xml:space="preserve">python -m </w:t>
+            </w:r>
+            <w:proofErr w:type="spellStart"/>
+            <w:r>
+              <w:rPr>
+                <w:rFonts w:ascii="Source Code Pro" w:eastAsia="Source Code Pro" w:hAnsi="Source Code Pro" w:cs="Source Code Pro"/>
+                <w:b/>
+                <w:bCs/>
+                <w:lang w:val="en-US"/>
+              </w:rPr>
+              <w:t>venv</w:t>
+            </w:r>
+            <w:proofErr w:type="spellEnd"/>
+            <w:r>
+              <w:rPr>
+                <w:rFonts w:ascii="Source Code Pro" w:eastAsia="Source Code Pro" w:hAnsi="Source Code Pro" w:cs="Source Code Pro"/>
+                <w:b/>
+                <w:bCs/>
+                <w:lang w:val="en-US"/>
+              </w:rPr>
+              <w:t xml:space="preserve"> </w:t>
+            </w:r>
+            <w:proofErr w:type="spellStart"/>
+            <w:r>
+              <w:rPr>
+                <w:rFonts w:ascii="Source Code Pro" w:eastAsia="Source Code Pro" w:hAnsi="Source Code Pro" w:cs="Source Code Pro"/>
+                <w:b/>
+                <w:bCs/>
+                <w:lang w:val="en-US"/>
+              </w:rPr>
+              <w:t>venv</w:t>
+            </w:r>
+            <w:proofErr w:type="spellEnd"/>
           </w:p>
           <w:p>
             <w:pPr>
@@ -1862,7 +1931,27 @@
                 <w:bCs/>
                 <w:lang w:val="en-US"/>
               </w:rPr>
-              <w:t>.\venv\Scripts\activate</w:t>
+              <w:t>.\</w:t>
+            </w:r>
+            <w:proofErr w:type="spellStart"/>
+            <w:r>
+              <w:rPr>
+                <w:rFonts w:ascii="Source Code Pro" w:eastAsia="Source Code Pro" w:hAnsi="Source Code Pro" w:cs="Source Code Pro"/>
+                <w:b/>
+                <w:bCs/>
+                <w:lang w:val="en-US"/>
+              </w:rPr>
+              <w:t>venv</w:t>
+            </w:r>
+            <w:proofErr w:type="spellEnd"/>
+            <w:r>
+              <w:rPr>
+                <w:rFonts w:ascii="Source Code Pro" w:eastAsia="Source Code Pro" w:hAnsi="Source Code Pro" w:cs="Source Code Pro"/>
+                <w:b/>
+                <w:bCs/>
+                <w:lang w:val="en-US"/>
+              </w:rPr>
+              <w:t>\Scripts\activate</w:t>
             </w:r>
           </w:p>
           <w:p>
@@ -1890,7 +1979,27 @@
                 <w:bCs/>
                 <w:lang w:val="en-US"/>
               </w:rPr>
-              <w:t>source venv/bin/activate</w:t>
+              <w:t xml:space="preserve">source </w:t>
+            </w:r>
+            <w:proofErr w:type="spellStart"/>
+            <w:r>
+              <w:rPr>
+                <w:rFonts w:ascii="Source Code Pro" w:eastAsia="Source Code Pro" w:hAnsi="Source Code Pro" w:cs="Source Code Pro"/>
+                <w:b/>
+                <w:bCs/>
+                <w:lang w:val="en-US"/>
+              </w:rPr>
+              <w:t>venv</w:t>
+            </w:r>
+            <w:proofErr w:type="spellEnd"/>
+            <w:r>
+              <w:rPr>
+                <w:rFonts w:ascii="Source Code Pro" w:eastAsia="Source Code Pro" w:hAnsi="Source Code Pro" w:cs="Source Code Pro"/>
+                <w:b/>
+                <w:bCs/>
+                <w:lang w:val="en-US"/>
+              </w:rPr>
+              <w:t>/bin/activate</w:t>
             </w:r>
           </w:p>
           <w:p>
@@ -2016,14 +2125,25 @@
                 <w:lang w:val="en-US"/>
               </w:rPr>
             </w:pPr>
-            <w:r>
-              <w:rPr>
-                <w:rFonts w:ascii="Source Code Pro" w:eastAsia="Source Code Pro" w:hAnsi="Source Code Pro" w:cs="Source Code Pro"/>
-                <w:b/>
-                <w:bCs/>
-                <w:lang w:val="en-US"/>
-              </w:rPr>
-              <w:t>anyio==4.12.1</w:t>
+            <w:proofErr w:type="spellStart"/>
+            <w:r>
+              <w:rPr>
+                <w:rFonts w:ascii="Source Code Pro" w:eastAsia="Source Code Pro" w:hAnsi="Source Code Pro" w:cs="Source Code Pro"/>
+                <w:b/>
+                <w:bCs/>
+                <w:lang w:val="en-US"/>
+              </w:rPr>
+              <w:t>anyio</w:t>
+            </w:r>
+            <w:proofErr w:type="spellEnd"/>
+            <w:r>
+              <w:rPr>
+                <w:rFonts w:ascii="Source Code Pro" w:eastAsia="Source Code Pro" w:hAnsi="Source Code Pro" w:cs="Source Code Pro"/>
+                <w:b/>
+                <w:bCs/>
+                <w:lang w:val="en-US"/>
+              </w:rPr>
+              <w:t>==4.12.1</w:t>
             </w:r>
           </w:p>
           <w:p>
@@ -2100,56 +2220,98 @@
                 <w:lang w:val="en-US"/>
               </w:rPr>
             </w:pPr>
-            <w:r>
-              <w:rPr>
-                <w:rFonts w:ascii="Source Code Pro" w:eastAsia="Source Code Pro" w:hAnsi="Source Code Pro" w:cs="Source Code Pro"/>
-                <w:b/>
-                <w:bCs/>
-                <w:lang w:val="en-US"/>
-              </w:rPr>
-              <w:t>asttokens==3.0.1</w:t>
-            </w:r>
-          </w:p>
-          <w:p>
-            <w:pPr>
-              <w:widowControl w:val="0"/>
-              <w:spacing w:line="240" w:lineRule="auto"/>
-              <w:rPr>
-                <w:rFonts w:ascii="Source Code Pro" w:eastAsia="Source Code Pro" w:hAnsi="Source Code Pro" w:cs="Source Code Pro"/>
-                <w:b/>
-                <w:bCs/>
-                <w:lang w:val="en-US"/>
-              </w:rPr>
-            </w:pPr>
-            <w:r>
-              <w:rPr>
-                <w:rFonts w:ascii="Source Code Pro" w:eastAsia="Source Code Pro" w:hAnsi="Source Code Pro" w:cs="Source Code Pro"/>
-                <w:b/>
-                <w:bCs/>
-                <w:lang w:val="en-US"/>
-              </w:rPr>
-              <w:t>async-lru==2.1.0</w:t>
-            </w:r>
-          </w:p>
-          <w:p>
-            <w:pPr>
-              <w:widowControl w:val="0"/>
-              <w:spacing w:line="240" w:lineRule="auto"/>
-              <w:rPr>
-                <w:rFonts w:ascii="Source Code Pro" w:eastAsia="Source Code Pro" w:hAnsi="Source Code Pro" w:cs="Source Code Pro"/>
-                <w:b/>
-                <w:bCs/>
-                <w:lang w:val="en-US"/>
-              </w:rPr>
-            </w:pPr>
-            <w:r>
-              <w:rPr>
-                <w:rFonts w:ascii="Source Code Pro" w:eastAsia="Source Code Pro" w:hAnsi="Source Code Pro" w:cs="Source Code Pro"/>
-                <w:b/>
-                <w:bCs/>
-                <w:lang w:val="en-US"/>
-              </w:rPr>
-              <w:t>attrs==25.4.0</w:t>
+            <w:proofErr w:type="spellStart"/>
+            <w:r>
+              <w:rPr>
+                <w:rFonts w:ascii="Source Code Pro" w:eastAsia="Source Code Pro" w:hAnsi="Source Code Pro" w:cs="Source Code Pro"/>
+                <w:b/>
+                <w:bCs/>
+                <w:lang w:val="en-US"/>
+              </w:rPr>
+              <w:t>asttokens</w:t>
+            </w:r>
+            <w:proofErr w:type="spellEnd"/>
+            <w:r>
+              <w:rPr>
+                <w:rFonts w:ascii="Source Code Pro" w:eastAsia="Source Code Pro" w:hAnsi="Source Code Pro" w:cs="Source Code Pro"/>
+                <w:b/>
+                <w:bCs/>
+                <w:lang w:val="en-US"/>
+              </w:rPr>
+              <w:t>==3.0.1</w:t>
+            </w:r>
+          </w:p>
+          <w:p>
+            <w:pPr>
+              <w:widowControl w:val="0"/>
+              <w:spacing w:line="240" w:lineRule="auto"/>
+              <w:rPr>
+                <w:rFonts w:ascii="Source Code Pro" w:eastAsia="Source Code Pro" w:hAnsi="Source Code Pro" w:cs="Source Code Pro"/>
+                <w:b/>
+                <w:bCs/>
+                <w:lang w:val="en-US"/>
+              </w:rPr>
+            </w:pPr>
+            <w:r>
+              <w:rPr>
+                <w:rFonts w:ascii="Source Code Pro" w:eastAsia="Source Code Pro" w:hAnsi="Source Code Pro" w:cs="Source Code Pro"/>
+                <w:b/>
+                <w:bCs/>
+                <w:lang w:val="en-US"/>
+              </w:rPr>
+              <w:t>async-</w:t>
+            </w:r>
+            <w:proofErr w:type="spellStart"/>
+            <w:r>
+              <w:rPr>
+                <w:rFonts w:ascii="Source Code Pro" w:eastAsia="Source Code Pro" w:hAnsi="Source Code Pro" w:cs="Source Code Pro"/>
+                <w:b/>
+                <w:bCs/>
+                <w:lang w:val="en-US"/>
+              </w:rPr>
+              <w:t>lru</w:t>
+            </w:r>
+            <w:proofErr w:type="spellEnd"/>
+            <w:r>
+              <w:rPr>
+                <w:rFonts w:ascii="Source Code Pro" w:eastAsia="Source Code Pro" w:hAnsi="Source Code Pro" w:cs="Source Code Pro"/>
+                <w:b/>
+                <w:bCs/>
+                <w:lang w:val="en-US"/>
+              </w:rPr>
+              <w:t>==2.1.0</w:t>
+            </w:r>
+          </w:p>
+          <w:p>
+            <w:pPr>
+              <w:widowControl w:val="0"/>
+              <w:spacing w:line="240" w:lineRule="auto"/>
+              <w:rPr>
+                <w:rFonts w:ascii="Source Code Pro" w:eastAsia="Source Code Pro" w:hAnsi="Source Code Pro" w:cs="Source Code Pro"/>
+                <w:b/>
+                <w:bCs/>
+                <w:lang w:val="en-US"/>
+              </w:rPr>
+            </w:pPr>
+            <w:proofErr w:type="spellStart"/>
+            <w:r>
+              <w:rPr>
+                <w:rFonts w:ascii="Source Code Pro" w:eastAsia="Source Code Pro" w:hAnsi="Source Code Pro" w:cs="Source Code Pro"/>
+                <w:b/>
+                <w:bCs/>
+                <w:lang w:val="en-US"/>
+              </w:rPr>
+              <w:t>attrs</w:t>
+            </w:r>
+            <w:proofErr w:type="spellEnd"/>
+            <w:r>
+              <w:rPr>
+                <w:rFonts w:ascii="Source Code Pro" w:eastAsia="Source Code Pro" w:hAnsi="Source Code Pro" w:cs="Source Code Pro"/>
+                <w:b/>
+                <w:bCs/>
+                <w:lang w:val="en-US"/>
+              </w:rPr>
+              <w:t>==25.4.0</w:t>
             </w:r>
           </w:p>
           <w:p>
@@ -2205,14 +2367,25 @@
                 <w:lang w:val="en-US"/>
               </w:rPr>
             </w:pPr>
-            <w:r>
-              <w:rPr>
-                <w:rFonts w:ascii="Source Code Pro" w:eastAsia="Source Code Pro" w:hAnsi="Source Code Pro" w:cs="Source Code Pro"/>
-                <w:b/>
-                <w:bCs/>
-                <w:lang w:val="en-US"/>
-              </w:rPr>
-              <w:t>bcrypt==5.0.0</w:t>
+            <w:proofErr w:type="spellStart"/>
+            <w:r>
+              <w:rPr>
+                <w:rFonts w:ascii="Source Code Pro" w:eastAsia="Source Code Pro" w:hAnsi="Source Code Pro" w:cs="Source Code Pro"/>
+                <w:b/>
+                <w:bCs/>
+                <w:lang w:val="en-US"/>
+              </w:rPr>
+              <w:t>bcrypt</w:t>
+            </w:r>
+            <w:proofErr w:type="spellEnd"/>
+            <w:r>
+              <w:rPr>
+                <w:rFonts w:ascii="Source Code Pro" w:eastAsia="Source Code Pro" w:hAnsi="Source Code Pro" w:cs="Source Code Pro"/>
+                <w:b/>
+                <w:bCs/>
+                <w:lang w:val="en-US"/>
+              </w:rPr>
+              <w:t>==5.0.0</w:t>
             </w:r>
           </w:p>
           <w:p>
@@ -2289,35 +2462,57 @@
                 <w:lang w:val="en-US"/>
               </w:rPr>
             </w:pPr>
-            <w:r>
-              <w:rPr>
-                <w:rFonts w:ascii="Source Code Pro" w:eastAsia="Source Code Pro" w:hAnsi="Source Code Pro" w:cs="Source Code Pro"/>
-                <w:b/>
-                <w:bCs/>
-                <w:lang w:val="en-US"/>
-              </w:rPr>
-              <w:t>certifi==2026.1.4</w:t>
-            </w:r>
-          </w:p>
-          <w:p>
-            <w:pPr>
-              <w:widowControl w:val="0"/>
-              <w:spacing w:line="240" w:lineRule="auto"/>
-              <w:rPr>
-                <w:rFonts w:ascii="Source Code Pro" w:eastAsia="Source Code Pro" w:hAnsi="Source Code Pro" w:cs="Source Code Pro"/>
-                <w:b/>
-                <w:bCs/>
-                <w:lang w:val="en-US"/>
-              </w:rPr>
-            </w:pPr>
-            <w:r>
-              <w:rPr>
-                <w:rFonts w:ascii="Source Code Pro" w:eastAsia="Source Code Pro" w:hAnsi="Source Code Pro" w:cs="Source Code Pro"/>
-                <w:b/>
-                <w:bCs/>
-                <w:lang w:val="en-US"/>
-              </w:rPr>
-              <w:t>cffi==2.0.0</w:t>
+            <w:proofErr w:type="spellStart"/>
+            <w:r>
+              <w:rPr>
+                <w:rFonts w:ascii="Source Code Pro" w:eastAsia="Source Code Pro" w:hAnsi="Source Code Pro" w:cs="Source Code Pro"/>
+                <w:b/>
+                <w:bCs/>
+                <w:lang w:val="en-US"/>
+              </w:rPr>
+              <w:t>certifi</w:t>
+            </w:r>
+            <w:proofErr w:type="spellEnd"/>
+            <w:r>
+              <w:rPr>
+                <w:rFonts w:ascii="Source Code Pro" w:eastAsia="Source Code Pro" w:hAnsi="Source Code Pro" w:cs="Source Code Pro"/>
+                <w:b/>
+                <w:bCs/>
+                <w:lang w:val="en-US"/>
+              </w:rPr>
+              <w:t>==2026.1.4</w:t>
+            </w:r>
+          </w:p>
+          <w:p>
+            <w:pPr>
+              <w:widowControl w:val="0"/>
+              <w:spacing w:line="240" w:lineRule="auto"/>
+              <w:rPr>
+                <w:rFonts w:ascii="Source Code Pro" w:eastAsia="Source Code Pro" w:hAnsi="Source Code Pro" w:cs="Source Code Pro"/>
+                <w:b/>
+                <w:bCs/>
+                <w:lang w:val="en-US"/>
+              </w:rPr>
+            </w:pPr>
+            <w:proofErr w:type="spellStart"/>
+            <w:r>
+              <w:rPr>
+                <w:rFonts w:ascii="Source Code Pro" w:eastAsia="Source Code Pro" w:hAnsi="Source Code Pro" w:cs="Source Code Pro"/>
+                <w:b/>
+                <w:bCs/>
+                <w:lang w:val="en-US"/>
+              </w:rPr>
+              <w:t>cffi</w:t>
+            </w:r>
+            <w:proofErr w:type="spellEnd"/>
+            <w:r>
+              <w:rPr>
+                <w:rFonts w:ascii="Source Code Pro" w:eastAsia="Source Code Pro" w:hAnsi="Source Code Pro" w:cs="Source Code Pro"/>
+                <w:b/>
+                <w:bCs/>
+                <w:lang w:val="en-US"/>
+              </w:rPr>
+              <w:t>==2.0.0</w:t>
             </w:r>
           </w:p>
           <w:p>
@@ -2352,14 +2547,25 @@
                 <w:lang w:val="en-US"/>
               </w:rPr>
             </w:pPr>
-            <w:r>
-              <w:rPr>
-                <w:rFonts w:ascii="Source Code Pro" w:eastAsia="Source Code Pro" w:hAnsi="Source Code Pro" w:cs="Source Code Pro"/>
-                <w:b/>
-                <w:bCs/>
-                <w:lang w:val="en-US"/>
-              </w:rPr>
-              <w:t>chromadb==1.5.0</w:t>
+            <w:proofErr w:type="spellStart"/>
+            <w:r>
+              <w:rPr>
+                <w:rFonts w:ascii="Source Code Pro" w:eastAsia="Source Code Pro" w:hAnsi="Source Code Pro" w:cs="Source Code Pro"/>
+                <w:b/>
+                <w:bCs/>
+                <w:lang w:val="en-US"/>
+              </w:rPr>
+              <w:t>chromadb</w:t>
+            </w:r>
+            <w:proofErr w:type="spellEnd"/>
+            <w:r>
+              <w:rPr>
+                <w:rFonts w:ascii="Source Code Pro" w:eastAsia="Source Code Pro" w:hAnsi="Source Code Pro" w:cs="Source Code Pro"/>
+                <w:b/>
+                <w:bCs/>
+                <w:lang w:val="en-US"/>
+              </w:rPr>
+              <w:t>==1.5.0</w:t>
             </w:r>
           </w:p>
           <w:p>
@@ -2394,14 +2600,25 @@
                 <w:lang w:val="en-US"/>
               </w:rPr>
             </w:pPr>
-            <w:r>
-              <w:rPr>
-                <w:rFonts w:ascii="Source Code Pro" w:eastAsia="Source Code Pro" w:hAnsi="Source Code Pro" w:cs="Source Code Pro"/>
-                <w:b/>
-                <w:bCs/>
-                <w:lang w:val="en-US"/>
-              </w:rPr>
-              <w:t>colorama==0.4.6</w:t>
+            <w:proofErr w:type="spellStart"/>
+            <w:r>
+              <w:rPr>
+                <w:rFonts w:ascii="Source Code Pro" w:eastAsia="Source Code Pro" w:hAnsi="Source Code Pro" w:cs="Source Code Pro"/>
+                <w:b/>
+                <w:bCs/>
+                <w:lang w:val="en-US"/>
+              </w:rPr>
+              <w:t>colorama</w:t>
+            </w:r>
+            <w:proofErr w:type="spellEnd"/>
+            <w:r>
+              <w:rPr>
+                <w:rFonts w:ascii="Source Code Pro" w:eastAsia="Source Code Pro" w:hAnsi="Source Code Pro" w:cs="Source Code Pro"/>
+                <w:b/>
+                <w:bCs/>
+                <w:lang w:val="en-US"/>
+              </w:rPr>
+              <w:t>==0.4.6</w:t>
             </w:r>
           </w:p>
           <w:p>
@@ -2436,14 +2653,25 @@
                 <w:lang w:val="en-US"/>
               </w:rPr>
             </w:pPr>
-            <w:r>
-              <w:rPr>
-                <w:rFonts w:ascii="Source Code Pro" w:eastAsia="Source Code Pro" w:hAnsi="Source Code Pro" w:cs="Source Code Pro"/>
-                <w:b/>
-                <w:bCs/>
-                <w:lang w:val="en-US"/>
-              </w:rPr>
-              <w:t>debugpy==1.8.20</w:t>
+            <w:proofErr w:type="spellStart"/>
+            <w:r>
+              <w:rPr>
+                <w:rFonts w:ascii="Source Code Pro" w:eastAsia="Source Code Pro" w:hAnsi="Source Code Pro" w:cs="Source Code Pro"/>
+                <w:b/>
+                <w:bCs/>
+                <w:lang w:val="en-US"/>
+              </w:rPr>
+              <w:t>debugpy</w:t>
+            </w:r>
+            <w:proofErr w:type="spellEnd"/>
+            <w:r>
+              <w:rPr>
+                <w:rFonts w:ascii="Source Code Pro" w:eastAsia="Source Code Pro" w:hAnsi="Source Code Pro" w:cs="Source Code Pro"/>
+                <w:b/>
+                <w:bCs/>
+                <w:lang w:val="en-US"/>
+              </w:rPr>
+              <w:t>==1.8.20</w:t>
             </w:r>
           </w:p>
           <w:p>
@@ -2478,14 +2706,25 @@
                 <w:lang w:val="en-US"/>
               </w:rPr>
             </w:pPr>
-            <w:r>
-              <w:rPr>
-                <w:rFonts w:ascii="Source Code Pro" w:eastAsia="Source Code Pro" w:hAnsi="Source Code Pro" w:cs="Source Code Pro"/>
-                <w:b/>
-                <w:bCs/>
-                <w:lang w:val="en-US"/>
-              </w:rPr>
-              <w:t>defusedxml==0.7.1</w:t>
+            <w:proofErr w:type="spellStart"/>
+            <w:r>
+              <w:rPr>
+                <w:rFonts w:ascii="Source Code Pro" w:eastAsia="Source Code Pro" w:hAnsi="Source Code Pro" w:cs="Source Code Pro"/>
+                <w:b/>
+                <w:bCs/>
+                <w:lang w:val="en-US"/>
+              </w:rPr>
+              <w:t>defusedxml</w:t>
+            </w:r>
+            <w:proofErr w:type="spellEnd"/>
+            <w:r>
+              <w:rPr>
+                <w:rFonts w:ascii="Source Code Pro" w:eastAsia="Source Code Pro" w:hAnsi="Source Code Pro" w:cs="Source Code Pro"/>
+                <w:b/>
+                <w:bCs/>
+                <w:lang w:val="en-US"/>
+              </w:rPr>
+              <w:t>==0.7.1</w:t>
             </w:r>
           </w:p>
           <w:p>
@@ -2520,14 +2759,25 @@
                 <w:lang w:val="en-US"/>
               </w:rPr>
             </w:pPr>
-            <w:r>
-              <w:rPr>
-                <w:rFonts w:ascii="Source Code Pro" w:eastAsia="Source Code Pro" w:hAnsi="Source Code Pro" w:cs="Source Code Pro"/>
-                <w:b/>
-                <w:bCs/>
-                <w:lang w:val="en-US"/>
-              </w:rPr>
-              <w:t>durationpy==0.10</w:t>
+            <w:proofErr w:type="spellStart"/>
+            <w:r>
+              <w:rPr>
+                <w:rFonts w:ascii="Source Code Pro" w:eastAsia="Source Code Pro" w:hAnsi="Source Code Pro" w:cs="Source Code Pro"/>
+                <w:b/>
+                <w:bCs/>
+                <w:lang w:val="en-US"/>
+              </w:rPr>
+              <w:t>durationpy</w:t>
+            </w:r>
+            <w:proofErr w:type="spellEnd"/>
+            <w:r>
+              <w:rPr>
+                <w:rFonts w:ascii="Source Code Pro" w:eastAsia="Source Code Pro" w:hAnsi="Source Code Pro" w:cs="Source Code Pro"/>
+                <w:b/>
+                <w:bCs/>
+                <w:lang w:val="en-US"/>
+              </w:rPr>
+              <w:t>==0.10</w:t>
             </w:r>
           </w:p>
           <w:p>
@@ -2562,140 +2812,217 @@
                 <w:lang w:val="en-US"/>
               </w:rPr>
             </w:pPr>
-            <w:r>
-              <w:rPr>
-                <w:rFonts w:ascii="Source Code Pro" w:eastAsia="Source Code Pro" w:hAnsi="Source Code Pro" w:cs="Source Code Pro"/>
-                <w:b/>
-                <w:bCs/>
-                <w:lang w:val="en-US"/>
-              </w:rPr>
-              <w:t>fastjsonschema==2.21.2</w:t>
-            </w:r>
-          </w:p>
-          <w:p>
-            <w:pPr>
-              <w:widowControl w:val="0"/>
-              <w:spacing w:line="240" w:lineRule="auto"/>
-              <w:rPr>
-                <w:rFonts w:ascii="Source Code Pro" w:eastAsia="Source Code Pro" w:hAnsi="Source Code Pro" w:cs="Source Code Pro"/>
-                <w:b/>
-                <w:bCs/>
-                <w:lang w:val="en-US"/>
-              </w:rPr>
-            </w:pPr>
-            <w:r>
-              <w:rPr>
-                <w:rFonts w:ascii="Source Code Pro" w:eastAsia="Source Code Pro" w:hAnsi="Source Code Pro" w:cs="Source Code Pro"/>
-                <w:b/>
-                <w:bCs/>
-                <w:lang w:val="en-US"/>
-              </w:rPr>
-              <w:t>filelock==3.24.3</w:t>
-            </w:r>
-          </w:p>
-          <w:p>
-            <w:pPr>
-              <w:widowControl w:val="0"/>
-              <w:spacing w:line="240" w:lineRule="auto"/>
-              <w:rPr>
-                <w:rFonts w:ascii="Source Code Pro" w:eastAsia="Source Code Pro" w:hAnsi="Source Code Pro" w:cs="Source Code Pro"/>
-                <w:b/>
-                <w:bCs/>
-                <w:lang w:val="en-US"/>
-              </w:rPr>
-            </w:pPr>
-            <w:r>
-              <w:rPr>
-                <w:rFonts w:ascii="Source Code Pro" w:eastAsia="Source Code Pro" w:hAnsi="Source Code Pro" w:cs="Source Code Pro"/>
-                <w:b/>
-                <w:bCs/>
-                <w:lang w:val="en-US"/>
-              </w:rPr>
-              <w:t>flatbuffers==25.12.19</w:t>
-            </w:r>
-          </w:p>
-          <w:p>
-            <w:pPr>
-              <w:widowControl w:val="0"/>
-              <w:spacing w:line="240" w:lineRule="auto"/>
-              <w:rPr>
-                <w:rFonts w:ascii="Source Code Pro" w:eastAsia="Source Code Pro" w:hAnsi="Source Code Pro" w:cs="Source Code Pro"/>
-                <w:b/>
-                <w:bCs/>
-                <w:lang w:val="en-US"/>
-              </w:rPr>
-            </w:pPr>
-            <w:r>
-              <w:rPr>
-                <w:rFonts w:ascii="Source Code Pro" w:eastAsia="Source Code Pro" w:hAnsi="Source Code Pro" w:cs="Source Code Pro"/>
-                <w:b/>
-                <w:bCs/>
-                <w:lang w:val="en-US"/>
-              </w:rPr>
-              <w:t>fqdn==1.5.1</w:t>
-            </w:r>
-          </w:p>
-          <w:p>
-            <w:pPr>
-              <w:widowControl w:val="0"/>
-              <w:spacing w:line="240" w:lineRule="auto"/>
-              <w:rPr>
-                <w:rFonts w:ascii="Source Code Pro" w:eastAsia="Source Code Pro" w:hAnsi="Source Code Pro" w:cs="Source Code Pro"/>
-                <w:b/>
-                <w:bCs/>
-                <w:lang w:val="en-US"/>
-              </w:rPr>
-            </w:pPr>
-            <w:r>
-              <w:rPr>
-                <w:rFonts w:ascii="Source Code Pro" w:eastAsia="Source Code Pro" w:hAnsi="Source Code Pro" w:cs="Source Code Pro"/>
-                <w:b/>
-                <w:bCs/>
-                <w:lang w:val="en-US"/>
-              </w:rPr>
-              <w:t>fsspec==2026.2.0</w:t>
-            </w:r>
-          </w:p>
-          <w:p>
-            <w:pPr>
-              <w:widowControl w:val="0"/>
-              <w:spacing w:line="240" w:lineRule="auto"/>
-              <w:rPr>
-                <w:rFonts w:ascii="Source Code Pro" w:eastAsia="Source Code Pro" w:hAnsi="Source Code Pro" w:cs="Source Code Pro"/>
-                <w:b/>
-                <w:bCs/>
-                <w:lang w:val="en-US"/>
-              </w:rPr>
-            </w:pPr>
-            <w:r>
-              <w:rPr>
-                <w:rFonts w:ascii="Source Code Pro" w:eastAsia="Source Code Pro" w:hAnsi="Source Code Pro" w:cs="Source Code Pro"/>
-                <w:b/>
-                <w:bCs/>
-                <w:lang w:val="en-US"/>
-              </w:rPr>
-              <w:t>googleapis-common-protos==1.72.0</w:t>
-            </w:r>
-          </w:p>
-          <w:p>
-            <w:pPr>
-              <w:widowControl w:val="0"/>
-              <w:spacing w:line="240" w:lineRule="auto"/>
-              <w:rPr>
-                <w:rFonts w:ascii="Source Code Pro" w:eastAsia="Source Code Pro" w:hAnsi="Source Code Pro" w:cs="Source Code Pro"/>
-                <w:b/>
-                <w:bCs/>
-                <w:lang w:val="en-US"/>
-              </w:rPr>
-            </w:pPr>
-            <w:r>
-              <w:rPr>
-                <w:rFonts w:ascii="Source Code Pro" w:eastAsia="Source Code Pro" w:hAnsi="Source Code Pro" w:cs="Source Code Pro"/>
-                <w:b/>
-                <w:bCs/>
-                <w:lang w:val="en-US"/>
-              </w:rPr>
-              <w:t>grpcio==1.78.0</w:t>
+            <w:proofErr w:type="spellStart"/>
+            <w:r>
+              <w:rPr>
+                <w:rFonts w:ascii="Source Code Pro" w:eastAsia="Source Code Pro" w:hAnsi="Source Code Pro" w:cs="Source Code Pro"/>
+                <w:b/>
+                <w:bCs/>
+                <w:lang w:val="en-US"/>
+              </w:rPr>
+              <w:t>fastjsonschema</w:t>
+            </w:r>
+            <w:proofErr w:type="spellEnd"/>
+            <w:r>
+              <w:rPr>
+                <w:rFonts w:ascii="Source Code Pro" w:eastAsia="Source Code Pro" w:hAnsi="Source Code Pro" w:cs="Source Code Pro"/>
+                <w:b/>
+                <w:bCs/>
+                <w:lang w:val="en-US"/>
+              </w:rPr>
+              <w:t>==2.21.2</w:t>
+            </w:r>
+          </w:p>
+          <w:p>
+            <w:pPr>
+              <w:widowControl w:val="0"/>
+              <w:spacing w:line="240" w:lineRule="auto"/>
+              <w:rPr>
+                <w:rFonts w:ascii="Source Code Pro" w:eastAsia="Source Code Pro" w:hAnsi="Source Code Pro" w:cs="Source Code Pro"/>
+                <w:b/>
+                <w:bCs/>
+                <w:lang w:val="en-US"/>
+              </w:rPr>
+            </w:pPr>
+            <w:proofErr w:type="spellStart"/>
+            <w:r>
+              <w:rPr>
+                <w:rFonts w:ascii="Source Code Pro" w:eastAsia="Source Code Pro" w:hAnsi="Source Code Pro" w:cs="Source Code Pro"/>
+                <w:b/>
+                <w:bCs/>
+                <w:lang w:val="en-US"/>
+              </w:rPr>
+              <w:t>filelock</w:t>
+            </w:r>
+            <w:proofErr w:type="spellEnd"/>
+            <w:r>
+              <w:rPr>
+                <w:rFonts w:ascii="Source Code Pro" w:eastAsia="Source Code Pro" w:hAnsi="Source Code Pro" w:cs="Source Code Pro"/>
+                <w:b/>
+                <w:bCs/>
+                <w:lang w:val="en-US"/>
+              </w:rPr>
+              <w:t>==3.24.3</w:t>
+            </w:r>
+          </w:p>
+          <w:p>
+            <w:pPr>
+              <w:widowControl w:val="0"/>
+              <w:spacing w:line="240" w:lineRule="auto"/>
+              <w:rPr>
+                <w:rFonts w:ascii="Source Code Pro" w:eastAsia="Source Code Pro" w:hAnsi="Source Code Pro" w:cs="Source Code Pro"/>
+                <w:b/>
+                <w:bCs/>
+                <w:lang w:val="en-US"/>
+              </w:rPr>
+            </w:pPr>
+            <w:proofErr w:type="spellStart"/>
+            <w:r>
+              <w:rPr>
+                <w:rFonts w:ascii="Source Code Pro" w:eastAsia="Source Code Pro" w:hAnsi="Source Code Pro" w:cs="Source Code Pro"/>
+                <w:b/>
+                <w:bCs/>
+                <w:lang w:val="en-US"/>
+              </w:rPr>
+              <w:t>flatbuffers</w:t>
+            </w:r>
+            <w:proofErr w:type="spellEnd"/>
+            <w:r>
+              <w:rPr>
+                <w:rFonts w:ascii="Source Code Pro" w:eastAsia="Source Code Pro" w:hAnsi="Source Code Pro" w:cs="Source Code Pro"/>
+                <w:b/>
+                <w:bCs/>
+                <w:lang w:val="en-US"/>
+              </w:rPr>
+              <w:t>==25.12.19</w:t>
+            </w:r>
+          </w:p>
+          <w:p>
+            <w:pPr>
+              <w:widowControl w:val="0"/>
+              <w:spacing w:line="240" w:lineRule="auto"/>
+              <w:rPr>
+                <w:rFonts w:ascii="Source Code Pro" w:eastAsia="Source Code Pro" w:hAnsi="Source Code Pro" w:cs="Source Code Pro"/>
+                <w:b/>
+                <w:bCs/>
+                <w:lang w:val="en-US"/>
+              </w:rPr>
+            </w:pPr>
+            <w:proofErr w:type="spellStart"/>
+            <w:r>
+              <w:rPr>
+                <w:rFonts w:ascii="Source Code Pro" w:eastAsia="Source Code Pro" w:hAnsi="Source Code Pro" w:cs="Source Code Pro"/>
+                <w:b/>
+                <w:bCs/>
+                <w:lang w:val="en-US"/>
+              </w:rPr>
+              <w:t>fqdn</w:t>
+            </w:r>
+            <w:proofErr w:type="spellEnd"/>
+            <w:r>
+              <w:rPr>
+                <w:rFonts w:ascii="Source Code Pro" w:eastAsia="Source Code Pro" w:hAnsi="Source Code Pro" w:cs="Source Code Pro"/>
+                <w:b/>
+                <w:bCs/>
+                <w:lang w:val="en-US"/>
+              </w:rPr>
+              <w:t>==1.5.1</w:t>
+            </w:r>
+          </w:p>
+          <w:p>
+            <w:pPr>
+              <w:widowControl w:val="0"/>
+              <w:spacing w:line="240" w:lineRule="auto"/>
+              <w:rPr>
+                <w:rFonts w:ascii="Source Code Pro" w:eastAsia="Source Code Pro" w:hAnsi="Source Code Pro" w:cs="Source Code Pro"/>
+                <w:b/>
+                <w:bCs/>
+                <w:lang w:val="en-US"/>
+              </w:rPr>
+            </w:pPr>
+            <w:proofErr w:type="spellStart"/>
+            <w:r>
+              <w:rPr>
+                <w:rFonts w:ascii="Source Code Pro" w:eastAsia="Source Code Pro" w:hAnsi="Source Code Pro" w:cs="Source Code Pro"/>
+                <w:b/>
+                <w:bCs/>
+                <w:lang w:val="en-US"/>
+              </w:rPr>
+              <w:t>fsspec</w:t>
+            </w:r>
+            <w:proofErr w:type="spellEnd"/>
+            <w:r>
+              <w:rPr>
+                <w:rFonts w:ascii="Source Code Pro" w:eastAsia="Source Code Pro" w:hAnsi="Source Code Pro" w:cs="Source Code Pro"/>
+                <w:b/>
+                <w:bCs/>
+                <w:lang w:val="en-US"/>
+              </w:rPr>
+              <w:t>==2026.2.0</w:t>
+            </w:r>
+          </w:p>
+          <w:p>
+            <w:pPr>
+              <w:widowControl w:val="0"/>
+              <w:spacing w:line="240" w:lineRule="auto"/>
+              <w:rPr>
+                <w:rFonts w:ascii="Source Code Pro" w:eastAsia="Source Code Pro" w:hAnsi="Source Code Pro" w:cs="Source Code Pro"/>
+                <w:b/>
+                <w:bCs/>
+                <w:lang w:val="en-US"/>
+              </w:rPr>
+            </w:pPr>
+            <w:proofErr w:type="spellStart"/>
+            <w:r>
+              <w:rPr>
+                <w:rFonts w:ascii="Source Code Pro" w:eastAsia="Source Code Pro" w:hAnsi="Source Code Pro" w:cs="Source Code Pro"/>
+                <w:b/>
+                <w:bCs/>
+                <w:lang w:val="en-US"/>
+              </w:rPr>
+              <w:t>googleapis</w:t>
+            </w:r>
+            <w:proofErr w:type="spellEnd"/>
+            <w:r>
+              <w:rPr>
+                <w:rFonts w:ascii="Source Code Pro" w:eastAsia="Source Code Pro" w:hAnsi="Source Code Pro" w:cs="Source Code Pro"/>
+                <w:b/>
+                <w:bCs/>
+                <w:lang w:val="en-US"/>
+              </w:rPr>
+              <w:t>-common-protos==1.72.0</w:t>
+            </w:r>
+          </w:p>
+          <w:p>
+            <w:pPr>
+              <w:widowControl w:val="0"/>
+              <w:spacing w:line="240" w:lineRule="auto"/>
+              <w:rPr>
+                <w:rFonts w:ascii="Source Code Pro" w:eastAsia="Source Code Pro" w:hAnsi="Source Code Pro" w:cs="Source Code Pro"/>
+                <w:b/>
+                <w:bCs/>
+                <w:lang w:val="en-US"/>
+              </w:rPr>
+            </w:pPr>
+            <w:proofErr w:type="spellStart"/>
+            <w:r>
+              <w:rPr>
+                <w:rFonts w:ascii="Source Code Pro" w:eastAsia="Source Code Pro" w:hAnsi="Source Code Pro" w:cs="Source Code Pro"/>
+                <w:b/>
+                <w:bCs/>
+                <w:lang w:val="en-US"/>
+              </w:rPr>
+              <w:t>grpcio</w:t>
+            </w:r>
+            <w:proofErr w:type="spellEnd"/>
+            <w:r>
+              <w:rPr>
+                <w:rFonts w:ascii="Source Code Pro" w:eastAsia="Source Code Pro" w:hAnsi="Source Code Pro" w:cs="Source Code Pro"/>
+                <w:b/>
+                <w:bCs/>
+                <w:lang w:val="en-US"/>
+              </w:rPr>
+              <w:t>==1.78.0</w:t>
             </w:r>
           </w:p>
           <w:p>
@@ -2737,146 +3064,233 @@
                 <w:bCs/>
                 <w:lang w:val="en-US"/>
               </w:rPr>
-              <w:t>hf-xet==1.2.0</w:t>
-            </w:r>
-          </w:p>
-          <w:p>
-            <w:pPr>
-              <w:widowControl w:val="0"/>
-              <w:spacing w:line="240" w:lineRule="auto"/>
-              <w:rPr>
-                <w:rFonts w:ascii="Source Code Pro" w:eastAsia="Source Code Pro" w:hAnsi="Source Code Pro" w:cs="Source Code Pro"/>
-                <w:b/>
-                <w:bCs/>
-                <w:lang w:val="en-US"/>
-              </w:rPr>
-            </w:pPr>
-            <w:r>
-              <w:rPr>
-                <w:rFonts w:ascii="Source Code Pro" w:eastAsia="Source Code Pro" w:hAnsi="Source Code Pro" w:cs="Source Code Pro"/>
-                <w:b/>
-                <w:bCs/>
-                <w:lang w:val="en-US"/>
-              </w:rPr>
-              <w:t>httpcore==1.0.9</w:t>
-            </w:r>
-          </w:p>
-          <w:p>
-            <w:pPr>
-              <w:widowControl w:val="0"/>
-              <w:spacing w:line="240" w:lineRule="auto"/>
-              <w:rPr>
-                <w:rFonts w:ascii="Source Code Pro" w:eastAsia="Source Code Pro" w:hAnsi="Source Code Pro" w:cs="Source Code Pro"/>
-                <w:b/>
-                <w:bCs/>
-                <w:lang w:val="en-US"/>
-              </w:rPr>
-            </w:pPr>
-            <w:r>
-              <w:rPr>
-                <w:rFonts w:ascii="Source Code Pro" w:eastAsia="Source Code Pro" w:hAnsi="Source Code Pro" w:cs="Source Code Pro"/>
-                <w:b/>
-                <w:bCs/>
-                <w:lang w:val="en-US"/>
-              </w:rPr>
-              <w:t>httptools==0.7.1</w:t>
-            </w:r>
-          </w:p>
-          <w:p>
-            <w:pPr>
-              <w:widowControl w:val="0"/>
-              <w:spacing w:line="240" w:lineRule="auto"/>
-              <w:rPr>
-                <w:rFonts w:ascii="Source Code Pro" w:eastAsia="Source Code Pro" w:hAnsi="Source Code Pro" w:cs="Source Code Pro"/>
-                <w:b/>
-                <w:bCs/>
-                <w:lang w:val="en-US"/>
-              </w:rPr>
-            </w:pPr>
-            <w:r>
-              <w:rPr>
-                <w:rFonts w:ascii="Source Code Pro" w:eastAsia="Source Code Pro" w:hAnsi="Source Code Pro" w:cs="Source Code Pro"/>
-                <w:b/>
-                <w:bCs/>
-                <w:lang w:val="en-US"/>
-              </w:rPr>
-              <w:t>httpx==0.28.1</w:t>
-            </w:r>
-          </w:p>
-          <w:p>
-            <w:pPr>
-              <w:widowControl w:val="0"/>
-              <w:spacing w:line="240" w:lineRule="auto"/>
-              <w:rPr>
-                <w:rFonts w:ascii="Source Code Pro" w:eastAsia="Source Code Pro" w:hAnsi="Source Code Pro" w:cs="Source Code Pro"/>
-                <w:b/>
-                <w:bCs/>
-                <w:lang w:val="en-US"/>
-              </w:rPr>
-            </w:pPr>
-            <w:r>
-              <w:rPr>
-                <w:rFonts w:ascii="Source Code Pro" w:eastAsia="Source Code Pro" w:hAnsi="Source Code Pro" w:cs="Source Code Pro"/>
-                <w:b/>
-                <w:bCs/>
-                <w:lang w:val="en-US"/>
-              </w:rPr>
-              <w:t>huggingface_hub==1.4.1</w:t>
-            </w:r>
-          </w:p>
-          <w:p>
-            <w:pPr>
-              <w:widowControl w:val="0"/>
-              <w:spacing w:line="240" w:lineRule="auto"/>
-              <w:rPr>
-                <w:rFonts w:ascii="Source Code Pro" w:eastAsia="Source Code Pro" w:hAnsi="Source Code Pro" w:cs="Source Code Pro"/>
-                <w:b/>
-                <w:bCs/>
-                <w:lang w:val="en-US"/>
-              </w:rPr>
-            </w:pPr>
-            <w:r>
-              <w:rPr>
-                <w:rFonts w:ascii="Source Code Pro" w:eastAsia="Source Code Pro" w:hAnsi="Source Code Pro" w:cs="Source Code Pro"/>
-                <w:b/>
-                <w:bCs/>
-                <w:lang w:val="en-US"/>
-              </w:rPr>
-              <w:t>idna==3.11</w:t>
-            </w:r>
-          </w:p>
-          <w:p>
-            <w:pPr>
-              <w:widowControl w:val="0"/>
-              <w:spacing w:line="240" w:lineRule="auto"/>
-              <w:rPr>
-                <w:rFonts w:ascii="Source Code Pro" w:eastAsia="Source Code Pro" w:hAnsi="Source Code Pro" w:cs="Source Code Pro"/>
-                <w:b/>
-                <w:bCs/>
-                <w:lang w:val="en-US"/>
-              </w:rPr>
-            </w:pPr>
-            <w:r>
-              <w:rPr>
-                <w:rFonts w:ascii="Source Code Pro" w:eastAsia="Source Code Pro" w:hAnsi="Source Code Pro" w:cs="Source Code Pro"/>
-                <w:b/>
-                <w:bCs/>
-                <w:lang w:val="en-US"/>
-              </w:rPr>
-              <w:t>importlib_metadata==8.7.1</w:t>
-            </w:r>
-          </w:p>
-          <w:p>
-            <w:pPr>
-              <w:widowControl w:val="0"/>
-              <w:spacing w:line="240" w:lineRule="auto"/>
-              <w:rPr>
-                <w:rFonts w:ascii="Source Code Pro" w:eastAsia="Source Code Pro" w:hAnsi="Source Code Pro" w:cs="Source Code Pro"/>
-                <w:b/>
-                <w:bCs/>
-                <w:lang w:val="en-US"/>
-              </w:rPr>
-            </w:pPr>
+              <w:t>hf-</w:t>
+            </w:r>
+            <w:proofErr w:type="spellStart"/>
+            <w:r>
+              <w:rPr>
+                <w:rFonts w:ascii="Source Code Pro" w:eastAsia="Source Code Pro" w:hAnsi="Source Code Pro" w:cs="Source Code Pro"/>
+                <w:b/>
+                <w:bCs/>
+                <w:lang w:val="en-US"/>
+              </w:rPr>
+              <w:t>xet</w:t>
+            </w:r>
+            <w:proofErr w:type="spellEnd"/>
+            <w:r>
+              <w:rPr>
+                <w:rFonts w:ascii="Source Code Pro" w:eastAsia="Source Code Pro" w:hAnsi="Source Code Pro" w:cs="Source Code Pro"/>
+                <w:b/>
+                <w:bCs/>
+                <w:lang w:val="en-US"/>
+              </w:rPr>
+              <w:t>==1.2.0</w:t>
+            </w:r>
+          </w:p>
+          <w:p>
+            <w:pPr>
+              <w:widowControl w:val="0"/>
+              <w:spacing w:line="240" w:lineRule="auto"/>
+              <w:rPr>
+                <w:rFonts w:ascii="Source Code Pro" w:eastAsia="Source Code Pro" w:hAnsi="Source Code Pro" w:cs="Source Code Pro"/>
+                <w:b/>
+                <w:bCs/>
+                <w:lang w:val="en-US"/>
+              </w:rPr>
+            </w:pPr>
+            <w:proofErr w:type="spellStart"/>
+            <w:r>
+              <w:rPr>
+                <w:rFonts w:ascii="Source Code Pro" w:eastAsia="Source Code Pro" w:hAnsi="Source Code Pro" w:cs="Source Code Pro"/>
+                <w:b/>
+                <w:bCs/>
+                <w:lang w:val="en-US"/>
+              </w:rPr>
+              <w:t>httpcore</w:t>
+            </w:r>
+            <w:proofErr w:type="spellEnd"/>
+            <w:r>
+              <w:rPr>
+                <w:rFonts w:ascii="Source Code Pro" w:eastAsia="Source Code Pro" w:hAnsi="Source Code Pro" w:cs="Source Code Pro"/>
+                <w:b/>
+                <w:bCs/>
+                <w:lang w:val="en-US"/>
+              </w:rPr>
+              <w:t>==1.0.9</w:t>
+            </w:r>
+          </w:p>
+          <w:p>
+            <w:pPr>
+              <w:widowControl w:val="0"/>
+              <w:spacing w:line="240" w:lineRule="auto"/>
+              <w:rPr>
+                <w:rFonts w:ascii="Source Code Pro" w:eastAsia="Source Code Pro" w:hAnsi="Source Code Pro" w:cs="Source Code Pro"/>
+                <w:b/>
+                <w:bCs/>
+                <w:lang w:val="en-US"/>
+              </w:rPr>
+            </w:pPr>
+            <w:proofErr w:type="spellStart"/>
+            <w:r>
+              <w:rPr>
+                <w:rFonts w:ascii="Source Code Pro" w:eastAsia="Source Code Pro" w:hAnsi="Source Code Pro" w:cs="Source Code Pro"/>
+                <w:b/>
+                <w:bCs/>
+                <w:lang w:val="en-US"/>
+              </w:rPr>
+              <w:t>httptools</w:t>
+            </w:r>
+            <w:proofErr w:type="spellEnd"/>
+            <w:r>
+              <w:rPr>
+                <w:rFonts w:ascii="Source Code Pro" w:eastAsia="Source Code Pro" w:hAnsi="Source Code Pro" w:cs="Source Code Pro"/>
+                <w:b/>
+                <w:bCs/>
+                <w:lang w:val="en-US"/>
+              </w:rPr>
+              <w:t>==0.7.1</w:t>
+            </w:r>
+          </w:p>
+          <w:p>
+            <w:pPr>
+              <w:widowControl w:val="0"/>
+              <w:spacing w:line="240" w:lineRule="auto"/>
+              <w:rPr>
+                <w:rFonts w:ascii="Source Code Pro" w:eastAsia="Source Code Pro" w:hAnsi="Source Code Pro" w:cs="Source Code Pro"/>
+                <w:b/>
+                <w:bCs/>
+                <w:lang w:val="en-US"/>
+              </w:rPr>
+            </w:pPr>
+            <w:proofErr w:type="spellStart"/>
+            <w:r>
+              <w:rPr>
+                <w:rFonts w:ascii="Source Code Pro" w:eastAsia="Source Code Pro" w:hAnsi="Source Code Pro" w:cs="Source Code Pro"/>
+                <w:b/>
+                <w:bCs/>
+                <w:lang w:val="en-US"/>
+              </w:rPr>
+              <w:t>httpx</w:t>
+            </w:r>
+            <w:proofErr w:type="spellEnd"/>
+            <w:r>
+              <w:rPr>
+                <w:rFonts w:ascii="Source Code Pro" w:eastAsia="Source Code Pro" w:hAnsi="Source Code Pro" w:cs="Source Code Pro"/>
+                <w:b/>
+                <w:bCs/>
+                <w:lang w:val="en-US"/>
+              </w:rPr>
+              <w:t>==0.28.1</w:t>
+            </w:r>
+          </w:p>
+          <w:p>
+            <w:pPr>
+              <w:widowControl w:val="0"/>
+              <w:spacing w:line="240" w:lineRule="auto"/>
+              <w:rPr>
+                <w:rFonts w:ascii="Source Code Pro" w:eastAsia="Source Code Pro" w:hAnsi="Source Code Pro" w:cs="Source Code Pro"/>
+                <w:b/>
+                <w:bCs/>
+                <w:lang w:val="en-US"/>
+              </w:rPr>
+            </w:pPr>
+            <w:proofErr w:type="spellStart"/>
+            <w:r>
+              <w:rPr>
+                <w:rFonts w:ascii="Source Code Pro" w:eastAsia="Source Code Pro" w:hAnsi="Source Code Pro" w:cs="Source Code Pro"/>
+                <w:b/>
+                <w:bCs/>
+                <w:lang w:val="en-US"/>
+              </w:rPr>
+              <w:t>huggingface_hub</w:t>
+            </w:r>
+            <w:proofErr w:type="spellEnd"/>
+            <w:r>
+              <w:rPr>
+                <w:rFonts w:ascii="Source Code Pro" w:eastAsia="Source Code Pro" w:hAnsi="Source Code Pro" w:cs="Source Code Pro"/>
+                <w:b/>
+                <w:bCs/>
+                <w:lang w:val="en-US"/>
+              </w:rPr>
+              <w:t>==1.4.1</w:t>
+            </w:r>
+          </w:p>
+          <w:p>
+            <w:pPr>
+              <w:widowControl w:val="0"/>
+              <w:spacing w:line="240" w:lineRule="auto"/>
+              <w:rPr>
+                <w:rFonts w:ascii="Source Code Pro" w:eastAsia="Source Code Pro" w:hAnsi="Source Code Pro" w:cs="Source Code Pro"/>
+                <w:b/>
+                <w:bCs/>
+                <w:lang w:val="en-US"/>
+              </w:rPr>
+            </w:pPr>
+            <w:proofErr w:type="spellStart"/>
+            <w:r>
+              <w:rPr>
+                <w:rFonts w:ascii="Source Code Pro" w:eastAsia="Source Code Pro" w:hAnsi="Source Code Pro" w:cs="Source Code Pro"/>
+                <w:b/>
+                <w:bCs/>
+                <w:lang w:val="en-US"/>
+              </w:rPr>
+              <w:t>idna</w:t>
+            </w:r>
+            <w:proofErr w:type="spellEnd"/>
+            <w:r>
+              <w:rPr>
+                <w:rFonts w:ascii="Source Code Pro" w:eastAsia="Source Code Pro" w:hAnsi="Source Code Pro" w:cs="Source Code Pro"/>
+                <w:b/>
+                <w:bCs/>
+                <w:lang w:val="en-US"/>
+              </w:rPr>
+              <w:t>==3.11</w:t>
+            </w:r>
+          </w:p>
+          <w:p>
+            <w:pPr>
+              <w:widowControl w:val="0"/>
+              <w:spacing w:line="240" w:lineRule="auto"/>
+              <w:rPr>
+                <w:rFonts w:ascii="Source Code Pro" w:eastAsia="Source Code Pro" w:hAnsi="Source Code Pro" w:cs="Source Code Pro"/>
+                <w:b/>
+                <w:bCs/>
+                <w:lang w:val="en-US"/>
+              </w:rPr>
+            </w:pPr>
+            <w:proofErr w:type="spellStart"/>
+            <w:r>
+              <w:rPr>
+                <w:rFonts w:ascii="Source Code Pro" w:eastAsia="Source Code Pro" w:hAnsi="Source Code Pro" w:cs="Source Code Pro"/>
+                <w:b/>
+                <w:bCs/>
+                <w:lang w:val="en-US"/>
+              </w:rPr>
+              <w:t>importlib_metadata</w:t>
+            </w:r>
+            <w:proofErr w:type="spellEnd"/>
+            <w:r>
+              <w:rPr>
+                <w:rFonts w:ascii="Source Code Pro" w:eastAsia="Source Code Pro" w:hAnsi="Source Code Pro" w:cs="Source Code Pro"/>
+                <w:b/>
+                <w:bCs/>
+                <w:lang w:val="en-US"/>
+              </w:rPr>
+              <w:t>==8.7.1</w:t>
+            </w:r>
+          </w:p>
+          <w:p>
+            <w:pPr>
+              <w:widowControl w:val="0"/>
+              <w:spacing w:line="240" w:lineRule="auto"/>
+              <w:rPr>
+                <w:rFonts w:ascii="Source Code Pro" w:eastAsia="Source Code Pro" w:hAnsi="Source Code Pro" w:cs="Source Code Pro"/>
+                <w:b/>
+                <w:bCs/>
+                <w:lang w:val="en-US"/>
+              </w:rPr>
+            </w:pPr>
+            <w:proofErr w:type="spellStart"/>
             <w:r>
               <w:rPr>
                 <w:rFonts w:ascii="Source Code Pro" w:eastAsia="Source Code Pro" w:hAnsi="Source Code Pro" w:cs="Source Code Pro"/>
@@ -2885,112 +3299,177 @@
                 <w:lang w:val="en-US"/>
               </w:rPr>
               <w:lastRenderedPageBreak/>
-              <w:t>importlib_resources==6.5.2</w:t>
-            </w:r>
-          </w:p>
-          <w:p>
-            <w:pPr>
-              <w:widowControl w:val="0"/>
-              <w:spacing w:line="240" w:lineRule="auto"/>
-              <w:rPr>
-                <w:rFonts w:ascii="Source Code Pro" w:eastAsia="Source Code Pro" w:hAnsi="Source Code Pro" w:cs="Source Code Pro"/>
-                <w:b/>
-                <w:bCs/>
-                <w:lang w:val="en-US"/>
-              </w:rPr>
-            </w:pPr>
-            <w:r>
-              <w:rPr>
-                <w:rFonts w:ascii="Source Code Pro" w:eastAsia="Source Code Pro" w:hAnsi="Source Code Pro" w:cs="Source Code Pro"/>
-                <w:b/>
-                <w:bCs/>
-                <w:lang w:val="en-US"/>
-              </w:rPr>
-              <w:t>ipykernel==7.2.0</w:t>
-            </w:r>
-          </w:p>
-          <w:p>
-            <w:pPr>
-              <w:widowControl w:val="0"/>
-              <w:spacing w:line="240" w:lineRule="auto"/>
-              <w:rPr>
-                <w:rFonts w:ascii="Source Code Pro" w:eastAsia="Source Code Pro" w:hAnsi="Source Code Pro" w:cs="Source Code Pro"/>
-                <w:b/>
-                <w:bCs/>
-                <w:lang w:val="en-US"/>
-              </w:rPr>
-            </w:pPr>
-            <w:r>
-              <w:rPr>
-                <w:rFonts w:ascii="Source Code Pro" w:eastAsia="Source Code Pro" w:hAnsi="Source Code Pro" w:cs="Source Code Pro"/>
-                <w:b/>
-                <w:bCs/>
-                <w:lang w:val="en-US"/>
-              </w:rPr>
-              <w:t>ipython==9.10.0</w:t>
-            </w:r>
-          </w:p>
-          <w:p>
-            <w:pPr>
-              <w:widowControl w:val="0"/>
-              <w:spacing w:line="240" w:lineRule="auto"/>
-              <w:rPr>
-                <w:rFonts w:ascii="Source Code Pro" w:eastAsia="Source Code Pro" w:hAnsi="Source Code Pro" w:cs="Source Code Pro"/>
-                <w:b/>
-                <w:bCs/>
-                <w:lang w:val="en-US"/>
-              </w:rPr>
-            </w:pPr>
-            <w:r>
-              <w:rPr>
-                <w:rFonts w:ascii="Source Code Pro" w:eastAsia="Source Code Pro" w:hAnsi="Source Code Pro" w:cs="Source Code Pro"/>
-                <w:b/>
-                <w:bCs/>
-                <w:lang w:val="en-US"/>
-              </w:rPr>
-              <w:t>ipython_pygments_lexers==1.1.1</w:t>
-            </w:r>
-          </w:p>
-          <w:p>
-            <w:pPr>
-              <w:widowControl w:val="0"/>
-              <w:spacing w:line="240" w:lineRule="auto"/>
-              <w:rPr>
-                <w:rFonts w:ascii="Source Code Pro" w:eastAsia="Source Code Pro" w:hAnsi="Source Code Pro" w:cs="Source Code Pro"/>
-                <w:b/>
-                <w:bCs/>
-                <w:lang w:val="en-US"/>
-              </w:rPr>
-            </w:pPr>
-            <w:r>
-              <w:rPr>
-                <w:rFonts w:ascii="Source Code Pro" w:eastAsia="Source Code Pro" w:hAnsi="Source Code Pro" w:cs="Source Code Pro"/>
-                <w:b/>
-                <w:bCs/>
-                <w:lang w:val="en-US"/>
-              </w:rPr>
-              <w:t>ipywidgets==8.1.8</w:t>
-            </w:r>
-          </w:p>
-          <w:p>
-            <w:pPr>
-              <w:widowControl w:val="0"/>
-              <w:spacing w:line="240" w:lineRule="auto"/>
-              <w:rPr>
-                <w:rFonts w:ascii="Source Code Pro" w:eastAsia="Source Code Pro" w:hAnsi="Source Code Pro" w:cs="Source Code Pro"/>
-                <w:b/>
-                <w:bCs/>
-                <w:lang w:val="en-US"/>
-              </w:rPr>
-            </w:pPr>
-            <w:r>
-              <w:rPr>
-                <w:rFonts w:ascii="Source Code Pro" w:eastAsia="Source Code Pro" w:hAnsi="Source Code Pro" w:cs="Source Code Pro"/>
-                <w:b/>
-                <w:bCs/>
-                <w:lang w:val="en-US"/>
-              </w:rPr>
-              <w:t>isoduration==20.11.0</w:t>
+              <w:t>importlib_resources</w:t>
+            </w:r>
+            <w:proofErr w:type="spellEnd"/>
+            <w:r>
+              <w:rPr>
+                <w:rFonts w:ascii="Source Code Pro" w:eastAsia="Source Code Pro" w:hAnsi="Source Code Pro" w:cs="Source Code Pro"/>
+                <w:b/>
+                <w:bCs/>
+                <w:lang w:val="en-US"/>
+              </w:rPr>
+              <w:t>==6.5.2</w:t>
+            </w:r>
+          </w:p>
+          <w:p>
+            <w:pPr>
+              <w:widowControl w:val="0"/>
+              <w:spacing w:line="240" w:lineRule="auto"/>
+              <w:rPr>
+                <w:rFonts w:ascii="Source Code Pro" w:eastAsia="Source Code Pro" w:hAnsi="Source Code Pro" w:cs="Source Code Pro"/>
+                <w:b/>
+                <w:bCs/>
+                <w:lang w:val="en-US"/>
+              </w:rPr>
+            </w:pPr>
+            <w:proofErr w:type="spellStart"/>
+            <w:r>
+              <w:rPr>
+                <w:rFonts w:ascii="Source Code Pro" w:eastAsia="Source Code Pro" w:hAnsi="Source Code Pro" w:cs="Source Code Pro"/>
+                <w:b/>
+                <w:bCs/>
+                <w:lang w:val="en-US"/>
+              </w:rPr>
+              <w:t>ipykernel</w:t>
+            </w:r>
+            <w:proofErr w:type="spellEnd"/>
+            <w:r>
+              <w:rPr>
+                <w:rFonts w:ascii="Source Code Pro" w:eastAsia="Source Code Pro" w:hAnsi="Source Code Pro" w:cs="Source Code Pro"/>
+                <w:b/>
+                <w:bCs/>
+                <w:lang w:val="en-US"/>
+              </w:rPr>
+              <w:t>==7.2.0</w:t>
+            </w:r>
+          </w:p>
+          <w:p>
+            <w:pPr>
+              <w:widowControl w:val="0"/>
+              <w:spacing w:line="240" w:lineRule="auto"/>
+              <w:rPr>
+                <w:rFonts w:ascii="Source Code Pro" w:eastAsia="Source Code Pro" w:hAnsi="Source Code Pro" w:cs="Source Code Pro"/>
+                <w:b/>
+                <w:bCs/>
+                <w:lang w:val="en-US"/>
+              </w:rPr>
+            </w:pPr>
+            <w:proofErr w:type="spellStart"/>
+            <w:r>
+              <w:rPr>
+                <w:rFonts w:ascii="Source Code Pro" w:eastAsia="Source Code Pro" w:hAnsi="Source Code Pro" w:cs="Source Code Pro"/>
+                <w:b/>
+                <w:bCs/>
+                <w:lang w:val="en-US"/>
+              </w:rPr>
+              <w:t>ipython</w:t>
+            </w:r>
+            <w:proofErr w:type="spellEnd"/>
+            <w:r>
+              <w:rPr>
+                <w:rFonts w:ascii="Source Code Pro" w:eastAsia="Source Code Pro" w:hAnsi="Source Code Pro" w:cs="Source Code Pro"/>
+                <w:b/>
+                <w:bCs/>
+                <w:lang w:val="en-US"/>
+              </w:rPr>
+              <w:t>==9.10.0</w:t>
+            </w:r>
+          </w:p>
+          <w:p>
+            <w:pPr>
+              <w:widowControl w:val="0"/>
+              <w:spacing w:line="240" w:lineRule="auto"/>
+              <w:rPr>
+                <w:rFonts w:ascii="Source Code Pro" w:eastAsia="Source Code Pro" w:hAnsi="Source Code Pro" w:cs="Source Code Pro"/>
+                <w:b/>
+                <w:bCs/>
+                <w:lang w:val="en-US"/>
+              </w:rPr>
+            </w:pPr>
+            <w:proofErr w:type="spellStart"/>
+            <w:r>
+              <w:rPr>
+                <w:rFonts w:ascii="Source Code Pro" w:eastAsia="Source Code Pro" w:hAnsi="Source Code Pro" w:cs="Source Code Pro"/>
+                <w:b/>
+                <w:bCs/>
+                <w:lang w:val="en-US"/>
+              </w:rPr>
+              <w:t>ipython_pygments_lexers</w:t>
+            </w:r>
+            <w:proofErr w:type="spellEnd"/>
+            <w:r>
+              <w:rPr>
+                <w:rFonts w:ascii="Source Code Pro" w:eastAsia="Source Code Pro" w:hAnsi="Source Code Pro" w:cs="Source Code Pro"/>
+                <w:b/>
+                <w:bCs/>
+                <w:lang w:val="en-US"/>
+              </w:rPr>
+              <w:t>==1.1.1</w:t>
+            </w:r>
+          </w:p>
+          <w:p>
+            <w:pPr>
+              <w:widowControl w:val="0"/>
+              <w:spacing w:line="240" w:lineRule="auto"/>
+              <w:rPr>
+                <w:rFonts w:ascii="Source Code Pro" w:eastAsia="Source Code Pro" w:hAnsi="Source Code Pro" w:cs="Source Code Pro"/>
+                <w:b/>
+                <w:bCs/>
+                <w:lang w:val="en-US"/>
+              </w:rPr>
+            </w:pPr>
+            <w:proofErr w:type="spellStart"/>
+            <w:r>
+              <w:rPr>
+                <w:rFonts w:ascii="Source Code Pro" w:eastAsia="Source Code Pro" w:hAnsi="Source Code Pro" w:cs="Source Code Pro"/>
+                <w:b/>
+                <w:bCs/>
+                <w:lang w:val="en-US"/>
+              </w:rPr>
+              <w:t>ipywidgets</w:t>
+            </w:r>
+            <w:proofErr w:type="spellEnd"/>
+            <w:r>
+              <w:rPr>
+                <w:rFonts w:ascii="Source Code Pro" w:eastAsia="Source Code Pro" w:hAnsi="Source Code Pro" w:cs="Source Code Pro"/>
+                <w:b/>
+                <w:bCs/>
+                <w:lang w:val="en-US"/>
+              </w:rPr>
+              <w:t>==8.1.8</w:t>
+            </w:r>
+          </w:p>
+          <w:p>
+            <w:pPr>
+              <w:widowControl w:val="0"/>
+              <w:spacing w:line="240" w:lineRule="auto"/>
+              <w:rPr>
+                <w:rFonts w:ascii="Source Code Pro" w:eastAsia="Source Code Pro" w:hAnsi="Source Code Pro" w:cs="Source Code Pro"/>
+                <w:b/>
+                <w:bCs/>
+                <w:lang w:val="en-US"/>
+              </w:rPr>
+            </w:pPr>
+            <w:proofErr w:type="spellStart"/>
+            <w:r>
+              <w:rPr>
+                <w:rFonts w:ascii="Source Code Pro" w:eastAsia="Source Code Pro" w:hAnsi="Source Code Pro" w:cs="Source Code Pro"/>
+                <w:b/>
+                <w:bCs/>
+                <w:lang w:val="en-US"/>
+              </w:rPr>
+              <w:t>isoduration</w:t>
+            </w:r>
+            <w:proofErr w:type="spellEnd"/>
+            <w:r>
+              <w:rPr>
+                <w:rFonts w:ascii="Source Code Pro" w:eastAsia="Source Code Pro" w:hAnsi="Source Code Pro" w:cs="Source Code Pro"/>
+                <w:b/>
+                <w:bCs/>
+                <w:lang w:val="en-US"/>
+              </w:rPr>
+              <w:t>==20.11.0</w:t>
             </w:r>
           </w:p>
           <w:p>
@@ -3046,14 +3525,25 @@
                 <w:lang w:val="en-US"/>
               </w:rPr>
             </w:pPr>
-            <w:r>
-              <w:rPr>
-                <w:rFonts w:ascii="Source Code Pro" w:eastAsia="Source Code Pro" w:hAnsi="Source Code Pro" w:cs="Source Code Pro"/>
-                <w:b/>
-                <w:bCs/>
-                <w:lang w:val="en-US"/>
-              </w:rPr>
-              <w:t>joblib==1.5.3</w:t>
+            <w:proofErr w:type="spellStart"/>
+            <w:r>
+              <w:rPr>
+                <w:rFonts w:ascii="Source Code Pro" w:eastAsia="Source Code Pro" w:hAnsi="Source Code Pro" w:cs="Source Code Pro"/>
+                <w:b/>
+                <w:bCs/>
+                <w:lang w:val="en-US"/>
+              </w:rPr>
+              <w:t>joblib</w:t>
+            </w:r>
+            <w:proofErr w:type="spellEnd"/>
+            <w:r>
+              <w:rPr>
+                <w:rFonts w:ascii="Source Code Pro" w:eastAsia="Source Code Pro" w:hAnsi="Source Code Pro" w:cs="Source Code Pro"/>
+                <w:b/>
+                <w:bCs/>
+                <w:lang w:val="en-US"/>
+              </w:rPr>
+              <w:t>==1.5.3</w:t>
             </w:r>
           </w:p>
           <w:p>
@@ -3088,287 +3578,441 @@
                 <w:lang w:val="en-US"/>
               </w:rPr>
             </w:pPr>
-            <w:r>
-              <w:rPr>
-                <w:rFonts w:ascii="Source Code Pro" w:eastAsia="Source Code Pro" w:hAnsi="Source Code Pro" w:cs="Source Code Pro"/>
-                <w:b/>
-                <w:bCs/>
-                <w:lang w:val="en-US"/>
-              </w:rPr>
-              <w:t>jsonpointer==3.0.0</w:t>
-            </w:r>
-          </w:p>
-          <w:p>
-            <w:pPr>
-              <w:widowControl w:val="0"/>
-              <w:spacing w:line="240" w:lineRule="auto"/>
-              <w:rPr>
-                <w:rFonts w:ascii="Source Code Pro" w:eastAsia="Source Code Pro" w:hAnsi="Source Code Pro" w:cs="Source Code Pro"/>
-                <w:b/>
-                <w:bCs/>
-                <w:lang w:val="en-US"/>
-              </w:rPr>
-            </w:pPr>
-            <w:r>
-              <w:rPr>
-                <w:rFonts w:ascii="Source Code Pro" w:eastAsia="Source Code Pro" w:hAnsi="Source Code Pro" w:cs="Source Code Pro"/>
-                <w:b/>
-                <w:bCs/>
-                <w:lang w:val="en-US"/>
-              </w:rPr>
-              <w:t>jsonschema==4.26.0</w:t>
-            </w:r>
-          </w:p>
-          <w:p>
-            <w:pPr>
-              <w:widowControl w:val="0"/>
-              <w:spacing w:line="240" w:lineRule="auto"/>
-              <w:rPr>
-                <w:rFonts w:ascii="Source Code Pro" w:eastAsia="Source Code Pro" w:hAnsi="Source Code Pro" w:cs="Source Code Pro"/>
-                <w:b/>
-                <w:bCs/>
-                <w:lang w:val="en-US"/>
-              </w:rPr>
-            </w:pPr>
-            <w:r>
-              <w:rPr>
-                <w:rFonts w:ascii="Source Code Pro" w:eastAsia="Source Code Pro" w:hAnsi="Source Code Pro" w:cs="Source Code Pro"/>
-                <w:b/>
-                <w:bCs/>
-                <w:lang w:val="en-US"/>
-              </w:rPr>
-              <w:t>jsonschema-specifications==2025.9.1</w:t>
-            </w:r>
-          </w:p>
-          <w:p>
-            <w:pPr>
-              <w:widowControl w:val="0"/>
-              <w:spacing w:line="240" w:lineRule="auto"/>
-              <w:rPr>
-                <w:rFonts w:ascii="Source Code Pro" w:eastAsia="Source Code Pro" w:hAnsi="Source Code Pro" w:cs="Source Code Pro"/>
-                <w:b/>
-                <w:bCs/>
-                <w:lang w:val="en-US"/>
-              </w:rPr>
-            </w:pPr>
-            <w:r>
-              <w:rPr>
-                <w:rFonts w:ascii="Source Code Pro" w:eastAsia="Source Code Pro" w:hAnsi="Source Code Pro" w:cs="Source Code Pro"/>
-                <w:b/>
-                <w:bCs/>
-                <w:lang w:val="en-US"/>
-              </w:rPr>
-              <w:t>jupyter-events==0.12.0</w:t>
-            </w:r>
-          </w:p>
-          <w:p>
-            <w:pPr>
-              <w:widowControl w:val="0"/>
-              <w:spacing w:line="240" w:lineRule="auto"/>
-              <w:rPr>
-                <w:rFonts w:ascii="Source Code Pro" w:eastAsia="Source Code Pro" w:hAnsi="Source Code Pro" w:cs="Source Code Pro"/>
-                <w:b/>
-                <w:bCs/>
-                <w:lang w:val="en-US"/>
-              </w:rPr>
-            </w:pPr>
-            <w:r>
-              <w:rPr>
-                <w:rFonts w:ascii="Source Code Pro" w:eastAsia="Source Code Pro" w:hAnsi="Source Code Pro" w:cs="Source Code Pro"/>
-                <w:b/>
-                <w:bCs/>
-                <w:lang w:val="en-US"/>
-              </w:rPr>
-              <w:t>jupyter-lsp==2.3.0</w:t>
-            </w:r>
-          </w:p>
-          <w:p>
-            <w:pPr>
-              <w:widowControl w:val="0"/>
-              <w:spacing w:line="240" w:lineRule="auto"/>
-              <w:rPr>
-                <w:rFonts w:ascii="Source Code Pro" w:eastAsia="Source Code Pro" w:hAnsi="Source Code Pro" w:cs="Source Code Pro"/>
-                <w:b/>
-                <w:bCs/>
-                <w:lang w:val="en-US"/>
-              </w:rPr>
-            </w:pPr>
-            <w:r>
-              <w:rPr>
-                <w:rFonts w:ascii="Source Code Pro" w:eastAsia="Source Code Pro" w:hAnsi="Source Code Pro" w:cs="Source Code Pro"/>
-                <w:b/>
-                <w:bCs/>
-                <w:lang w:val="en-US"/>
-              </w:rPr>
-              <w:t>jupyter_client==8.8.0</w:t>
-            </w:r>
-          </w:p>
-          <w:p>
-            <w:pPr>
-              <w:widowControl w:val="0"/>
-              <w:spacing w:line="240" w:lineRule="auto"/>
-              <w:rPr>
-                <w:rFonts w:ascii="Source Code Pro" w:eastAsia="Source Code Pro" w:hAnsi="Source Code Pro" w:cs="Source Code Pro"/>
-                <w:b/>
-                <w:bCs/>
-                <w:lang w:val="en-US"/>
-              </w:rPr>
-            </w:pPr>
-            <w:r>
-              <w:rPr>
-                <w:rFonts w:ascii="Source Code Pro" w:eastAsia="Source Code Pro" w:hAnsi="Source Code Pro" w:cs="Source Code Pro"/>
-                <w:b/>
-                <w:bCs/>
-                <w:lang w:val="en-US"/>
-              </w:rPr>
-              <w:t>jupyter_core==5.9.1</w:t>
-            </w:r>
-          </w:p>
-          <w:p>
-            <w:pPr>
-              <w:widowControl w:val="0"/>
-              <w:spacing w:line="240" w:lineRule="auto"/>
-              <w:rPr>
-                <w:rFonts w:ascii="Source Code Pro" w:eastAsia="Source Code Pro" w:hAnsi="Source Code Pro" w:cs="Source Code Pro"/>
-                <w:b/>
-                <w:bCs/>
-                <w:lang w:val="en-US"/>
-              </w:rPr>
-            </w:pPr>
-            <w:r>
-              <w:rPr>
-                <w:rFonts w:ascii="Source Code Pro" w:eastAsia="Source Code Pro" w:hAnsi="Source Code Pro" w:cs="Source Code Pro"/>
-                <w:b/>
-                <w:bCs/>
-                <w:lang w:val="en-US"/>
-              </w:rPr>
-              <w:t>jupyter_server==2.17.0</w:t>
-            </w:r>
-          </w:p>
-          <w:p>
-            <w:pPr>
-              <w:widowControl w:val="0"/>
-              <w:spacing w:line="240" w:lineRule="auto"/>
-              <w:rPr>
-                <w:rFonts w:ascii="Source Code Pro" w:eastAsia="Source Code Pro" w:hAnsi="Source Code Pro" w:cs="Source Code Pro"/>
-                <w:b/>
-                <w:bCs/>
-                <w:lang w:val="en-US"/>
-              </w:rPr>
-            </w:pPr>
-            <w:r>
-              <w:rPr>
-                <w:rFonts w:ascii="Source Code Pro" w:eastAsia="Source Code Pro" w:hAnsi="Source Code Pro" w:cs="Source Code Pro"/>
-                <w:b/>
-                <w:bCs/>
-                <w:lang w:val="en-US"/>
-              </w:rPr>
-              <w:t>jupyter_server_terminals==0.5.4</w:t>
-            </w:r>
-          </w:p>
-          <w:p>
-            <w:pPr>
-              <w:widowControl w:val="0"/>
-              <w:spacing w:line="240" w:lineRule="auto"/>
-              <w:rPr>
-                <w:rFonts w:ascii="Source Code Pro" w:eastAsia="Source Code Pro" w:hAnsi="Source Code Pro" w:cs="Source Code Pro"/>
-                <w:b/>
-                <w:bCs/>
-                <w:lang w:val="en-US"/>
-              </w:rPr>
-            </w:pPr>
-            <w:r>
-              <w:rPr>
-                <w:rFonts w:ascii="Source Code Pro" w:eastAsia="Source Code Pro" w:hAnsi="Source Code Pro" w:cs="Source Code Pro"/>
-                <w:b/>
-                <w:bCs/>
-                <w:lang w:val="en-US"/>
-              </w:rPr>
-              <w:t>jupyterlab==4.5.4</w:t>
-            </w:r>
-          </w:p>
-          <w:p>
-            <w:pPr>
-              <w:widowControl w:val="0"/>
-              <w:spacing w:line="240" w:lineRule="auto"/>
-              <w:rPr>
-                <w:rFonts w:ascii="Source Code Pro" w:eastAsia="Source Code Pro" w:hAnsi="Source Code Pro" w:cs="Source Code Pro"/>
-                <w:b/>
-                <w:bCs/>
-                <w:lang w:val="en-US"/>
-              </w:rPr>
-            </w:pPr>
-            <w:r>
-              <w:rPr>
-                <w:rFonts w:ascii="Source Code Pro" w:eastAsia="Source Code Pro" w:hAnsi="Source Code Pro" w:cs="Source Code Pro"/>
-                <w:b/>
-                <w:bCs/>
-                <w:lang w:val="en-US"/>
-              </w:rPr>
-              <w:t>jupyterlab_pygments==0.3.0</w:t>
-            </w:r>
-          </w:p>
-          <w:p>
-            <w:pPr>
-              <w:widowControl w:val="0"/>
-              <w:spacing w:line="240" w:lineRule="auto"/>
-              <w:rPr>
-                <w:rFonts w:ascii="Source Code Pro" w:eastAsia="Source Code Pro" w:hAnsi="Source Code Pro" w:cs="Source Code Pro"/>
-                <w:b/>
-                <w:bCs/>
-                <w:lang w:val="en-US"/>
-              </w:rPr>
-            </w:pPr>
-            <w:r>
-              <w:rPr>
-                <w:rFonts w:ascii="Source Code Pro" w:eastAsia="Source Code Pro" w:hAnsi="Source Code Pro" w:cs="Source Code Pro"/>
-                <w:b/>
-                <w:bCs/>
-                <w:lang w:val="en-US"/>
-              </w:rPr>
-              <w:t>jupyterlab_server==2.28.0</w:t>
-            </w:r>
-          </w:p>
-          <w:p>
-            <w:pPr>
-              <w:widowControl w:val="0"/>
-              <w:spacing w:line="240" w:lineRule="auto"/>
-              <w:rPr>
-                <w:rFonts w:ascii="Source Code Pro" w:eastAsia="Source Code Pro" w:hAnsi="Source Code Pro" w:cs="Source Code Pro"/>
-                <w:b/>
-                <w:bCs/>
-                <w:lang w:val="en-US"/>
-              </w:rPr>
-            </w:pPr>
-            <w:r>
-              <w:rPr>
-                <w:rFonts w:ascii="Source Code Pro" w:eastAsia="Source Code Pro" w:hAnsi="Source Code Pro" w:cs="Source Code Pro"/>
-                <w:b/>
-                <w:bCs/>
-                <w:lang w:val="en-US"/>
-              </w:rPr>
-              <w:t>jupyterlab_widgets==3.0.16</w:t>
-            </w:r>
-          </w:p>
-          <w:p>
-            <w:pPr>
-              <w:widowControl w:val="0"/>
-              <w:spacing w:line="240" w:lineRule="auto"/>
-              <w:rPr>
-                <w:rFonts w:ascii="Source Code Pro" w:eastAsia="Source Code Pro" w:hAnsi="Source Code Pro" w:cs="Source Code Pro"/>
-                <w:b/>
-                <w:bCs/>
-                <w:lang w:val="en-US"/>
-              </w:rPr>
-            </w:pPr>
-            <w:r>
-              <w:rPr>
-                <w:rFonts w:ascii="Source Code Pro" w:eastAsia="Source Code Pro" w:hAnsi="Source Code Pro" w:cs="Source Code Pro"/>
-                <w:b/>
-                <w:bCs/>
-                <w:lang w:val="en-US"/>
-              </w:rPr>
-              <w:t>kubernetes==35.0.0</w:t>
+            <w:proofErr w:type="spellStart"/>
+            <w:r>
+              <w:rPr>
+                <w:rFonts w:ascii="Source Code Pro" w:eastAsia="Source Code Pro" w:hAnsi="Source Code Pro" w:cs="Source Code Pro"/>
+                <w:b/>
+                <w:bCs/>
+                <w:lang w:val="en-US"/>
+              </w:rPr>
+              <w:t>jsonpointer</w:t>
+            </w:r>
+            <w:proofErr w:type="spellEnd"/>
+            <w:r>
+              <w:rPr>
+                <w:rFonts w:ascii="Source Code Pro" w:eastAsia="Source Code Pro" w:hAnsi="Source Code Pro" w:cs="Source Code Pro"/>
+                <w:b/>
+                <w:bCs/>
+                <w:lang w:val="en-US"/>
+              </w:rPr>
+              <w:t>==3.0.0</w:t>
+            </w:r>
+          </w:p>
+          <w:p>
+            <w:pPr>
+              <w:widowControl w:val="0"/>
+              <w:spacing w:line="240" w:lineRule="auto"/>
+              <w:rPr>
+                <w:rFonts w:ascii="Source Code Pro" w:eastAsia="Source Code Pro" w:hAnsi="Source Code Pro" w:cs="Source Code Pro"/>
+                <w:b/>
+                <w:bCs/>
+                <w:lang w:val="en-US"/>
+              </w:rPr>
+            </w:pPr>
+            <w:proofErr w:type="spellStart"/>
+            <w:r>
+              <w:rPr>
+                <w:rFonts w:ascii="Source Code Pro" w:eastAsia="Source Code Pro" w:hAnsi="Source Code Pro" w:cs="Source Code Pro"/>
+                <w:b/>
+                <w:bCs/>
+                <w:lang w:val="en-US"/>
+              </w:rPr>
+              <w:t>jsonschema</w:t>
+            </w:r>
+            <w:proofErr w:type="spellEnd"/>
+            <w:r>
+              <w:rPr>
+                <w:rFonts w:ascii="Source Code Pro" w:eastAsia="Source Code Pro" w:hAnsi="Source Code Pro" w:cs="Source Code Pro"/>
+                <w:b/>
+                <w:bCs/>
+                <w:lang w:val="en-US"/>
+              </w:rPr>
+              <w:t>==4.26.0</w:t>
+            </w:r>
+          </w:p>
+          <w:p>
+            <w:pPr>
+              <w:widowControl w:val="0"/>
+              <w:spacing w:line="240" w:lineRule="auto"/>
+              <w:rPr>
+                <w:rFonts w:ascii="Source Code Pro" w:eastAsia="Source Code Pro" w:hAnsi="Source Code Pro" w:cs="Source Code Pro"/>
+                <w:b/>
+                <w:bCs/>
+                <w:lang w:val="en-US"/>
+              </w:rPr>
+            </w:pPr>
+            <w:proofErr w:type="spellStart"/>
+            <w:r>
+              <w:rPr>
+                <w:rFonts w:ascii="Source Code Pro" w:eastAsia="Source Code Pro" w:hAnsi="Source Code Pro" w:cs="Source Code Pro"/>
+                <w:b/>
+                <w:bCs/>
+                <w:lang w:val="en-US"/>
+              </w:rPr>
+              <w:t>jsonschema</w:t>
+            </w:r>
+            <w:proofErr w:type="spellEnd"/>
+            <w:r>
+              <w:rPr>
+                <w:rFonts w:ascii="Source Code Pro" w:eastAsia="Source Code Pro" w:hAnsi="Source Code Pro" w:cs="Source Code Pro"/>
+                <w:b/>
+                <w:bCs/>
+                <w:lang w:val="en-US"/>
+              </w:rPr>
+              <w:t>-specifications==2025.9.1</w:t>
+            </w:r>
+          </w:p>
+          <w:p>
+            <w:pPr>
+              <w:widowControl w:val="0"/>
+              <w:spacing w:line="240" w:lineRule="auto"/>
+              <w:rPr>
+                <w:rFonts w:ascii="Source Code Pro" w:eastAsia="Source Code Pro" w:hAnsi="Source Code Pro" w:cs="Source Code Pro"/>
+                <w:b/>
+                <w:bCs/>
+                <w:lang w:val="en-US"/>
+              </w:rPr>
+            </w:pPr>
+            <w:proofErr w:type="spellStart"/>
+            <w:r>
+              <w:rPr>
+                <w:rFonts w:ascii="Source Code Pro" w:eastAsia="Source Code Pro" w:hAnsi="Source Code Pro" w:cs="Source Code Pro"/>
+                <w:b/>
+                <w:bCs/>
+                <w:lang w:val="en-US"/>
+              </w:rPr>
+              <w:t>jupyter</w:t>
+            </w:r>
+            <w:proofErr w:type="spellEnd"/>
+            <w:r>
+              <w:rPr>
+                <w:rFonts w:ascii="Source Code Pro" w:eastAsia="Source Code Pro" w:hAnsi="Source Code Pro" w:cs="Source Code Pro"/>
+                <w:b/>
+                <w:bCs/>
+                <w:lang w:val="en-US"/>
+              </w:rPr>
+              <w:t>-events==0.12.0</w:t>
+            </w:r>
+          </w:p>
+          <w:p>
+            <w:pPr>
+              <w:widowControl w:val="0"/>
+              <w:spacing w:line="240" w:lineRule="auto"/>
+              <w:rPr>
+                <w:rFonts w:ascii="Source Code Pro" w:eastAsia="Source Code Pro" w:hAnsi="Source Code Pro" w:cs="Source Code Pro"/>
+                <w:b/>
+                <w:bCs/>
+                <w:lang w:val="en-US"/>
+              </w:rPr>
+            </w:pPr>
+            <w:proofErr w:type="spellStart"/>
+            <w:r>
+              <w:rPr>
+                <w:rFonts w:ascii="Source Code Pro" w:eastAsia="Source Code Pro" w:hAnsi="Source Code Pro" w:cs="Source Code Pro"/>
+                <w:b/>
+                <w:bCs/>
+                <w:lang w:val="en-US"/>
+              </w:rPr>
+              <w:t>jupyter-lsp</w:t>
+            </w:r>
+            <w:proofErr w:type="spellEnd"/>
+            <w:r>
+              <w:rPr>
+                <w:rFonts w:ascii="Source Code Pro" w:eastAsia="Source Code Pro" w:hAnsi="Source Code Pro" w:cs="Source Code Pro"/>
+                <w:b/>
+                <w:bCs/>
+                <w:lang w:val="en-US"/>
+              </w:rPr>
+              <w:t>==2.3.0</w:t>
+            </w:r>
+          </w:p>
+          <w:p>
+            <w:pPr>
+              <w:widowControl w:val="0"/>
+              <w:spacing w:line="240" w:lineRule="auto"/>
+              <w:rPr>
+                <w:rFonts w:ascii="Source Code Pro" w:eastAsia="Source Code Pro" w:hAnsi="Source Code Pro" w:cs="Source Code Pro"/>
+                <w:b/>
+                <w:bCs/>
+                <w:lang w:val="en-US"/>
+              </w:rPr>
+            </w:pPr>
+            <w:proofErr w:type="spellStart"/>
+            <w:r>
+              <w:rPr>
+                <w:rFonts w:ascii="Source Code Pro" w:eastAsia="Source Code Pro" w:hAnsi="Source Code Pro" w:cs="Source Code Pro"/>
+                <w:b/>
+                <w:bCs/>
+                <w:lang w:val="en-US"/>
+              </w:rPr>
+              <w:t>jupyter_client</w:t>
+            </w:r>
+            <w:proofErr w:type="spellEnd"/>
+            <w:r>
+              <w:rPr>
+                <w:rFonts w:ascii="Source Code Pro" w:eastAsia="Source Code Pro" w:hAnsi="Source Code Pro" w:cs="Source Code Pro"/>
+                <w:b/>
+                <w:bCs/>
+                <w:lang w:val="en-US"/>
+              </w:rPr>
+              <w:t>==8.8.0</w:t>
+            </w:r>
+          </w:p>
+          <w:p>
+            <w:pPr>
+              <w:widowControl w:val="0"/>
+              <w:spacing w:line="240" w:lineRule="auto"/>
+              <w:rPr>
+                <w:rFonts w:ascii="Source Code Pro" w:eastAsia="Source Code Pro" w:hAnsi="Source Code Pro" w:cs="Source Code Pro"/>
+                <w:b/>
+                <w:bCs/>
+                <w:lang w:val="en-US"/>
+              </w:rPr>
+            </w:pPr>
+            <w:proofErr w:type="spellStart"/>
+            <w:r>
+              <w:rPr>
+                <w:rFonts w:ascii="Source Code Pro" w:eastAsia="Source Code Pro" w:hAnsi="Source Code Pro" w:cs="Source Code Pro"/>
+                <w:b/>
+                <w:bCs/>
+                <w:lang w:val="en-US"/>
+              </w:rPr>
+              <w:t>jupyter_core</w:t>
+            </w:r>
+            <w:proofErr w:type="spellEnd"/>
+            <w:r>
+              <w:rPr>
+                <w:rFonts w:ascii="Source Code Pro" w:eastAsia="Source Code Pro" w:hAnsi="Source Code Pro" w:cs="Source Code Pro"/>
+                <w:b/>
+                <w:bCs/>
+                <w:lang w:val="en-US"/>
+              </w:rPr>
+              <w:t>==5.9.1</w:t>
+            </w:r>
+          </w:p>
+          <w:p>
+            <w:pPr>
+              <w:widowControl w:val="0"/>
+              <w:spacing w:line="240" w:lineRule="auto"/>
+              <w:rPr>
+                <w:rFonts w:ascii="Source Code Pro" w:eastAsia="Source Code Pro" w:hAnsi="Source Code Pro" w:cs="Source Code Pro"/>
+                <w:b/>
+                <w:bCs/>
+                <w:lang w:val="en-US"/>
+              </w:rPr>
+            </w:pPr>
+            <w:proofErr w:type="spellStart"/>
+            <w:r>
+              <w:rPr>
+                <w:rFonts w:ascii="Source Code Pro" w:eastAsia="Source Code Pro" w:hAnsi="Source Code Pro" w:cs="Source Code Pro"/>
+                <w:b/>
+                <w:bCs/>
+                <w:lang w:val="en-US"/>
+              </w:rPr>
+              <w:t>jupyter_server</w:t>
+            </w:r>
+            <w:proofErr w:type="spellEnd"/>
+            <w:r>
+              <w:rPr>
+                <w:rFonts w:ascii="Source Code Pro" w:eastAsia="Source Code Pro" w:hAnsi="Source Code Pro" w:cs="Source Code Pro"/>
+                <w:b/>
+                <w:bCs/>
+                <w:lang w:val="en-US"/>
+              </w:rPr>
+              <w:t>==2.17.0</w:t>
+            </w:r>
+          </w:p>
+          <w:p>
+            <w:pPr>
+              <w:widowControl w:val="0"/>
+              <w:spacing w:line="240" w:lineRule="auto"/>
+              <w:rPr>
+                <w:rFonts w:ascii="Source Code Pro" w:eastAsia="Source Code Pro" w:hAnsi="Source Code Pro" w:cs="Source Code Pro"/>
+                <w:b/>
+                <w:bCs/>
+                <w:lang w:val="en-US"/>
+              </w:rPr>
+            </w:pPr>
+            <w:proofErr w:type="spellStart"/>
+            <w:r>
+              <w:rPr>
+                <w:rFonts w:ascii="Source Code Pro" w:eastAsia="Source Code Pro" w:hAnsi="Source Code Pro" w:cs="Source Code Pro"/>
+                <w:b/>
+                <w:bCs/>
+                <w:lang w:val="en-US"/>
+              </w:rPr>
+              <w:t>jupyter_server_terminals</w:t>
+            </w:r>
+            <w:proofErr w:type="spellEnd"/>
+            <w:r>
+              <w:rPr>
+                <w:rFonts w:ascii="Source Code Pro" w:eastAsia="Source Code Pro" w:hAnsi="Source Code Pro" w:cs="Source Code Pro"/>
+                <w:b/>
+                <w:bCs/>
+                <w:lang w:val="en-US"/>
+              </w:rPr>
+              <w:t>==0.5.4</w:t>
+            </w:r>
+          </w:p>
+          <w:p>
+            <w:pPr>
+              <w:widowControl w:val="0"/>
+              <w:spacing w:line="240" w:lineRule="auto"/>
+              <w:rPr>
+                <w:rFonts w:ascii="Source Code Pro" w:eastAsia="Source Code Pro" w:hAnsi="Source Code Pro" w:cs="Source Code Pro"/>
+                <w:b/>
+                <w:bCs/>
+                <w:lang w:val="en-US"/>
+              </w:rPr>
+            </w:pPr>
+            <w:proofErr w:type="spellStart"/>
+            <w:r>
+              <w:rPr>
+                <w:rFonts w:ascii="Source Code Pro" w:eastAsia="Source Code Pro" w:hAnsi="Source Code Pro" w:cs="Source Code Pro"/>
+                <w:b/>
+                <w:bCs/>
+                <w:lang w:val="en-US"/>
+              </w:rPr>
+              <w:t>jupyterlab</w:t>
+            </w:r>
+            <w:proofErr w:type="spellEnd"/>
+            <w:r>
+              <w:rPr>
+                <w:rFonts w:ascii="Source Code Pro" w:eastAsia="Source Code Pro" w:hAnsi="Source Code Pro" w:cs="Source Code Pro"/>
+                <w:b/>
+                <w:bCs/>
+                <w:lang w:val="en-US"/>
+              </w:rPr>
+              <w:t>==4.5.4</w:t>
+            </w:r>
+          </w:p>
+          <w:p>
+            <w:pPr>
+              <w:widowControl w:val="0"/>
+              <w:spacing w:line="240" w:lineRule="auto"/>
+              <w:rPr>
+                <w:rFonts w:ascii="Source Code Pro" w:eastAsia="Source Code Pro" w:hAnsi="Source Code Pro" w:cs="Source Code Pro"/>
+                <w:b/>
+                <w:bCs/>
+                <w:lang w:val="en-US"/>
+              </w:rPr>
+            </w:pPr>
+            <w:proofErr w:type="spellStart"/>
+            <w:r>
+              <w:rPr>
+                <w:rFonts w:ascii="Source Code Pro" w:eastAsia="Source Code Pro" w:hAnsi="Source Code Pro" w:cs="Source Code Pro"/>
+                <w:b/>
+                <w:bCs/>
+                <w:lang w:val="en-US"/>
+              </w:rPr>
+              <w:t>jupyterlab_pygments</w:t>
+            </w:r>
+            <w:proofErr w:type="spellEnd"/>
+            <w:r>
+              <w:rPr>
+                <w:rFonts w:ascii="Source Code Pro" w:eastAsia="Source Code Pro" w:hAnsi="Source Code Pro" w:cs="Source Code Pro"/>
+                <w:b/>
+                <w:bCs/>
+                <w:lang w:val="en-US"/>
+              </w:rPr>
+              <w:t>==0.3.0</w:t>
+            </w:r>
+          </w:p>
+          <w:p>
+            <w:pPr>
+              <w:widowControl w:val="0"/>
+              <w:spacing w:line="240" w:lineRule="auto"/>
+              <w:rPr>
+                <w:rFonts w:ascii="Source Code Pro" w:eastAsia="Source Code Pro" w:hAnsi="Source Code Pro" w:cs="Source Code Pro"/>
+                <w:b/>
+                <w:bCs/>
+                <w:lang w:val="en-US"/>
+              </w:rPr>
+            </w:pPr>
+            <w:proofErr w:type="spellStart"/>
+            <w:r>
+              <w:rPr>
+                <w:rFonts w:ascii="Source Code Pro" w:eastAsia="Source Code Pro" w:hAnsi="Source Code Pro" w:cs="Source Code Pro"/>
+                <w:b/>
+                <w:bCs/>
+                <w:lang w:val="en-US"/>
+              </w:rPr>
+              <w:t>jupyterlab_server</w:t>
+            </w:r>
+            <w:proofErr w:type="spellEnd"/>
+            <w:r>
+              <w:rPr>
+                <w:rFonts w:ascii="Source Code Pro" w:eastAsia="Source Code Pro" w:hAnsi="Source Code Pro" w:cs="Source Code Pro"/>
+                <w:b/>
+                <w:bCs/>
+                <w:lang w:val="en-US"/>
+              </w:rPr>
+              <w:t>==2.28.0</w:t>
+            </w:r>
+          </w:p>
+          <w:p>
+            <w:pPr>
+              <w:widowControl w:val="0"/>
+              <w:spacing w:line="240" w:lineRule="auto"/>
+              <w:rPr>
+                <w:rFonts w:ascii="Source Code Pro" w:eastAsia="Source Code Pro" w:hAnsi="Source Code Pro" w:cs="Source Code Pro"/>
+                <w:b/>
+                <w:bCs/>
+                <w:lang w:val="en-US"/>
+              </w:rPr>
+            </w:pPr>
+            <w:proofErr w:type="spellStart"/>
+            <w:r>
+              <w:rPr>
+                <w:rFonts w:ascii="Source Code Pro" w:eastAsia="Source Code Pro" w:hAnsi="Source Code Pro" w:cs="Source Code Pro"/>
+                <w:b/>
+                <w:bCs/>
+                <w:lang w:val="en-US"/>
+              </w:rPr>
+              <w:t>jupyterlab_widgets</w:t>
+            </w:r>
+            <w:proofErr w:type="spellEnd"/>
+            <w:r>
+              <w:rPr>
+                <w:rFonts w:ascii="Source Code Pro" w:eastAsia="Source Code Pro" w:hAnsi="Source Code Pro" w:cs="Source Code Pro"/>
+                <w:b/>
+                <w:bCs/>
+                <w:lang w:val="en-US"/>
+              </w:rPr>
+              <w:t>==3.0.16</w:t>
+            </w:r>
+          </w:p>
+          <w:p>
+            <w:pPr>
+              <w:widowControl w:val="0"/>
+              <w:spacing w:line="240" w:lineRule="auto"/>
+              <w:rPr>
+                <w:rFonts w:ascii="Source Code Pro" w:eastAsia="Source Code Pro" w:hAnsi="Source Code Pro" w:cs="Source Code Pro"/>
+                <w:b/>
+                <w:bCs/>
+                <w:lang w:val="en-US"/>
+              </w:rPr>
+            </w:pPr>
+            <w:proofErr w:type="spellStart"/>
+            <w:r>
+              <w:rPr>
+                <w:rFonts w:ascii="Source Code Pro" w:eastAsia="Source Code Pro" w:hAnsi="Source Code Pro" w:cs="Source Code Pro"/>
+                <w:b/>
+                <w:bCs/>
+                <w:lang w:val="en-US"/>
+              </w:rPr>
+              <w:t>kubernetes</w:t>
+            </w:r>
+            <w:proofErr w:type="spellEnd"/>
+            <w:r>
+              <w:rPr>
+                <w:rFonts w:ascii="Source Code Pro" w:eastAsia="Source Code Pro" w:hAnsi="Source Code Pro" w:cs="Source Code Pro"/>
+                <w:b/>
+                <w:bCs/>
+                <w:lang w:val="en-US"/>
+              </w:rPr>
+              <w:t>==35.0.0</w:t>
             </w:r>
           </w:p>
           <w:p>
@@ -3410,28 +4054,59 @@
                 <w:bCs/>
                 <w:lang w:val="en-US"/>
               </w:rPr>
-              <w:t>markdown-it-py==4.0.0</w:t>
-            </w:r>
-          </w:p>
-          <w:p>
-            <w:pPr>
-              <w:widowControl w:val="0"/>
-              <w:spacing w:line="240" w:lineRule="auto"/>
-              <w:rPr>
-                <w:rFonts w:ascii="Source Code Pro" w:eastAsia="Source Code Pro" w:hAnsi="Source Code Pro" w:cs="Source Code Pro"/>
-                <w:b/>
-                <w:bCs/>
-                <w:lang w:val="en-US"/>
-              </w:rPr>
-            </w:pPr>
-            <w:r>
-              <w:rPr>
-                <w:rFonts w:ascii="Source Code Pro" w:eastAsia="Source Code Pro" w:hAnsi="Source Code Pro" w:cs="Source Code Pro"/>
-                <w:b/>
-                <w:bCs/>
-                <w:lang w:val="en-US"/>
-              </w:rPr>
-              <w:t>MarkupSafe==3.0.3</w:t>
+              <w:t>markdown-it-</w:t>
+            </w:r>
+            <w:proofErr w:type="spellStart"/>
+            <w:r>
+              <w:rPr>
+                <w:rFonts w:ascii="Source Code Pro" w:eastAsia="Source Code Pro" w:hAnsi="Source Code Pro" w:cs="Source Code Pro"/>
+                <w:b/>
+                <w:bCs/>
+                <w:lang w:val="en-US"/>
+              </w:rPr>
+              <w:t>py</w:t>
+            </w:r>
+            <w:proofErr w:type="spellEnd"/>
+            <w:r>
+              <w:rPr>
+                <w:rFonts w:ascii="Source Code Pro" w:eastAsia="Source Code Pro" w:hAnsi="Source Code Pro" w:cs="Source Code Pro"/>
+                <w:b/>
+                <w:bCs/>
+                <w:lang w:val="en-US"/>
+              </w:rPr>
+              <w:t>==4.0.0</w:t>
+            </w:r>
+          </w:p>
+          <w:p>
+            <w:pPr>
+              <w:widowControl w:val="0"/>
+              <w:spacing w:line="240" w:lineRule="auto"/>
+              <w:rPr>
+                <w:rFonts w:ascii="Source Code Pro" w:eastAsia="Source Code Pro" w:hAnsi="Source Code Pro" w:cs="Source Code Pro"/>
+                <w:b/>
+                <w:bCs/>
+                <w:lang w:val="en-US"/>
+              </w:rPr>
+            </w:pPr>
+            <w:proofErr w:type="spellStart"/>
+            <w:r>
+              <w:rPr>
+                <w:rFonts w:ascii="Source Code Pro" w:eastAsia="Source Code Pro" w:hAnsi="Source Code Pro" w:cs="Source Code Pro"/>
+                <w:b/>
+                <w:bCs/>
+                <w:lang w:val="en-US"/>
+              </w:rPr>
+              <w:t>MarkupSafe</w:t>
+            </w:r>
+            <w:proofErr w:type="spellEnd"/>
+            <w:r>
+              <w:rPr>
+                <w:rFonts w:ascii="Source Code Pro" w:eastAsia="Source Code Pro" w:hAnsi="Source Code Pro" w:cs="Source Code Pro"/>
+                <w:b/>
+                <w:bCs/>
+                <w:lang w:val="en-US"/>
+              </w:rPr>
+              <w:t>==3.0.3</w:t>
             </w:r>
           </w:p>
           <w:p>
@@ -3466,14 +4141,25 @@
                 <w:lang w:val="en-US"/>
               </w:rPr>
             </w:pPr>
-            <w:r>
-              <w:rPr>
-                <w:rFonts w:ascii="Source Code Pro" w:eastAsia="Source Code Pro" w:hAnsi="Source Code Pro" w:cs="Source Code Pro"/>
-                <w:b/>
-                <w:bCs/>
-                <w:lang w:val="en-US"/>
-              </w:rPr>
-              <w:t>mdurl==0.1.2</w:t>
+            <w:proofErr w:type="spellStart"/>
+            <w:r>
+              <w:rPr>
+                <w:rFonts w:ascii="Source Code Pro" w:eastAsia="Source Code Pro" w:hAnsi="Source Code Pro" w:cs="Source Code Pro"/>
+                <w:b/>
+                <w:bCs/>
+                <w:lang w:val="en-US"/>
+              </w:rPr>
+              <w:t>mdurl</w:t>
+            </w:r>
+            <w:proofErr w:type="spellEnd"/>
+            <w:r>
+              <w:rPr>
+                <w:rFonts w:ascii="Source Code Pro" w:eastAsia="Source Code Pro" w:hAnsi="Source Code Pro" w:cs="Source Code Pro"/>
+                <w:b/>
+                <w:bCs/>
+                <w:lang w:val="en-US"/>
+              </w:rPr>
+              <w:t>==0.1.2</w:t>
             </w:r>
           </w:p>
           <w:p>
@@ -3529,350 +4215,606 @@
                 <w:lang w:val="en-US"/>
               </w:rPr>
             </w:pPr>
-            <w:r>
-              <w:rPr>
-                <w:rFonts w:ascii="Source Code Pro" w:eastAsia="Source Code Pro" w:hAnsi="Source Code Pro" w:cs="Source Code Pro"/>
-                <w:b/>
-                <w:bCs/>
-                <w:lang w:val="en-US"/>
-              </w:rPr>
-              <w:t>mpmath==1.3.0</w:t>
-            </w:r>
-          </w:p>
-          <w:p>
-            <w:pPr>
-              <w:widowControl w:val="0"/>
-              <w:spacing w:line="240" w:lineRule="auto"/>
-              <w:rPr>
-                <w:rFonts w:ascii="Source Code Pro" w:eastAsia="Source Code Pro" w:hAnsi="Source Code Pro" w:cs="Source Code Pro"/>
-                <w:b/>
-                <w:bCs/>
-                <w:lang w:val="en-US"/>
-              </w:rPr>
-            </w:pPr>
-            <w:r>
-              <w:rPr>
-                <w:rFonts w:ascii="Source Code Pro" w:eastAsia="Source Code Pro" w:hAnsi="Source Code Pro" w:cs="Source Code Pro"/>
-                <w:b/>
-                <w:bCs/>
-                <w:lang w:val="en-US"/>
-              </w:rPr>
-              <w:t>nbclient==0.10.4</w:t>
-            </w:r>
-          </w:p>
-          <w:p>
-            <w:pPr>
-              <w:widowControl w:val="0"/>
-              <w:spacing w:line="240" w:lineRule="auto"/>
-              <w:rPr>
-                <w:rFonts w:ascii="Source Code Pro" w:eastAsia="Source Code Pro" w:hAnsi="Source Code Pro" w:cs="Source Code Pro"/>
-                <w:b/>
-                <w:bCs/>
-                <w:lang w:val="en-US"/>
-              </w:rPr>
-            </w:pPr>
-            <w:r>
-              <w:rPr>
-                <w:rFonts w:ascii="Source Code Pro" w:eastAsia="Source Code Pro" w:hAnsi="Source Code Pro" w:cs="Source Code Pro"/>
-                <w:b/>
-                <w:bCs/>
-                <w:lang w:val="en-US"/>
-              </w:rPr>
-              <w:t>nbconvert==7.17.0</w:t>
-            </w:r>
-          </w:p>
-          <w:p>
-            <w:pPr>
-              <w:widowControl w:val="0"/>
-              <w:spacing w:line="240" w:lineRule="auto"/>
-              <w:rPr>
-                <w:rFonts w:ascii="Source Code Pro" w:eastAsia="Source Code Pro" w:hAnsi="Source Code Pro" w:cs="Source Code Pro"/>
-                <w:b/>
-                <w:bCs/>
-                <w:lang w:val="en-US"/>
-              </w:rPr>
-            </w:pPr>
-            <w:r>
-              <w:rPr>
-                <w:rFonts w:ascii="Source Code Pro" w:eastAsia="Source Code Pro" w:hAnsi="Source Code Pro" w:cs="Source Code Pro"/>
-                <w:b/>
-                <w:bCs/>
-                <w:lang w:val="en-US"/>
-              </w:rPr>
-              <w:t>nbformat==5.10.4</w:t>
-            </w:r>
-          </w:p>
-          <w:p>
-            <w:pPr>
-              <w:widowControl w:val="0"/>
-              <w:spacing w:line="240" w:lineRule="auto"/>
-              <w:rPr>
-                <w:rFonts w:ascii="Source Code Pro" w:eastAsia="Source Code Pro" w:hAnsi="Source Code Pro" w:cs="Source Code Pro"/>
-                <w:b/>
-                <w:bCs/>
-                <w:lang w:val="en-US"/>
-              </w:rPr>
-            </w:pPr>
-            <w:r>
-              <w:rPr>
-                <w:rFonts w:ascii="Source Code Pro" w:eastAsia="Source Code Pro" w:hAnsi="Source Code Pro" w:cs="Source Code Pro"/>
-                <w:b/>
-                <w:bCs/>
-                <w:lang w:val="en-US"/>
-              </w:rPr>
-              <w:t>nest-asyncio==1.6.0</w:t>
-            </w:r>
-          </w:p>
-          <w:p>
-            <w:pPr>
-              <w:widowControl w:val="0"/>
-              <w:spacing w:line="240" w:lineRule="auto"/>
-              <w:rPr>
-                <w:rFonts w:ascii="Source Code Pro" w:eastAsia="Source Code Pro" w:hAnsi="Source Code Pro" w:cs="Source Code Pro"/>
-                <w:b/>
-                <w:bCs/>
-                <w:lang w:val="en-US"/>
-              </w:rPr>
-            </w:pPr>
-            <w:r>
-              <w:rPr>
-                <w:rFonts w:ascii="Source Code Pro" w:eastAsia="Source Code Pro" w:hAnsi="Source Code Pro" w:cs="Source Code Pro"/>
-                <w:b/>
-                <w:bCs/>
-                <w:lang w:val="en-US"/>
-              </w:rPr>
-              <w:t>networkx==3.6.1</w:t>
-            </w:r>
-          </w:p>
-          <w:p>
-            <w:pPr>
-              <w:widowControl w:val="0"/>
-              <w:spacing w:line="240" w:lineRule="auto"/>
-              <w:rPr>
-                <w:rFonts w:ascii="Source Code Pro" w:eastAsia="Source Code Pro" w:hAnsi="Source Code Pro" w:cs="Source Code Pro"/>
-                <w:b/>
-                <w:bCs/>
-                <w:lang w:val="en-US"/>
-              </w:rPr>
-            </w:pPr>
-            <w:r>
-              <w:rPr>
-                <w:rFonts w:ascii="Source Code Pro" w:eastAsia="Source Code Pro" w:hAnsi="Source Code Pro" w:cs="Source Code Pro"/>
-                <w:b/>
-                <w:bCs/>
-                <w:lang w:val="en-US"/>
-              </w:rPr>
-              <w:t>notebook_shim==0.2.4</w:t>
-            </w:r>
-          </w:p>
-          <w:p>
-            <w:pPr>
-              <w:widowControl w:val="0"/>
-              <w:spacing w:line="240" w:lineRule="auto"/>
-              <w:rPr>
-                <w:rFonts w:ascii="Source Code Pro" w:eastAsia="Source Code Pro" w:hAnsi="Source Code Pro" w:cs="Source Code Pro"/>
-                <w:b/>
-                <w:bCs/>
-                <w:lang w:val="en-US"/>
-              </w:rPr>
-            </w:pPr>
-            <w:r>
-              <w:rPr>
-                <w:rFonts w:ascii="Source Code Pro" w:eastAsia="Source Code Pro" w:hAnsi="Source Code Pro" w:cs="Source Code Pro"/>
-                <w:b/>
-                <w:bCs/>
-                <w:lang w:val="en-US"/>
-              </w:rPr>
-              <w:t>numpy==2.4.2</w:t>
-            </w:r>
-          </w:p>
-          <w:p>
-            <w:pPr>
-              <w:widowControl w:val="0"/>
-              <w:spacing w:line="240" w:lineRule="auto"/>
-              <w:rPr>
-                <w:rFonts w:ascii="Source Code Pro" w:eastAsia="Source Code Pro" w:hAnsi="Source Code Pro" w:cs="Source Code Pro"/>
-                <w:b/>
-                <w:bCs/>
-                <w:lang w:val="en-US"/>
-              </w:rPr>
-            </w:pPr>
-            <w:r>
-              <w:rPr>
-                <w:rFonts w:ascii="Source Code Pro" w:eastAsia="Source Code Pro" w:hAnsi="Source Code Pro" w:cs="Source Code Pro"/>
-                <w:b/>
-                <w:bCs/>
-                <w:lang w:val="en-US"/>
-              </w:rPr>
-              <w:t>oauthlib==3.3.1</w:t>
-            </w:r>
-          </w:p>
-          <w:p>
-            <w:pPr>
-              <w:widowControl w:val="0"/>
-              <w:spacing w:line="240" w:lineRule="auto"/>
-              <w:rPr>
-                <w:rFonts w:ascii="Source Code Pro" w:eastAsia="Source Code Pro" w:hAnsi="Source Code Pro" w:cs="Source Code Pro"/>
-                <w:b/>
-                <w:bCs/>
-                <w:lang w:val="en-US"/>
-              </w:rPr>
-            </w:pPr>
-            <w:r>
-              <w:rPr>
-                <w:rFonts w:ascii="Source Code Pro" w:eastAsia="Source Code Pro" w:hAnsi="Source Code Pro" w:cs="Source Code Pro"/>
-                <w:b/>
-                <w:bCs/>
-                <w:lang w:val="en-US"/>
-              </w:rPr>
-              <w:t>onnxruntime==1.24.1</w:t>
-            </w:r>
-          </w:p>
-          <w:p>
-            <w:pPr>
-              <w:widowControl w:val="0"/>
-              <w:spacing w:line="240" w:lineRule="auto"/>
-              <w:rPr>
-                <w:rFonts w:ascii="Source Code Pro" w:eastAsia="Source Code Pro" w:hAnsi="Source Code Pro" w:cs="Source Code Pro"/>
-                <w:b/>
-                <w:bCs/>
-                <w:lang w:val="en-US"/>
-              </w:rPr>
-            </w:pPr>
-            <w:r>
-              <w:rPr>
-                <w:rFonts w:ascii="Source Code Pro" w:eastAsia="Source Code Pro" w:hAnsi="Source Code Pro" w:cs="Source Code Pro"/>
-                <w:b/>
-                <w:bCs/>
-                <w:lang w:val="en-US"/>
-              </w:rPr>
-              <w:t>opentelemetry-api==1.39.1</w:t>
-            </w:r>
-          </w:p>
-          <w:p>
-            <w:pPr>
-              <w:widowControl w:val="0"/>
-              <w:spacing w:line="240" w:lineRule="auto"/>
-              <w:rPr>
-                <w:rFonts w:ascii="Source Code Pro" w:eastAsia="Source Code Pro" w:hAnsi="Source Code Pro" w:cs="Source Code Pro"/>
-                <w:b/>
-                <w:bCs/>
-                <w:lang w:val="en-US"/>
-              </w:rPr>
-            </w:pPr>
-            <w:r>
-              <w:rPr>
-                <w:rFonts w:ascii="Source Code Pro" w:eastAsia="Source Code Pro" w:hAnsi="Source Code Pro" w:cs="Source Code Pro"/>
-                <w:b/>
-                <w:bCs/>
-                <w:lang w:val="en-US"/>
-              </w:rPr>
-              <w:t>opentelemetry-exporter-otlp-proto-common==1.39.1</w:t>
-            </w:r>
-          </w:p>
-          <w:p>
-            <w:pPr>
-              <w:widowControl w:val="0"/>
-              <w:spacing w:line="240" w:lineRule="auto"/>
-              <w:rPr>
-                <w:rFonts w:ascii="Source Code Pro" w:eastAsia="Source Code Pro" w:hAnsi="Source Code Pro" w:cs="Source Code Pro"/>
-                <w:b/>
-                <w:bCs/>
-                <w:lang w:val="en-US"/>
-              </w:rPr>
-            </w:pPr>
-            <w:r>
-              <w:rPr>
-                <w:rFonts w:ascii="Source Code Pro" w:eastAsia="Source Code Pro" w:hAnsi="Source Code Pro" w:cs="Source Code Pro"/>
-                <w:b/>
-                <w:bCs/>
-                <w:lang w:val="en-US"/>
-              </w:rPr>
-              <w:t>opentelemetry-exporter-otlp-proto-grpc==1.39.1</w:t>
-            </w:r>
-          </w:p>
-          <w:p>
-            <w:pPr>
-              <w:widowControl w:val="0"/>
-              <w:spacing w:line="240" w:lineRule="auto"/>
-              <w:rPr>
-                <w:rFonts w:ascii="Source Code Pro" w:eastAsia="Source Code Pro" w:hAnsi="Source Code Pro" w:cs="Source Code Pro"/>
-                <w:b/>
-                <w:bCs/>
-                <w:lang w:val="en-US"/>
-              </w:rPr>
-            </w:pPr>
-            <w:r>
-              <w:rPr>
-                <w:rFonts w:ascii="Source Code Pro" w:eastAsia="Source Code Pro" w:hAnsi="Source Code Pro" w:cs="Source Code Pro"/>
-                <w:b/>
-                <w:bCs/>
-                <w:lang w:val="en-US"/>
-              </w:rPr>
-              <w:t>opentelemetry-proto==1.39.1</w:t>
-            </w:r>
-          </w:p>
-          <w:p>
-            <w:pPr>
-              <w:widowControl w:val="0"/>
-              <w:spacing w:line="240" w:lineRule="auto"/>
-              <w:rPr>
-                <w:rFonts w:ascii="Source Code Pro" w:eastAsia="Source Code Pro" w:hAnsi="Source Code Pro" w:cs="Source Code Pro"/>
-                <w:b/>
-                <w:bCs/>
-                <w:lang w:val="en-US"/>
-              </w:rPr>
-            </w:pPr>
-            <w:r>
-              <w:rPr>
-                <w:rFonts w:ascii="Source Code Pro" w:eastAsia="Source Code Pro" w:hAnsi="Source Code Pro" w:cs="Source Code Pro"/>
-                <w:b/>
-                <w:bCs/>
-                <w:lang w:val="en-US"/>
-              </w:rPr>
-              <w:t>opentelemetry-sdk==1.39.1</w:t>
-            </w:r>
-          </w:p>
-          <w:p>
-            <w:pPr>
-              <w:widowControl w:val="0"/>
-              <w:spacing w:line="240" w:lineRule="auto"/>
-              <w:rPr>
-                <w:rFonts w:ascii="Source Code Pro" w:eastAsia="Source Code Pro" w:hAnsi="Source Code Pro" w:cs="Source Code Pro"/>
-                <w:b/>
-                <w:bCs/>
-                <w:lang w:val="en-US"/>
-              </w:rPr>
-            </w:pPr>
-            <w:r>
-              <w:rPr>
-                <w:rFonts w:ascii="Source Code Pro" w:eastAsia="Source Code Pro" w:hAnsi="Source Code Pro" w:cs="Source Code Pro"/>
-                <w:b/>
-                <w:bCs/>
-                <w:lang w:val="en-US"/>
-              </w:rPr>
-              <w:t>opentelemetry-semantic-conventions==0.60b1</w:t>
-            </w:r>
-          </w:p>
-          <w:p>
-            <w:pPr>
-              <w:widowControl w:val="0"/>
-              <w:spacing w:line="240" w:lineRule="auto"/>
-              <w:rPr>
-                <w:rFonts w:ascii="Source Code Pro" w:eastAsia="Source Code Pro" w:hAnsi="Source Code Pro" w:cs="Source Code Pro"/>
-                <w:b/>
-                <w:bCs/>
-                <w:lang w:val="en-US"/>
-              </w:rPr>
-            </w:pPr>
-            <w:r>
-              <w:rPr>
-                <w:rFonts w:ascii="Source Code Pro" w:eastAsia="Source Code Pro" w:hAnsi="Source Code Pro" w:cs="Source Code Pro"/>
-                <w:b/>
-                <w:bCs/>
-                <w:lang w:val="en-US"/>
-              </w:rPr>
-              <w:t>orjson==3.11.7</w:t>
+            <w:proofErr w:type="spellStart"/>
+            <w:r>
+              <w:rPr>
+                <w:rFonts w:ascii="Source Code Pro" w:eastAsia="Source Code Pro" w:hAnsi="Source Code Pro" w:cs="Source Code Pro"/>
+                <w:b/>
+                <w:bCs/>
+                <w:lang w:val="en-US"/>
+              </w:rPr>
+              <w:t>mpmath</w:t>
+            </w:r>
+            <w:proofErr w:type="spellEnd"/>
+            <w:r>
+              <w:rPr>
+                <w:rFonts w:ascii="Source Code Pro" w:eastAsia="Source Code Pro" w:hAnsi="Source Code Pro" w:cs="Source Code Pro"/>
+                <w:b/>
+                <w:bCs/>
+                <w:lang w:val="en-US"/>
+              </w:rPr>
+              <w:t>==1.3.0</w:t>
+            </w:r>
+          </w:p>
+          <w:p>
+            <w:pPr>
+              <w:widowControl w:val="0"/>
+              <w:spacing w:line="240" w:lineRule="auto"/>
+              <w:rPr>
+                <w:rFonts w:ascii="Source Code Pro" w:eastAsia="Source Code Pro" w:hAnsi="Source Code Pro" w:cs="Source Code Pro"/>
+                <w:b/>
+                <w:bCs/>
+                <w:lang w:val="en-US"/>
+              </w:rPr>
+            </w:pPr>
+            <w:proofErr w:type="spellStart"/>
+            <w:r>
+              <w:rPr>
+                <w:rFonts w:ascii="Source Code Pro" w:eastAsia="Source Code Pro" w:hAnsi="Source Code Pro" w:cs="Source Code Pro"/>
+                <w:b/>
+                <w:bCs/>
+                <w:lang w:val="en-US"/>
+              </w:rPr>
+              <w:t>nbclient</w:t>
+            </w:r>
+            <w:proofErr w:type="spellEnd"/>
+            <w:r>
+              <w:rPr>
+                <w:rFonts w:ascii="Source Code Pro" w:eastAsia="Source Code Pro" w:hAnsi="Source Code Pro" w:cs="Source Code Pro"/>
+                <w:b/>
+                <w:bCs/>
+                <w:lang w:val="en-US"/>
+              </w:rPr>
+              <w:t>==0.10.4</w:t>
+            </w:r>
+          </w:p>
+          <w:p>
+            <w:pPr>
+              <w:widowControl w:val="0"/>
+              <w:spacing w:line="240" w:lineRule="auto"/>
+              <w:rPr>
+                <w:rFonts w:ascii="Source Code Pro" w:eastAsia="Source Code Pro" w:hAnsi="Source Code Pro" w:cs="Source Code Pro"/>
+                <w:b/>
+                <w:bCs/>
+                <w:lang w:val="en-US"/>
+              </w:rPr>
+            </w:pPr>
+            <w:proofErr w:type="spellStart"/>
+            <w:r>
+              <w:rPr>
+                <w:rFonts w:ascii="Source Code Pro" w:eastAsia="Source Code Pro" w:hAnsi="Source Code Pro" w:cs="Source Code Pro"/>
+                <w:b/>
+                <w:bCs/>
+                <w:lang w:val="en-US"/>
+              </w:rPr>
+              <w:t>nbconvert</w:t>
+            </w:r>
+            <w:proofErr w:type="spellEnd"/>
+            <w:r>
+              <w:rPr>
+                <w:rFonts w:ascii="Source Code Pro" w:eastAsia="Source Code Pro" w:hAnsi="Source Code Pro" w:cs="Source Code Pro"/>
+                <w:b/>
+                <w:bCs/>
+                <w:lang w:val="en-US"/>
+              </w:rPr>
+              <w:t>==7.17.0</w:t>
+            </w:r>
+          </w:p>
+          <w:p>
+            <w:pPr>
+              <w:widowControl w:val="0"/>
+              <w:spacing w:line="240" w:lineRule="auto"/>
+              <w:rPr>
+                <w:rFonts w:ascii="Source Code Pro" w:eastAsia="Source Code Pro" w:hAnsi="Source Code Pro" w:cs="Source Code Pro"/>
+                <w:b/>
+                <w:bCs/>
+                <w:lang w:val="en-US"/>
+              </w:rPr>
+            </w:pPr>
+            <w:proofErr w:type="spellStart"/>
+            <w:r>
+              <w:rPr>
+                <w:rFonts w:ascii="Source Code Pro" w:eastAsia="Source Code Pro" w:hAnsi="Source Code Pro" w:cs="Source Code Pro"/>
+                <w:b/>
+                <w:bCs/>
+                <w:lang w:val="en-US"/>
+              </w:rPr>
+              <w:t>nbformat</w:t>
+            </w:r>
+            <w:proofErr w:type="spellEnd"/>
+            <w:r>
+              <w:rPr>
+                <w:rFonts w:ascii="Source Code Pro" w:eastAsia="Source Code Pro" w:hAnsi="Source Code Pro" w:cs="Source Code Pro"/>
+                <w:b/>
+                <w:bCs/>
+                <w:lang w:val="en-US"/>
+              </w:rPr>
+              <w:t>==5.10.4</w:t>
+            </w:r>
+          </w:p>
+          <w:p>
+            <w:pPr>
+              <w:widowControl w:val="0"/>
+              <w:spacing w:line="240" w:lineRule="auto"/>
+              <w:rPr>
+                <w:rFonts w:ascii="Source Code Pro" w:eastAsia="Source Code Pro" w:hAnsi="Source Code Pro" w:cs="Source Code Pro"/>
+                <w:b/>
+                <w:bCs/>
+                <w:lang w:val="en-US"/>
+              </w:rPr>
+            </w:pPr>
+            <w:r>
+              <w:rPr>
+                <w:rFonts w:ascii="Source Code Pro" w:eastAsia="Source Code Pro" w:hAnsi="Source Code Pro" w:cs="Source Code Pro"/>
+                <w:b/>
+                <w:bCs/>
+                <w:lang w:val="en-US"/>
+              </w:rPr>
+              <w:t>nest-</w:t>
+            </w:r>
+            <w:proofErr w:type="spellStart"/>
+            <w:r>
+              <w:rPr>
+                <w:rFonts w:ascii="Source Code Pro" w:eastAsia="Source Code Pro" w:hAnsi="Source Code Pro" w:cs="Source Code Pro"/>
+                <w:b/>
+                <w:bCs/>
+                <w:lang w:val="en-US"/>
+              </w:rPr>
+              <w:t>asyncio</w:t>
+            </w:r>
+            <w:proofErr w:type="spellEnd"/>
+            <w:r>
+              <w:rPr>
+                <w:rFonts w:ascii="Source Code Pro" w:eastAsia="Source Code Pro" w:hAnsi="Source Code Pro" w:cs="Source Code Pro"/>
+                <w:b/>
+                <w:bCs/>
+                <w:lang w:val="en-US"/>
+              </w:rPr>
+              <w:t>==1.6.0</w:t>
+            </w:r>
+          </w:p>
+          <w:p>
+            <w:pPr>
+              <w:widowControl w:val="0"/>
+              <w:spacing w:line="240" w:lineRule="auto"/>
+              <w:rPr>
+                <w:rFonts w:ascii="Source Code Pro" w:eastAsia="Source Code Pro" w:hAnsi="Source Code Pro" w:cs="Source Code Pro"/>
+                <w:b/>
+                <w:bCs/>
+                <w:lang w:val="en-US"/>
+              </w:rPr>
+            </w:pPr>
+            <w:proofErr w:type="spellStart"/>
+            <w:r>
+              <w:rPr>
+                <w:rFonts w:ascii="Source Code Pro" w:eastAsia="Source Code Pro" w:hAnsi="Source Code Pro" w:cs="Source Code Pro"/>
+                <w:b/>
+                <w:bCs/>
+                <w:lang w:val="en-US"/>
+              </w:rPr>
+              <w:t>networkx</w:t>
+            </w:r>
+            <w:proofErr w:type="spellEnd"/>
+            <w:r>
+              <w:rPr>
+                <w:rFonts w:ascii="Source Code Pro" w:eastAsia="Source Code Pro" w:hAnsi="Source Code Pro" w:cs="Source Code Pro"/>
+                <w:b/>
+                <w:bCs/>
+                <w:lang w:val="en-US"/>
+              </w:rPr>
+              <w:t>==3.6.1</w:t>
+            </w:r>
+          </w:p>
+          <w:p>
+            <w:pPr>
+              <w:widowControl w:val="0"/>
+              <w:spacing w:line="240" w:lineRule="auto"/>
+              <w:rPr>
+                <w:rFonts w:ascii="Source Code Pro" w:eastAsia="Source Code Pro" w:hAnsi="Source Code Pro" w:cs="Source Code Pro"/>
+                <w:b/>
+                <w:bCs/>
+                <w:lang w:val="en-US"/>
+              </w:rPr>
+            </w:pPr>
+            <w:proofErr w:type="spellStart"/>
+            <w:r>
+              <w:rPr>
+                <w:rFonts w:ascii="Source Code Pro" w:eastAsia="Source Code Pro" w:hAnsi="Source Code Pro" w:cs="Source Code Pro"/>
+                <w:b/>
+                <w:bCs/>
+                <w:lang w:val="en-US"/>
+              </w:rPr>
+              <w:t>notebook_shim</w:t>
+            </w:r>
+            <w:proofErr w:type="spellEnd"/>
+            <w:r>
+              <w:rPr>
+                <w:rFonts w:ascii="Source Code Pro" w:eastAsia="Source Code Pro" w:hAnsi="Source Code Pro" w:cs="Source Code Pro"/>
+                <w:b/>
+                <w:bCs/>
+                <w:lang w:val="en-US"/>
+              </w:rPr>
+              <w:t>==0.2.4</w:t>
+            </w:r>
+          </w:p>
+          <w:p>
+            <w:pPr>
+              <w:widowControl w:val="0"/>
+              <w:spacing w:line="240" w:lineRule="auto"/>
+              <w:rPr>
+                <w:rFonts w:ascii="Source Code Pro" w:eastAsia="Source Code Pro" w:hAnsi="Source Code Pro" w:cs="Source Code Pro"/>
+                <w:b/>
+                <w:bCs/>
+                <w:lang w:val="en-US"/>
+              </w:rPr>
+            </w:pPr>
+            <w:proofErr w:type="spellStart"/>
+            <w:r>
+              <w:rPr>
+                <w:rFonts w:ascii="Source Code Pro" w:eastAsia="Source Code Pro" w:hAnsi="Source Code Pro" w:cs="Source Code Pro"/>
+                <w:b/>
+                <w:bCs/>
+                <w:lang w:val="en-US"/>
+              </w:rPr>
+              <w:t>numpy</w:t>
+            </w:r>
+            <w:proofErr w:type="spellEnd"/>
+            <w:r>
+              <w:rPr>
+                <w:rFonts w:ascii="Source Code Pro" w:eastAsia="Source Code Pro" w:hAnsi="Source Code Pro" w:cs="Source Code Pro"/>
+                <w:b/>
+                <w:bCs/>
+                <w:lang w:val="en-US"/>
+              </w:rPr>
+              <w:t>==2.4.2</w:t>
+            </w:r>
+          </w:p>
+          <w:p>
+            <w:pPr>
+              <w:widowControl w:val="0"/>
+              <w:spacing w:line="240" w:lineRule="auto"/>
+              <w:rPr>
+                <w:rFonts w:ascii="Source Code Pro" w:eastAsia="Source Code Pro" w:hAnsi="Source Code Pro" w:cs="Source Code Pro"/>
+                <w:b/>
+                <w:bCs/>
+                <w:lang w:val="en-US"/>
+              </w:rPr>
+            </w:pPr>
+            <w:proofErr w:type="spellStart"/>
+            <w:r>
+              <w:rPr>
+                <w:rFonts w:ascii="Source Code Pro" w:eastAsia="Source Code Pro" w:hAnsi="Source Code Pro" w:cs="Source Code Pro"/>
+                <w:b/>
+                <w:bCs/>
+                <w:lang w:val="en-US"/>
+              </w:rPr>
+              <w:t>oauthlib</w:t>
+            </w:r>
+            <w:proofErr w:type="spellEnd"/>
+            <w:r>
+              <w:rPr>
+                <w:rFonts w:ascii="Source Code Pro" w:eastAsia="Source Code Pro" w:hAnsi="Source Code Pro" w:cs="Source Code Pro"/>
+                <w:b/>
+                <w:bCs/>
+                <w:lang w:val="en-US"/>
+              </w:rPr>
+              <w:t>==3.3.1</w:t>
+            </w:r>
+          </w:p>
+          <w:p>
+            <w:pPr>
+              <w:widowControl w:val="0"/>
+              <w:spacing w:line="240" w:lineRule="auto"/>
+              <w:rPr>
+                <w:rFonts w:ascii="Source Code Pro" w:eastAsia="Source Code Pro" w:hAnsi="Source Code Pro" w:cs="Source Code Pro"/>
+                <w:b/>
+                <w:bCs/>
+                <w:lang w:val="en-US"/>
+              </w:rPr>
+            </w:pPr>
+            <w:proofErr w:type="spellStart"/>
+            <w:r>
+              <w:rPr>
+                <w:rFonts w:ascii="Source Code Pro" w:eastAsia="Source Code Pro" w:hAnsi="Source Code Pro" w:cs="Source Code Pro"/>
+                <w:b/>
+                <w:bCs/>
+                <w:lang w:val="en-US"/>
+              </w:rPr>
+              <w:t>onnxruntime</w:t>
+            </w:r>
+            <w:proofErr w:type="spellEnd"/>
+            <w:r>
+              <w:rPr>
+                <w:rFonts w:ascii="Source Code Pro" w:eastAsia="Source Code Pro" w:hAnsi="Source Code Pro" w:cs="Source Code Pro"/>
+                <w:b/>
+                <w:bCs/>
+                <w:lang w:val="en-US"/>
+              </w:rPr>
+              <w:t>==1.24.1</w:t>
+            </w:r>
+          </w:p>
+          <w:p>
+            <w:pPr>
+              <w:widowControl w:val="0"/>
+              <w:spacing w:line="240" w:lineRule="auto"/>
+              <w:rPr>
+                <w:rFonts w:ascii="Source Code Pro" w:eastAsia="Source Code Pro" w:hAnsi="Source Code Pro" w:cs="Source Code Pro"/>
+                <w:b/>
+                <w:bCs/>
+                <w:lang w:val="en-US"/>
+              </w:rPr>
+            </w:pPr>
+            <w:proofErr w:type="spellStart"/>
+            <w:r>
+              <w:rPr>
+                <w:rFonts w:ascii="Source Code Pro" w:eastAsia="Source Code Pro" w:hAnsi="Source Code Pro" w:cs="Source Code Pro"/>
+                <w:b/>
+                <w:bCs/>
+                <w:lang w:val="en-US"/>
+              </w:rPr>
+              <w:t>opentelemetry-api</w:t>
+            </w:r>
+            <w:proofErr w:type="spellEnd"/>
+            <w:r>
+              <w:rPr>
+                <w:rFonts w:ascii="Source Code Pro" w:eastAsia="Source Code Pro" w:hAnsi="Source Code Pro" w:cs="Source Code Pro"/>
+                <w:b/>
+                <w:bCs/>
+                <w:lang w:val="en-US"/>
+              </w:rPr>
+              <w:t>==1.39.1</w:t>
+            </w:r>
+          </w:p>
+          <w:p>
+            <w:pPr>
+              <w:widowControl w:val="0"/>
+              <w:spacing w:line="240" w:lineRule="auto"/>
+              <w:rPr>
+                <w:rFonts w:ascii="Source Code Pro" w:eastAsia="Source Code Pro" w:hAnsi="Source Code Pro" w:cs="Source Code Pro"/>
+                <w:b/>
+                <w:bCs/>
+                <w:lang w:val="en-US"/>
+              </w:rPr>
+            </w:pPr>
+            <w:proofErr w:type="spellStart"/>
+            <w:r>
+              <w:rPr>
+                <w:rFonts w:ascii="Source Code Pro" w:eastAsia="Source Code Pro" w:hAnsi="Source Code Pro" w:cs="Source Code Pro"/>
+                <w:b/>
+                <w:bCs/>
+                <w:lang w:val="en-US"/>
+              </w:rPr>
+              <w:t>opentelemetry</w:t>
+            </w:r>
+            <w:proofErr w:type="spellEnd"/>
+            <w:r>
+              <w:rPr>
+                <w:rFonts w:ascii="Source Code Pro" w:eastAsia="Source Code Pro" w:hAnsi="Source Code Pro" w:cs="Source Code Pro"/>
+                <w:b/>
+                <w:bCs/>
+                <w:lang w:val="en-US"/>
+              </w:rPr>
+              <w:t>-exporter-</w:t>
+            </w:r>
+            <w:proofErr w:type="spellStart"/>
+            <w:r>
+              <w:rPr>
+                <w:rFonts w:ascii="Source Code Pro" w:eastAsia="Source Code Pro" w:hAnsi="Source Code Pro" w:cs="Source Code Pro"/>
+                <w:b/>
+                <w:bCs/>
+                <w:lang w:val="en-US"/>
+              </w:rPr>
+              <w:t>otlp</w:t>
+            </w:r>
+            <w:proofErr w:type="spellEnd"/>
+            <w:r>
+              <w:rPr>
+                <w:rFonts w:ascii="Source Code Pro" w:eastAsia="Source Code Pro" w:hAnsi="Source Code Pro" w:cs="Source Code Pro"/>
+                <w:b/>
+                <w:bCs/>
+                <w:lang w:val="en-US"/>
+              </w:rPr>
+              <w:t>-proto-common==1.39.1</w:t>
+            </w:r>
+          </w:p>
+          <w:p>
+            <w:pPr>
+              <w:widowControl w:val="0"/>
+              <w:spacing w:line="240" w:lineRule="auto"/>
+              <w:rPr>
+                <w:rFonts w:ascii="Source Code Pro" w:eastAsia="Source Code Pro" w:hAnsi="Source Code Pro" w:cs="Source Code Pro"/>
+                <w:b/>
+                <w:bCs/>
+                <w:lang w:val="en-US"/>
+              </w:rPr>
+            </w:pPr>
+            <w:proofErr w:type="spellStart"/>
+            <w:r>
+              <w:rPr>
+                <w:rFonts w:ascii="Source Code Pro" w:eastAsia="Source Code Pro" w:hAnsi="Source Code Pro" w:cs="Source Code Pro"/>
+                <w:b/>
+                <w:bCs/>
+                <w:lang w:val="en-US"/>
+              </w:rPr>
+              <w:t>opentelemetry</w:t>
+            </w:r>
+            <w:proofErr w:type="spellEnd"/>
+            <w:r>
+              <w:rPr>
+                <w:rFonts w:ascii="Source Code Pro" w:eastAsia="Source Code Pro" w:hAnsi="Source Code Pro" w:cs="Source Code Pro"/>
+                <w:b/>
+                <w:bCs/>
+                <w:lang w:val="en-US"/>
+              </w:rPr>
+              <w:t>-exporter-</w:t>
+            </w:r>
+            <w:proofErr w:type="spellStart"/>
+            <w:r>
+              <w:rPr>
+                <w:rFonts w:ascii="Source Code Pro" w:eastAsia="Source Code Pro" w:hAnsi="Source Code Pro" w:cs="Source Code Pro"/>
+                <w:b/>
+                <w:bCs/>
+                <w:lang w:val="en-US"/>
+              </w:rPr>
+              <w:t>otlp</w:t>
+            </w:r>
+            <w:proofErr w:type="spellEnd"/>
+            <w:r>
+              <w:rPr>
+                <w:rFonts w:ascii="Source Code Pro" w:eastAsia="Source Code Pro" w:hAnsi="Source Code Pro" w:cs="Source Code Pro"/>
+                <w:b/>
+                <w:bCs/>
+                <w:lang w:val="en-US"/>
+              </w:rPr>
+              <w:t>-proto-</w:t>
+            </w:r>
+            <w:proofErr w:type="spellStart"/>
+            <w:r>
+              <w:rPr>
+                <w:rFonts w:ascii="Source Code Pro" w:eastAsia="Source Code Pro" w:hAnsi="Source Code Pro" w:cs="Source Code Pro"/>
+                <w:b/>
+                <w:bCs/>
+                <w:lang w:val="en-US"/>
+              </w:rPr>
+              <w:t>grpc</w:t>
+            </w:r>
+            <w:proofErr w:type="spellEnd"/>
+            <w:r>
+              <w:rPr>
+                <w:rFonts w:ascii="Source Code Pro" w:eastAsia="Source Code Pro" w:hAnsi="Source Code Pro" w:cs="Source Code Pro"/>
+                <w:b/>
+                <w:bCs/>
+                <w:lang w:val="en-US"/>
+              </w:rPr>
+              <w:t>==1.39.1</w:t>
+            </w:r>
+          </w:p>
+          <w:p>
+            <w:pPr>
+              <w:widowControl w:val="0"/>
+              <w:spacing w:line="240" w:lineRule="auto"/>
+              <w:rPr>
+                <w:rFonts w:ascii="Source Code Pro" w:eastAsia="Source Code Pro" w:hAnsi="Source Code Pro" w:cs="Source Code Pro"/>
+                <w:b/>
+                <w:bCs/>
+                <w:lang w:val="en-US"/>
+              </w:rPr>
+            </w:pPr>
+            <w:proofErr w:type="spellStart"/>
+            <w:r>
+              <w:rPr>
+                <w:rFonts w:ascii="Source Code Pro" w:eastAsia="Source Code Pro" w:hAnsi="Source Code Pro" w:cs="Source Code Pro"/>
+                <w:b/>
+                <w:bCs/>
+                <w:lang w:val="en-US"/>
+              </w:rPr>
+              <w:t>opentelemetry</w:t>
+            </w:r>
+            <w:proofErr w:type="spellEnd"/>
+            <w:r>
+              <w:rPr>
+                <w:rFonts w:ascii="Source Code Pro" w:eastAsia="Source Code Pro" w:hAnsi="Source Code Pro" w:cs="Source Code Pro"/>
+                <w:b/>
+                <w:bCs/>
+                <w:lang w:val="en-US"/>
+              </w:rPr>
+              <w:t>-proto==1.39.1</w:t>
+            </w:r>
+          </w:p>
+          <w:p>
+            <w:pPr>
+              <w:widowControl w:val="0"/>
+              <w:spacing w:line="240" w:lineRule="auto"/>
+              <w:rPr>
+                <w:rFonts w:ascii="Source Code Pro" w:eastAsia="Source Code Pro" w:hAnsi="Source Code Pro" w:cs="Source Code Pro"/>
+                <w:b/>
+                <w:bCs/>
+                <w:lang w:val="en-US"/>
+              </w:rPr>
+            </w:pPr>
+            <w:proofErr w:type="spellStart"/>
+            <w:r>
+              <w:rPr>
+                <w:rFonts w:ascii="Source Code Pro" w:eastAsia="Source Code Pro" w:hAnsi="Source Code Pro" w:cs="Source Code Pro"/>
+                <w:b/>
+                <w:bCs/>
+                <w:lang w:val="en-US"/>
+              </w:rPr>
+              <w:t>opentelemetry-sdk</w:t>
+            </w:r>
+            <w:proofErr w:type="spellEnd"/>
+            <w:r>
+              <w:rPr>
+                <w:rFonts w:ascii="Source Code Pro" w:eastAsia="Source Code Pro" w:hAnsi="Source Code Pro" w:cs="Source Code Pro"/>
+                <w:b/>
+                <w:bCs/>
+                <w:lang w:val="en-US"/>
+              </w:rPr>
+              <w:t>==1.39.1</w:t>
+            </w:r>
+          </w:p>
+          <w:p>
+            <w:pPr>
+              <w:widowControl w:val="0"/>
+              <w:spacing w:line="240" w:lineRule="auto"/>
+              <w:rPr>
+                <w:rFonts w:ascii="Source Code Pro" w:eastAsia="Source Code Pro" w:hAnsi="Source Code Pro" w:cs="Source Code Pro"/>
+                <w:b/>
+                <w:bCs/>
+                <w:lang w:val="en-US"/>
+              </w:rPr>
+            </w:pPr>
+            <w:proofErr w:type="spellStart"/>
+            <w:r>
+              <w:rPr>
+                <w:rFonts w:ascii="Source Code Pro" w:eastAsia="Source Code Pro" w:hAnsi="Source Code Pro" w:cs="Source Code Pro"/>
+                <w:b/>
+                <w:bCs/>
+                <w:lang w:val="en-US"/>
+              </w:rPr>
+              <w:t>opentelemetry</w:t>
+            </w:r>
+            <w:proofErr w:type="spellEnd"/>
+            <w:r>
+              <w:rPr>
+                <w:rFonts w:ascii="Source Code Pro" w:eastAsia="Source Code Pro" w:hAnsi="Source Code Pro" w:cs="Source Code Pro"/>
+                <w:b/>
+                <w:bCs/>
+                <w:lang w:val="en-US"/>
+              </w:rPr>
+              <w:t>-semantic-conventions==0.60b1</w:t>
+            </w:r>
+          </w:p>
+          <w:p>
+            <w:pPr>
+              <w:widowControl w:val="0"/>
+              <w:spacing w:line="240" w:lineRule="auto"/>
+              <w:rPr>
+                <w:rFonts w:ascii="Source Code Pro" w:eastAsia="Source Code Pro" w:hAnsi="Source Code Pro" w:cs="Source Code Pro"/>
+                <w:b/>
+                <w:bCs/>
+                <w:lang w:val="en-US"/>
+              </w:rPr>
+            </w:pPr>
+            <w:proofErr w:type="spellStart"/>
+            <w:r>
+              <w:rPr>
+                <w:rFonts w:ascii="Source Code Pro" w:eastAsia="Source Code Pro" w:hAnsi="Source Code Pro" w:cs="Source Code Pro"/>
+                <w:b/>
+                <w:bCs/>
+                <w:lang w:val="en-US"/>
+              </w:rPr>
+              <w:t>orjson</w:t>
+            </w:r>
+            <w:proofErr w:type="spellEnd"/>
+            <w:r>
+              <w:rPr>
+                <w:rFonts w:ascii="Source Code Pro" w:eastAsia="Source Code Pro" w:hAnsi="Source Code Pro" w:cs="Source Code Pro"/>
+                <w:b/>
+                <w:bCs/>
+                <w:lang w:val="en-US"/>
+              </w:rPr>
+              <w:t>==3.11.7</w:t>
             </w:r>
           </w:p>
           <w:p>
@@ -3929,182 +4871,281 @@
                 <w:lang w:val="en-US"/>
               </w:rPr>
             </w:pPr>
-            <w:r>
-              <w:rPr>
-                <w:rFonts w:ascii="Source Code Pro" w:eastAsia="Source Code Pro" w:hAnsi="Source Code Pro" w:cs="Source Code Pro"/>
-                <w:b/>
-                <w:bCs/>
-                <w:lang w:val="en-US"/>
-              </w:rPr>
-              <w:t>pandocfilters==1.5.1</w:t>
-            </w:r>
-          </w:p>
-          <w:p>
-            <w:pPr>
-              <w:widowControl w:val="0"/>
-              <w:spacing w:line="240" w:lineRule="auto"/>
-              <w:rPr>
-                <w:rFonts w:ascii="Source Code Pro" w:eastAsia="Source Code Pro" w:hAnsi="Source Code Pro" w:cs="Source Code Pro"/>
-                <w:b/>
-                <w:bCs/>
-                <w:lang w:val="en-US"/>
-              </w:rPr>
-            </w:pPr>
-            <w:r>
-              <w:rPr>
-                <w:rFonts w:ascii="Source Code Pro" w:eastAsia="Source Code Pro" w:hAnsi="Source Code Pro" w:cs="Source Code Pro"/>
-                <w:b/>
-                <w:bCs/>
-                <w:lang w:val="en-US"/>
-              </w:rPr>
-              <w:t>parso==0.8.6</w:t>
-            </w:r>
-          </w:p>
-          <w:p>
-            <w:pPr>
-              <w:widowControl w:val="0"/>
-              <w:spacing w:line="240" w:lineRule="auto"/>
-              <w:rPr>
-                <w:rFonts w:ascii="Source Code Pro" w:eastAsia="Source Code Pro" w:hAnsi="Source Code Pro" w:cs="Source Code Pro"/>
-                <w:b/>
-                <w:bCs/>
-                <w:lang w:val="en-US"/>
-              </w:rPr>
-            </w:pPr>
-            <w:r>
-              <w:rPr>
-                <w:rFonts w:ascii="Source Code Pro" w:eastAsia="Source Code Pro" w:hAnsi="Source Code Pro" w:cs="Source Code Pro"/>
-                <w:b/>
-                <w:bCs/>
-                <w:lang w:val="en-US"/>
-              </w:rPr>
-              <w:t>platformdirs==4.9.2</w:t>
-            </w:r>
-          </w:p>
-          <w:p>
-            <w:pPr>
-              <w:widowControl w:val="0"/>
-              <w:spacing w:line="240" w:lineRule="auto"/>
-              <w:rPr>
-                <w:rFonts w:ascii="Source Code Pro" w:eastAsia="Source Code Pro" w:hAnsi="Source Code Pro" w:cs="Source Code Pro"/>
-                <w:b/>
-                <w:bCs/>
-                <w:lang w:val="en-US"/>
-              </w:rPr>
-            </w:pPr>
-            <w:r>
-              <w:rPr>
-                <w:rFonts w:ascii="Source Code Pro" w:eastAsia="Source Code Pro" w:hAnsi="Source Code Pro" w:cs="Source Code Pro"/>
-                <w:b/>
-                <w:bCs/>
-                <w:lang w:val="en-US"/>
-              </w:rPr>
-              <w:t>posthog==5.4.0</w:t>
-            </w:r>
-          </w:p>
-          <w:p>
-            <w:pPr>
-              <w:widowControl w:val="0"/>
-              <w:spacing w:line="240" w:lineRule="auto"/>
-              <w:rPr>
-                <w:rFonts w:ascii="Source Code Pro" w:eastAsia="Source Code Pro" w:hAnsi="Source Code Pro" w:cs="Source Code Pro"/>
-                <w:b/>
-                <w:bCs/>
-                <w:lang w:val="en-US"/>
-              </w:rPr>
-            </w:pPr>
-            <w:r>
-              <w:rPr>
-                <w:rFonts w:ascii="Source Code Pro" w:eastAsia="Source Code Pro" w:hAnsi="Source Code Pro" w:cs="Source Code Pro"/>
-                <w:b/>
-                <w:bCs/>
-                <w:lang w:val="en-US"/>
-              </w:rPr>
-              <w:t>prometheus_client==0.24.1</w:t>
-            </w:r>
-          </w:p>
-          <w:p>
-            <w:pPr>
-              <w:widowControl w:val="0"/>
-              <w:spacing w:line="240" w:lineRule="auto"/>
-              <w:rPr>
-                <w:rFonts w:ascii="Source Code Pro" w:eastAsia="Source Code Pro" w:hAnsi="Source Code Pro" w:cs="Source Code Pro"/>
-                <w:b/>
-                <w:bCs/>
-                <w:lang w:val="en-US"/>
-              </w:rPr>
-            </w:pPr>
-            <w:r>
-              <w:rPr>
-                <w:rFonts w:ascii="Source Code Pro" w:eastAsia="Source Code Pro" w:hAnsi="Source Code Pro" w:cs="Source Code Pro"/>
-                <w:b/>
-                <w:bCs/>
-                <w:lang w:val="en-US"/>
-              </w:rPr>
-              <w:t>prompt_toolkit==3.0.52</w:t>
-            </w:r>
-          </w:p>
-          <w:p>
-            <w:pPr>
-              <w:widowControl w:val="0"/>
-              <w:spacing w:line="240" w:lineRule="auto"/>
-              <w:rPr>
-                <w:rFonts w:ascii="Source Code Pro" w:eastAsia="Source Code Pro" w:hAnsi="Source Code Pro" w:cs="Source Code Pro"/>
-                <w:b/>
-                <w:bCs/>
-                <w:lang w:val="en-US"/>
-              </w:rPr>
-            </w:pPr>
-            <w:r>
-              <w:rPr>
-                <w:rFonts w:ascii="Source Code Pro" w:eastAsia="Source Code Pro" w:hAnsi="Source Code Pro" w:cs="Source Code Pro"/>
-                <w:b/>
-                <w:bCs/>
-                <w:lang w:val="en-US"/>
-              </w:rPr>
-              <w:t>protobuf==6.33.5</w:t>
-            </w:r>
-          </w:p>
-          <w:p>
-            <w:pPr>
-              <w:widowControl w:val="0"/>
-              <w:spacing w:line="240" w:lineRule="auto"/>
-              <w:rPr>
-                <w:rFonts w:ascii="Source Code Pro" w:eastAsia="Source Code Pro" w:hAnsi="Source Code Pro" w:cs="Source Code Pro"/>
-                <w:b/>
-                <w:bCs/>
-                <w:lang w:val="en-US"/>
-              </w:rPr>
-            </w:pPr>
-            <w:r>
-              <w:rPr>
-                <w:rFonts w:ascii="Source Code Pro" w:eastAsia="Source Code Pro" w:hAnsi="Source Code Pro" w:cs="Source Code Pro"/>
-                <w:b/>
-                <w:bCs/>
-                <w:lang w:val="en-US"/>
-              </w:rPr>
-              <w:t>psutil==7.2.2</w:t>
-            </w:r>
-          </w:p>
-          <w:p>
-            <w:pPr>
-              <w:widowControl w:val="0"/>
-              <w:spacing w:line="240" w:lineRule="auto"/>
-              <w:rPr>
-                <w:rFonts w:ascii="Source Code Pro" w:eastAsia="Source Code Pro" w:hAnsi="Source Code Pro" w:cs="Source Code Pro"/>
-                <w:b/>
-                <w:bCs/>
-                <w:lang w:val="en-US"/>
-              </w:rPr>
-            </w:pPr>
-            <w:r>
-              <w:rPr>
-                <w:rFonts w:ascii="Source Code Pro" w:eastAsia="Source Code Pro" w:hAnsi="Source Code Pro" w:cs="Source Code Pro"/>
-                <w:b/>
-                <w:bCs/>
-                <w:lang w:val="en-US"/>
-              </w:rPr>
-              <w:t>pure_eval==0.2.3</w:t>
+            <w:proofErr w:type="spellStart"/>
+            <w:r>
+              <w:rPr>
+                <w:rFonts w:ascii="Source Code Pro" w:eastAsia="Source Code Pro" w:hAnsi="Source Code Pro" w:cs="Source Code Pro"/>
+                <w:b/>
+                <w:bCs/>
+                <w:lang w:val="en-US"/>
+              </w:rPr>
+              <w:t>pandocfilters</w:t>
+            </w:r>
+            <w:proofErr w:type="spellEnd"/>
+            <w:r>
+              <w:rPr>
+                <w:rFonts w:ascii="Source Code Pro" w:eastAsia="Source Code Pro" w:hAnsi="Source Code Pro" w:cs="Source Code Pro"/>
+                <w:b/>
+                <w:bCs/>
+                <w:lang w:val="en-US"/>
+              </w:rPr>
+              <w:t>==1.5.1</w:t>
+            </w:r>
+          </w:p>
+          <w:p>
+            <w:pPr>
+              <w:widowControl w:val="0"/>
+              <w:spacing w:line="240" w:lineRule="auto"/>
+              <w:rPr>
+                <w:rFonts w:ascii="Source Code Pro" w:eastAsia="Source Code Pro" w:hAnsi="Source Code Pro" w:cs="Source Code Pro"/>
+                <w:b/>
+                <w:bCs/>
+                <w:lang w:val="en-US"/>
+              </w:rPr>
+            </w:pPr>
+            <w:proofErr w:type="spellStart"/>
+            <w:r>
+              <w:rPr>
+                <w:rFonts w:ascii="Source Code Pro" w:eastAsia="Source Code Pro" w:hAnsi="Source Code Pro" w:cs="Source Code Pro"/>
+                <w:b/>
+                <w:bCs/>
+                <w:lang w:val="en-US"/>
+              </w:rPr>
+              <w:t>parso</w:t>
+            </w:r>
+            <w:proofErr w:type="spellEnd"/>
+            <w:r>
+              <w:rPr>
+                <w:rFonts w:ascii="Source Code Pro" w:eastAsia="Source Code Pro" w:hAnsi="Source Code Pro" w:cs="Source Code Pro"/>
+                <w:b/>
+                <w:bCs/>
+                <w:lang w:val="en-US"/>
+              </w:rPr>
+              <w:t>==0.8.6</w:t>
+            </w:r>
+          </w:p>
+          <w:p>
+            <w:pPr>
+              <w:widowControl w:val="0"/>
+              <w:spacing w:line="240" w:lineRule="auto"/>
+              <w:rPr>
+                <w:rFonts w:ascii="Source Code Pro" w:eastAsia="Source Code Pro" w:hAnsi="Source Code Pro" w:cs="Source Code Pro"/>
+                <w:b/>
+                <w:bCs/>
+                <w:lang w:val="en-US"/>
+              </w:rPr>
+            </w:pPr>
+            <w:proofErr w:type="spellStart"/>
+            <w:r>
+              <w:rPr>
+                <w:rFonts w:ascii="Source Code Pro" w:eastAsia="Source Code Pro" w:hAnsi="Source Code Pro" w:cs="Source Code Pro"/>
+                <w:b/>
+                <w:bCs/>
+                <w:lang w:val="en-US"/>
+              </w:rPr>
+              <w:t>platformdirs</w:t>
+            </w:r>
+            <w:proofErr w:type="spellEnd"/>
+            <w:r>
+              <w:rPr>
+                <w:rFonts w:ascii="Source Code Pro" w:eastAsia="Source Code Pro" w:hAnsi="Source Code Pro" w:cs="Source Code Pro"/>
+                <w:b/>
+                <w:bCs/>
+                <w:lang w:val="en-US"/>
+              </w:rPr>
+              <w:t>==4.9.2</w:t>
+            </w:r>
+          </w:p>
+          <w:p>
+            <w:pPr>
+              <w:widowControl w:val="0"/>
+              <w:spacing w:line="240" w:lineRule="auto"/>
+              <w:rPr>
+                <w:rFonts w:ascii="Source Code Pro" w:eastAsia="Source Code Pro" w:hAnsi="Source Code Pro" w:cs="Source Code Pro"/>
+                <w:b/>
+                <w:bCs/>
+                <w:lang w:val="en-US"/>
+              </w:rPr>
+            </w:pPr>
+            <w:proofErr w:type="spellStart"/>
+            <w:r>
+              <w:rPr>
+                <w:rFonts w:ascii="Source Code Pro" w:eastAsia="Source Code Pro" w:hAnsi="Source Code Pro" w:cs="Source Code Pro"/>
+                <w:b/>
+                <w:bCs/>
+                <w:lang w:val="en-US"/>
+              </w:rPr>
+              <w:t>posthog</w:t>
+            </w:r>
+            <w:proofErr w:type="spellEnd"/>
+            <w:r>
+              <w:rPr>
+                <w:rFonts w:ascii="Source Code Pro" w:eastAsia="Source Code Pro" w:hAnsi="Source Code Pro" w:cs="Source Code Pro"/>
+                <w:b/>
+                <w:bCs/>
+                <w:lang w:val="en-US"/>
+              </w:rPr>
+              <w:t>==5.4.0</w:t>
+            </w:r>
+          </w:p>
+          <w:p>
+            <w:pPr>
+              <w:widowControl w:val="0"/>
+              <w:spacing w:line="240" w:lineRule="auto"/>
+              <w:rPr>
+                <w:rFonts w:ascii="Source Code Pro" w:eastAsia="Source Code Pro" w:hAnsi="Source Code Pro" w:cs="Source Code Pro"/>
+                <w:b/>
+                <w:bCs/>
+                <w:lang w:val="en-US"/>
+              </w:rPr>
+            </w:pPr>
+            <w:proofErr w:type="spellStart"/>
+            <w:r>
+              <w:rPr>
+                <w:rFonts w:ascii="Source Code Pro" w:eastAsia="Source Code Pro" w:hAnsi="Source Code Pro" w:cs="Source Code Pro"/>
+                <w:b/>
+                <w:bCs/>
+                <w:lang w:val="en-US"/>
+              </w:rPr>
+              <w:t>prometheus_client</w:t>
+            </w:r>
+            <w:proofErr w:type="spellEnd"/>
+            <w:r>
+              <w:rPr>
+                <w:rFonts w:ascii="Source Code Pro" w:eastAsia="Source Code Pro" w:hAnsi="Source Code Pro" w:cs="Source Code Pro"/>
+                <w:b/>
+                <w:bCs/>
+                <w:lang w:val="en-US"/>
+              </w:rPr>
+              <w:t>==0.24.1</w:t>
+            </w:r>
+          </w:p>
+          <w:p>
+            <w:pPr>
+              <w:widowControl w:val="0"/>
+              <w:spacing w:line="240" w:lineRule="auto"/>
+              <w:rPr>
+                <w:rFonts w:ascii="Source Code Pro" w:eastAsia="Source Code Pro" w:hAnsi="Source Code Pro" w:cs="Source Code Pro"/>
+                <w:b/>
+                <w:bCs/>
+                <w:lang w:val="en-US"/>
+              </w:rPr>
+            </w:pPr>
+            <w:proofErr w:type="spellStart"/>
+            <w:r>
+              <w:rPr>
+                <w:rFonts w:ascii="Source Code Pro" w:eastAsia="Source Code Pro" w:hAnsi="Source Code Pro" w:cs="Source Code Pro"/>
+                <w:b/>
+                <w:bCs/>
+                <w:lang w:val="en-US"/>
+              </w:rPr>
+              <w:t>prompt_toolkit</w:t>
+            </w:r>
+            <w:proofErr w:type="spellEnd"/>
+            <w:r>
+              <w:rPr>
+                <w:rFonts w:ascii="Source Code Pro" w:eastAsia="Source Code Pro" w:hAnsi="Source Code Pro" w:cs="Source Code Pro"/>
+                <w:b/>
+                <w:bCs/>
+                <w:lang w:val="en-US"/>
+              </w:rPr>
+              <w:t>==3.0.52</w:t>
+            </w:r>
+          </w:p>
+          <w:p>
+            <w:pPr>
+              <w:widowControl w:val="0"/>
+              <w:spacing w:line="240" w:lineRule="auto"/>
+              <w:rPr>
+                <w:rFonts w:ascii="Source Code Pro" w:eastAsia="Source Code Pro" w:hAnsi="Source Code Pro" w:cs="Source Code Pro"/>
+                <w:b/>
+                <w:bCs/>
+                <w:lang w:val="en-US"/>
+              </w:rPr>
+            </w:pPr>
+            <w:proofErr w:type="spellStart"/>
+            <w:r>
+              <w:rPr>
+                <w:rFonts w:ascii="Source Code Pro" w:eastAsia="Source Code Pro" w:hAnsi="Source Code Pro" w:cs="Source Code Pro"/>
+                <w:b/>
+                <w:bCs/>
+                <w:lang w:val="en-US"/>
+              </w:rPr>
+              <w:t>protobuf</w:t>
+            </w:r>
+            <w:proofErr w:type="spellEnd"/>
+            <w:r>
+              <w:rPr>
+                <w:rFonts w:ascii="Source Code Pro" w:eastAsia="Source Code Pro" w:hAnsi="Source Code Pro" w:cs="Source Code Pro"/>
+                <w:b/>
+                <w:bCs/>
+                <w:lang w:val="en-US"/>
+              </w:rPr>
+              <w:t>==6.33.5</w:t>
+            </w:r>
+          </w:p>
+          <w:p>
+            <w:pPr>
+              <w:widowControl w:val="0"/>
+              <w:spacing w:line="240" w:lineRule="auto"/>
+              <w:rPr>
+                <w:rFonts w:ascii="Source Code Pro" w:eastAsia="Source Code Pro" w:hAnsi="Source Code Pro" w:cs="Source Code Pro"/>
+                <w:b/>
+                <w:bCs/>
+                <w:lang w:val="en-US"/>
+              </w:rPr>
+            </w:pPr>
+            <w:proofErr w:type="spellStart"/>
+            <w:r>
+              <w:rPr>
+                <w:rFonts w:ascii="Source Code Pro" w:eastAsia="Source Code Pro" w:hAnsi="Source Code Pro" w:cs="Source Code Pro"/>
+                <w:b/>
+                <w:bCs/>
+                <w:lang w:val="en-US"/>
+              </w:rPr>
+              <w:t>psutil</w:t>
+            </w:r>
+            <w:proofErr w:type="spellEnd"/>
+            <w:r>
+              <w:rPr>
+                <w:rFonts w:ascii="Source Code Pro" w:eastAsia="Source Code Pro" w:hAnsi="Source Code Pro" w:cs="Source Code Pro"/>
+                <w:b/>
+                <w:bCs/>
+                <w:lang w:val="en-US"/>
+              </w:rPr>
+              <w:t>==7.2.2</w:t>
+            </w:r>
+          </w:p>
+          <w:p>
+            <w:pPr>
+              <w:widowControl w:val="0"/>
+              <w:spacing w:line="240" w:lineRule="auto"/>
+              <w:rPr>
+                <w:rFonts w:ascii="Source Code Pro" w:eastAsia="Source Code Pro" w:hAnsi="Source Code Pro" w:cs="Source Code Pro"/>
+                <w:b/>
+                <w:bCs/>
+                <w:lang w:val="en-US"/>
+              </w:rPr>
+            </w:pPr>
+            <w:proofErr w:type="spellStart"/>
+            <w:r>
+              <w:rPr>
+                <w:rFonts w:ascii="Source Code Pro" w:eastAsia="Source Code Pro" w:hAnsi="Source Code Pro" w:cs="Source Code Pro"/>
+                <w:b/>
+                <w:bCs/>
+                <w:lang w:val="en-US"/>
+              </w:rPr>
+              <w:t>pure_eval</w:t>
+            </w:r>
+            <w:proofErr w:type="spellEnd"/>
+            <w:r>
+              <w:rPr>
+                <w:rFonts w:ascii="Source Code Pro" w:eastAsia="Source Code Pro" w:hAnsi="Source Code Pro" w:cs="Source Code Pro"/>
+                <w:b/>
+                <w:bCs/>
+                <w:lang w:val="en-US"/>
+              </w:rPr>
+              <w:t>==0.2.3</w:t>
             </w:r>
           </w:p>
           <w:p>
@@ -4139,245 +5180,404 @@
                 <w:lang w:val="en-US"/>
               </w:rPr>
             </w:pPr>
-            <w:r>
-              <w:rPr>
-                <w:rFonts w:ascii="Source Code Pro" w:eastAsia="Source Code Pro" w:hAnsi="Source Code Pro" w:cs="Source Code Pro"/>
-                <w:b/>
-                <w:bCs/>
-                <w:lang w:val="en-US"/>
-              </w:rPr>
-              <w:t>pycparser==3.0</w:t>
-            </w:r>
-          </w:p>
-          <w:p>
-            <w:pPr>
-              <w:widowControl w:val="0"/>
-              <w:spacing w:line="240" w:lineRule="auto"/>
-              <w:rPr>
-                <w:rFonts w:ascii="Source Code Pro" w:eastAsia="Source Code Pro" w:hAnsi="Source Code Pro" w:cs="Source Code Pro"/>
-                <w:b/>
-                <w:bCs/>
-                <w:lang w:val="en-US"/>
-              </w:rPr>
-            </w:pPr>
-            <w:r>
-              <w:rPr>
-                <w:rFonts w:ascii="Source Code Pro" w:eastAsia="Source Code Pro" w:hAnsi="Source Code Pro" w:cs="Source Code Pro"/>
-                <w:b/>
-                <w:bCs/>
-                <w:lang w:val="en-US"/>
-              </w:rPr>
-              <w:t>pydantic==2.12.5</w:t>
-            </w:r>
-          </w:p>
-          <w:p>
-            <w:pPr>
-              <w:widowControl w:val="0"/>
-              <w:spacing w:line="240" w:lineRule="auto"/>
-              <w:rPr>
-                <w:rFonts w:ascii="Source Code Pro" w:eastAsia="Source Code Pro" w:hAnsi="Source Code Pro" w:cs="Source Code Pro"/>
-                <w:b/>
-                <w:bCs/>
-                <w:lang w:val="en-US"/>
-              </w:rPr>
-            </w:pPr>
-            <w:r>
-              <w:rPr>
-                <w:rFonts w:ascii="Source Code Pro" w:eastAsia="Source Code Pro" w:hAnsi="Source Code Pro" w:cs="Source Code Pro"/>
-                <w:b/>
-                <w:bCs/>
-                <w:lang w:val="en-US"/>
-              </w:rPr>
-              <w:t>pydantic_core==2.41.5</w:t>
-            </w:r>
-          </w:p>
-          <w:p>
-            <w:pPr>
-              <w:widowControl w:val="0"/>
-              <w:spacing w:line="240" w:lineRule="auto"/>
-              <w:rPr>
-                <w:rFonts w:ascii="Source Code Pro" w:eastAsia="Source Code Pro" w:hAnsi="Source Code Pro" w:cs="Source Code Pro"/>
-                <w:b/>
-                <w:bCs/>
-                <w:lang w:val="en-US"/>
-              </w:rPr>
-            </w:pPr>
-            <w:r>
-              <w:rPr>
-                <w:rFonts w:ascii="Source Code Pro" w:eastAsia="Source Code Pro" w:hAnsi="Source Code Pro" w:cs="Source Code Pro"/>
-                <w:b/>
-                <w:bCs/>
-                <w:lang w:val="en-US"/>
-              </w:rPr>
-              <w:t>Pygments==2.19.2</w:t>
-            </w:r>
-          </w:p>
-          <w:p>
-            <w:pPr>
-              <w:widowControl w:val="0"/>
-              <w:spacing w:line="240" w:lineRule="auto"/>
-              <w:rPr>
-                <w:rFonts w:ascii="Source Code Pro" w:eastAsia="Source Code Pro" w:hAnsi="Source Code Pro" w:cs="Source Code Pro"/>
-                <w:b/>
-                <w:bCs/>
-                <w:lang w:val="en-US"/>
-              </w:rPr>
-            </w:pPr>
-            <w:r>
-              <w:rPr>
-                <w:rFonts w:ascii="Source Code Pro" w:eastAsia="Source Code Pro" w:hAnsi="Source Code Pro" w:cs="Source Code Pro"/>
-                <w:b/>
-                <w:bCs/>
-                <w:lang w:val="en-US"/>
-              </w:rPr>
-              <w:t>PyPika==0.51.1</w:t>
-            </w:r>
-          </w:p>
-          <w:p>
-            <w:pPr>
-              <w:widowControl w:val="0"/>
-              <w:spacing w:line="240" w:lineRule="auto"/>
-              <w:rPr>
-                <w:rFonts w:ascii="Source Code Pro" w:eastAsia="Source Code Pro" w:hAnsi="Source Code Pro" w:cs="Source Code Pro"/>
-                <w:b/>
-                <w:bCs/>
-                <w:lang w:val="en-US"/>
-              </w:rPr>
-            </w:pPr>
-            <w:r>
-              <w:rPr>
-                <w:rFonts w:ascii="Source Code Pro" w:eastAsia="Source Code Pro" w:hAnsi="Source Code Pro" w:cs="Source Code Pro"/>
-                <w:b/>
-                <w:bCs/>
-                <w:lang w:val="en-US"/>
-              </w:rPr>
-              <w:t>pyproject_hooks==1.2.0</w:t>
-            </w:r>
-          </w:p>
-          <w:p>
-            <w:pPr>
-              <w:widowControl w:val="0"/>
-              <w:spacing w:line="240" w:lineRule="auto"/>
-              <w:rPr>
-                <w:rFonts w:ascii="Source Code Pro" w:eastAsia="Source Code Pro" w:hAnsi="Source Code Pro" w:cs="Source Code Pro"/>
-                <w:b/>
-                <w:bCs/>
-                <w:lang w:val="en-US"/>
-              </w:rPr>
-            </w:pPr>
-            <w:r>
-              <w:rPr>
-                <w:rFonts w:ascii="Source Code Pro" w:eastAsia="Source Code Pro" w:hAnsi="Source Code Pro" w:cs="Source Code Pro"/>
-                <w:b/>
-                <w:bCs/>
-                <w:lang w:val="en-US"/>
-              </w:rPr>
-              <w:t>python-dateutil==2.9.0.post0</w:t>
-            </w:r>
-          </w:p>
-          <w:p>
-            <w:pPr>
-              <w:widowControl w:val="0"/>
-              <w:spacing w:line="240" w:lineRule="auto"/>
-              <w:rPr>
-                <w:rFonts w:ascii="Source Code Pro" w:eastAsia="Source Code Pro" w:hAnsi="Source Code Pro" w:cs="Source Code Pro"/>
-                <w:b/>
-                <w:bCs/>
-                <w:lang w:val="en-US"/>
-              </w:rPr>
-            </w:pPr>
-            <w:r>
-              <w:rPr>
-                <w:rFonts w:ascii="Source Code Pro" w:eastAsia="Source Code Pro" w:hAnsi="Source Code Pro" w:cs="Source Code Pro"/>
-                <w:b/>
-                <w:bCs/>
-                <w:lang w:val="en-US"/>
-              </w:rPr>
-              <w:t>python-dotenv==1.2.1</w:t>
-            </w:r>
-          </w:p>
-          <w:p>
-            <w:pPr>
-              <w:widowControl w:val="0"/>
-              <w:spacing w:line="240" w:lineRule="auto"/>
-              <w:rPr>
-                <w:rFonts w:ascii="Source Code Pro" w:eastAsia="Source Code Pro" w:hAnsi="Source Code Pro" w:cs="Source Code Pro"/>
-                <w:b/>
-                <w:bCs/>
-                <w:lang w:val="en-US"/>
-              </w:rPr>
-            </w:pPr>
-            <w:r>
-              <w:rPr>
-                <w:rFonts w:ascii="Source Code Pro" w:eastAsia="Source Code Pro" w:hAnsi="Source Code Pro" w:cs="Source Code Pro"/>
-                <w:b/>
-                <w:bCs/>
-                <w:lang w:val="en-US"/>
-              </w:rPr>
-              <w:t>python-json-logger==4.0.0</w:t>
-            </w:r>
-          </w:p>
-          <w:p>
-            <w:pPr>
-              <w:widowControl w:val="0"/>
-              <w:spacing w:line="240" w:lineRule="auto"/>
-              <w:rPr>
-                <w:rFonts w:ascii="Source Code Pro" w:eastAsia="Source Code Pro" w:hAnsi="Source Code Pro" w:cs="Source Code Pro"/>
-                <w:b/>
-                <w:bCs/>
-                <w:lang w:val="en-US"/>
-              </w:rPr>
-            </w:pPr>
-            <w:r>
-              <w:rPr>
-                <w:rFonts w:ascii="Source Code Pro" w:eastAsia="Source Code Pro" w:hAnsi="Source Code Pro" w:cs="Source Code Pro"/>
-                <w:b/>
-                <w:bCs/>
-                <w:lang w:val="en-US"/>
-              </w:rPr>
-              <w:t>pywinpty==3.0.3</w:t>
-            </w:r>
-          </w:p>
-          <w:p>
-            <w:pPr>
-              <w:widowControl w:val="0"/>
-              <w:spacing w:line="240" w:lineRule="auto"/>
-              <w:rPr>
-                <w:rFonts w:ascii="Source Code Pro" w:eastAsia="Source Code Pro" w:hAnsi="Source Code Pro" w:cs="Source Code Pro"/>
-                <w:b/>
-                <w:bCs/>
-                <w:lang w:val="en-US"/>
-              </w:rPr>
-            </w:pPr>
-            <w:r>
-              <w:rPr>
-                <w:rFonts w:ascii="Source Code Pro" w:eastAsia="Source Code Pro" w:hAnsi="Source Code Pro" w:cs="Source Code Pro"/>
-                <w:b/>
-                <w:bCs/>
-                <w:lang w:val="en-US"/>
-              </w:rPr>
-              <w:t>PyYAML==6.0.3</w:t>
-            </w:r>
-          </w:p>
-          <w:p>
-            <w:pPr>
-              <w:widowControl w:val="0"/>
-              <w:spacing w:line="240" w:lineRule="auto"/>
-              <w:rPr>
-                <w:rFonts w:ascii="Source Code Pro" w:eastAsia="Source Code Pro" w:hAnsi="Source Code Pro" w:cs="Source Code Pro"/>
-                <w:b/>
-                <w:bCs/>
-                <w:lang w:val="en-US"/>
-              </w:rPr>
-            </w:pPr>
-            <w:r>
-              <w:rPr>
-                <w:rFonts w:ascii="Source Code Pro" w:eastAsia="Source Code Pro" w:hAnsi="Source Code Pro" w:cs="Source Code Pro"/>
-                <w:b/>
-                <w:bCs/>
-                <w:lang w:val="en-US"/>
-              </w:rPr>
-              <w:t>pyzmq==27.1.0</w:t>
+            <w:proofErr w:type="spellStart"/>
+            <w:r>
+              <w:rPr>
+                <w:rFonts w:ascii="Source Code Pro" w:eastAsia="Source Code Pro" w:hAnsi="Source Code Pro" w:cs="Source Code Pro"/>
+                <w:b/>
+                <w:bCs/>
+                <w:lang w:val="en-US"/>
+              </w:rPr>
+              <w:t>pycparser</w:t>
+            </w:r>
+            <w:proofErr w:type="spellEnd"/>
+            <w:r>
+              <w:rPr>
+                <w:rFonts w:ascii="Source Code Pro" w:eastAsia="Source Code Pro" w:hAnsi="Source Code Pro" w:cs="Source Code Pro"/>
+                <w:b/>
+                <w:bCs/>
+                <w:lang w:val="en-US"/>
+              </w:rPr>
+              <w:t>==3.0</w:t>
+            </w:r>
+          </w:p>
+          <w:p>
+            <w:pPr>
+              <w:widowControl w:val="0"/>
+              <w:spacing w:line="240" w:lineRule="auto"/>
+              <w:rPr>
+                <w:rFonts w:ascii="Source Code Pro" w:eastAsia="Source Code Pro" w:hAnsi="Source Code Pro" w:cs="Source Code Pro"/>
+                <w:b/>
+                <w:bCs/>
+                <w:lang w:val="en-US"/>
+              </w:rPr>
+            </w:pPr>
+            <w:proofErr w:type="spellStart"/>
+            <w:r>
+              <w:rPr>
+                <w:rFonts w:ascii="Source Code Pro" w:eastAsia="Source Code Pro" w:hAnsi="Source Code Pro" w:cs="Source Code Pro"/>
+                <w:b/>
+                <w:bCs/>
+                <w:lang w:val="en-US"/>
+              </w:rPr>
+              <w:t>pydantic</w:t>
+            </w:r>
+            <w:proofErr w:type="spellEnd"/>
+            <w:r>
+              <w:rPr>
+                <w:rFonts w:ascii="Source Code Pro" w:eastAsia="Source Code Pro" w:hAnsi="Source Code Pro" w:cs="Source Code Pro"/>
+                <w:b/>
+                <w:bCs/>
+                <w:lang w:val="en-US"/>
+              </w:rPr>
+              <w:t>==2.12.5</w:t>
+            </w:r>
+          </w:p>
+          <w:p>
+            <w:pPr>
+              <w:widowControl w:val="0"/>
+              <w:spacing w:line="240" w:lineRule="auto"/>
+              <w:rPr>
+                <w:rFonts w:ascii="Source Code Pro" w:eastAsia="Source Code Pro" w:hAnsi="Source Code Pro" w:cs="Source Code Pro"/>
+                <w:b/>
+                <w:bCs/>
+                <w:lang w:val="en-US"/>
+              </w:rPr>
+            </w:pPr>
+            <w:proofErr w:type="spellStart"/>
+            <w:r>
+              <w:rPr>
+                <w:rFonts w:ascii="Source Code Pro" w:eastAsia="Source Code Pro" w:hAnsi="Source Code Pro" w:cs="Source Code Pro"/>
+                <w:b/>
+                <w:bCs/>
+                <w:lang w:val="en-US"/>
+              </w:rPr>
+              <w:t>pydantic_core</w:t>
+            </w:r>
+            <w:proofErr w:type="spellEnd"/>
+            <w:r>
+              <w:rPr>
+                <w:rFonts w:ascii="Source Code Pro" w:eastAsia="Source Code Pro" w:hAnsi="Source Code Pro" w:cs="Source Code Pro"/>
+                <w:b/>
+                <w:bCs/>
+                <w:lang w:val="en-US"/>
+              </w:rPr>
+              <w:t>==2.41.5</w:t>
+            </w:r>
+          </w:p>
+          <w:p>
+            <w:pPr>
+              <w:widowControl w:val="0"/>
+              <w:spacing w:line="240" w:lineRule="auto"/>
+              <w:rPr>
+                <w:rFonts w:ascii="Source Code Pro" w:eastAsia="Source Code Pro" w:hAnsi="Source Code Pro" w:cs="Source Code Pro"/>
+                <w:b/>
+                <w:bCs/>
+                <w:lang w:val="en-US"/>
+              </w:rPr>
+            </w:pPr>
+            <w:proofErr w:type="spellStart"/>
+            <w:r>
+              <w:rPr>
+                <w:rFonts w:ascii="Source Code Pro" w:eastAsia="Source Code Pro" w:hAnsi="Source Code Pro" w:cs="Source Code Pro"/>
+                <w:b/>
+                <w:bCs/>
+                <w:lang w:val="en-US"/>
+              </w:rPr>
+              <w:t>Pygments</w:t>
+            </w:r>
+            <w:proofErr w:type="spellEnd"/>
+            <w:r>
+              <w:rPr>
+                <w:rFonts w:ascii="Source Code Pro" w:eastAsia="Source Code Pro" w:hAnsi="Source Code Pro" w:cs="Source Code Pro"/>
+                <w:b/>
+                <w:bCs/>
+                <w:lang w:val="en-US"/>
+              </w:rPr>
+              <w:t>==2.19.2</w:t>
+            </w:r>
+          </w:p>
+          <w:p>
+            <w:pPr>
+              <w:widowControl w:val="0"/>
+              <w:spacing w:line="240" w:lineRule="auto"/>
+              <w:rPr>
+                <w:rFonts w:ascii="Source Code Pro" w:eastAsia="Source Code Pro" w:hAnsi="Source Code Pro" w:cs="Source Code Pro"/>
+                <w:b/>
+                <w:bCs/>
+                <w:lang w:val="en-US"/>
+              </w:rPr>
+            </w:pPr>
+            <w:proofErr w:type="spellStart"/>
+            <w:r>
+              <w:rPr>
+                <w:rFonts w:ascii="Source Code Pro" w:eastAsia="Source Code Pro" w:hAnsi="Source Code Pro" w:cs="Source Code Pro"/>
+                <w:b/>
+                <w:bCs/>
+                <w:lang w:val="en-US"/>
+              </w:rPr>
+              <w:t>PyPika</w:t>
+            </w:r>
+            <w:proofErr w:type="spellEnd"/>
+            <w:r>
+              <w:rPr>
+                <w:rFonts w:ascii="Source Code Pro" w:eastAsia="Source Code Pro" w:hAnsi="Source Code Pro" w:cs="Source Code Pro"/>
+                <w:b/>
+                <w:bCs/>
+                <w:lang w:val="en-US"/>
+              </w:rPr>
+              <w:t>==0.51.1</w:t>
+            </w:r>
+          </w:p>
+          <w:p>
+            <w:pPr>
+              <w:widowControl w:val="0"/>
+              <w:spacing w:line="240" w:lineRule="auto"/>
+              <w:rPr>
+                <w:rFonts w:ascii="Source Code Pro" w:eastAsia="Source Code Pro" w:hAnsi="Source Code Pro" w:cs="Source Code Pro"/>
+                <w:b/>
+                <w:bCs/>
+                <w:lang w:val="en-US"/>
+              </w:rPr>
+            </w:pPr>
+            <w:proofErr w:type="spellStart"/>
+            <w:r>
+              <w:rPr>
+                <w:rFonts w:ascii="Source Code Pro" w:eastAsia="Source Code Pro" w:hAnsi="Source Code Pro" w:cs="Source Code Pro"/>
+                <w:b/>
+                <w:bCs/>
+                <w:lang w:val="en-US"/>
+              </w:rPr>
+              <w:t>pyproject_hooks</w:t>
+            </w:r>
+            <w:proofErr w:type="spellEnd"/>
+            <w:r>
+              <w:rPr>
+                <w:rFonts w:ascii="Source Code Pro" w:eastAsia="Source Code Pro" w:hAnsi="Source Code Pro" w:cs="Source Code Pro"/>
+                <w:b/>
+                <w:bCs/>
+                <w:lang w:val="en-US"/>
+              </w:rPr>
+              <w:t>==1.2.0</w:t>
+            </w:r>
+          </w:p>
+          <w:p>
+            <w:pPr>
+              <w:widowControl w:val="0"/>
+              <w:spacing w:line="240" w:lineRule="auto"/>
+              <w:rPr>
+                <w:rFonts w:ascii="Source Code Pro" w:eastAsia="Source Code Pro" w:hAnsi="Source Code Pro" w:cs="Source Code Pro"/>
+                <w:b/>
+                <w:bCs/>
+                <w:lang w:val="en-US"/>
+              </w:rPr>
+            </w:pPr>
+            <w:r>
+              <w:rPr>
+                <w:rFonts w:ascii="Source Code Pro" w:eastAsia="Source Code Pro" w:hAnsi="Source Code Pro" w:cs="Source Code Pro"/>
+                <w:b/>
+                <w:bCs/>
+                <w:lang w:val="en-US"/>
+              </w:rPr>
+              <w:t>python-</w:t>
+            </w:r>
+            <w:proofErr w:type="spellStart"/>
+            <w:r>
+              <w:rPr>
+                <w:rFonts w:ascii="Source Code Pro" w:eastAsia="Source Code Pro" w:hAnsi="Source Code Pro" w:cs="Source Code Pro"/>
+                <w:b/>
+                <w:bCs/>
+                <w:lang w:val="en-US"/>
+              </w:rPr>
+              <w:t>dateutil</w:t>
+            </w:r>
+            <w:proofErr w:type="spellEnd"/>
+            <w:r>
+              <w:rPr>
+                <w:rFonts w:ascii="Source Code Pro" w:eastAsia="Source Code Pro" w:hAnsi="Source Code Pro" w:cs="Source Code Pro"/>
+                <w:b/>
+                <w:bCs/>
+                <w:lang w:val="en-US"/>
+              </w:rPr>
+              <w:t>==2.9.0.post0</w:t>
+            </w:r>
+          </w:p>
+          <w:p>
+            <w:pPr>
+              <w:widowControl w:val="0"/>
+              <w:spacing w:line="240" w:lineRule="auto"/>
+              <w:rPr>
+                <w:rFonts w:ascii="Source Code Pro" w:eastAsia="Source Code Pro" w:hAnsi="Source Code Pro" w:cs="Source Code Pro"/>
+                <w:b/>
+                <w:bCs/>
+                <w:lang w:val="en-US"/>
+              </w:rPr>
+            </w:pPr>
+            <w:r>
+              <w:rPr>
+                <w:rFonts w:ascii="Source Code Pro" w:eastAsia="Source Code Pro" w:hAnsi="Source Code Pro" w:cs="Source Code Pro"/>
+                <w:b/>
+                <w:bCs/>
+                <w:lang w:val="en-US"/>
+              </w:rPr>
+              <w:t>python-</w:t>
+            </w:r>
+            <w:proofErr w:type="spellStart"/>
+            <w:r>
+              <w:rPr>
+                <w:rFonts w:ascii="Source Code Pro" w:eastAsia="Source Code Pro" w:hAnsi="Source Code Pro" w:cs="Source Code Pro"/>
+                <w:b/>
+                <w:bCs/>
+                <w:lang w:val="en-US"/>
+              </w:rPr>
+              <w:t>dotenv</w:t>
+            </w:r>
+            <w:proofErr w:type="spellEnd"/>
+            <w:r>
+              <w:rPr>
+                <w:rFonts w:ascii="Source Code Pro" w:eastAsia="Source Code Pro" w:hAnsi="Source Code Pro" w:cs="Source Code Pro"/>
+                <w:b/>
+                <w:bCs/>
+                <w:lang w:val="en-US"/>
+              </w:rPr>
+              <w:t>==1.2.1</w:t>
+            </w:r>
+          </w:p>
+          <w:p>
+            <w:pPr>
+              <w:widowControl w:val="0"/>
+              <w:spacing w:line="240" w:lineRule="auto"/>
+              <w:rPr>
+                <w:rFonts w:ascii="Source Code Pro" w:eastAsia="Source Code Pro" w:hAnsi="Source Code Pro" w:cs="Source Code Pro"/>
+                <w:b/>
+                <w:bCs/>
+                <w:lang w:val="en-US"/>
+              </w:rPr>
+            </w:pPr>
+            <w:r>
+              <w:rPr>
+                <w:rFonts w:ascii="Source Code Pro" w:eastAsia="Source Code Pro" w:hAnsi="Source Code Pro" w:cs="Source Code Pro"/>
+                <w:b/>
+                <w:bCs/>
+                <w:lang w:val="en-US"/>
+              </w:rPr>
+              <w:t>python-</w:t>
+            </w:r>
+            <w:proofErr w:type="spellStart"/>
+            <w:r>
+              <w:rPr>
+                <w:rFonts w:ascii="Source Code Pro" w:eastAsia="Source Code Pro" w:hAnsi="Source Code Pro" w:cs="Source Code Pro"/>
+                <w:b/>
+                <w:bCs/>
+                <w:lang w:val="en-US"/>
+              </w:rPr>
+              <w:t>json</w:t>
+            </w:r>
+            <w:proofErr w:type="spellEnd"/>
+            <w:r>
+              <w:rPr>
+                <w:rFonts w:ascii="Source Code Pro" w:eastAsia="Source Code Pro" w:hAnsi="Source Code Pro" w:cs="Source Code Pro"/>
+                <w:b/>
+                <w:bCs/>
+                <w:lang w:val="en-US"/>
+              </w:rPr>
+              <w:t>-logger==4.0.0</w:t>
+            </w:r>
+          </w:p>
+          <w:p>
+            <w:pPr>
+              <w:widowControl w:val="0"/>
+              <w:spacing w:line="240" w:lineRule="auto"/>
+              <w:rPr>
+                <w:rFonts w:ascii="Source Code Pro" w:eastAsia="Source Code Pro" w:hAnsi="Source Code Pro" w:cs="Source Code Pro"/>
+                <w:b/>
+                <w:bCs/>
+                <w:lang w:val="en-US"/>
+              </w:rPr>
+            </w:pPr>
+            <w:proofErr w:type="spellStart"/>
+            <w:r>
+              <w:rPr>
+                <w:rFonts w:ascii="Source Code Pro" w:eastAsia="Source Code Pro" w:hAnsi="Source Code Pro" w:cs="Source Code Pro"/>
+                <w:b/>
+                <w:bCs/>
+                <w:lang w:val="en-US"/>
+              </w:rPr>
+              <w:t>pywinpty</w:t>
+            </w:r>
+            <w:proofErr w:type="spellEnd"/>
+            <w:r>
+              <w:rPr>
+                <w:rFonts w:ascii="Source Code Pro" w:eastAsia="Source Code Pro" w:hAnsi="Source Code Pro" w:cs="Source Code Pro"/>
+                <w:b/>
+                <w:bCs/>
+                <w:lang w:val="en-US"/>
+              </w:rPr>
+              <w:t>==3.0.3</w:t>
+            </w:r>
+          </w:p>
+          <w:p>
+            <w:pPr>
+              <w:widowControl w:val="0"/>
+              <w:spacing w:line="240" w:lineRule="auto"/>
+              <w:rPr>
+                <w:rFonts w:ascii="Source Code Pro" w:eastAsia="Source Code Pro" w:hAnsi="Source Code Pro" w:cs="Source Code Pro"/>
+                <w:b/>
+                <w:bCs/>
+                <w:lang w:val="en-US"/>
+              </w:rPr>
+            </w:pPr>
+            <w:proofErr w:type="spellStart"/>
+            <w:r>
+              <w:rPr>
+                <w:rFonts w:ascii="Source Code Pro" w:eastAsia="Source Code Pro" w:hAnsi="Source Code Pro" w:cs="Source Code Pro"/>
+                <w:b/>
+                <w:bCs/>
+                <w:lang w:val="en-US"/>
+              </w:rPr>
+              <w:t>PyYAML</w:t>
+            </w:r>
+            <w:proofErr w:type="spellEnd"/>
+            <w:r>
+              <w:rPr>
+                <w:rFonts w:ascii="Source Code Pro" w:eastAsia="Source Code Pro" w:hAnsi="Source Code Pro" w:cs="Source Code Pro"/>
+                <w:b/>
+                <w:bCs/>
+                <w:lang w:val="en-US"/>
+              </w:rPr>
+              <w:t>==6.0.3</w:t>
+            </w:r>
+          </w:p>
+          <w:p>
+            <w:pPr>
+              <w:widowControl w:val="0"/>
+              <w:spacing w:line="240" w:lineRule="auto"/>
+              <w:rPr>
+                <w:rFonts w:ascii="Source Code Pro" w:eastAsia="Source Code Pro" w:hAnsi="Source Code Pro" w:cs="Source Code Pro"/>
+                <w:b/>
+                <w:bCs/>
+                <w:lang w:val="en-US"/>
+              </w:rPr>
+            </w:pPr>
+            <w:proofErr w:type="spellStart"/>
+            <w:r>
+              <w:rPr>
+                <w:rFonts w:ascii="Source Code Pro" w:eastAsia="Source Code Pro" w:hAnsi="Source Code Pro" w:cs="Source Code Pro"/>
+                <w:b/>
+                <w:bCs/>
+                <w:lang w:val="en-US"/>
+              </w:rPr>
+              <w:t>pyzmq</w:t>
+            </w:r>
+            <w:proofErr w:type="spellEnd"/>
+            <w:r>
+              <w:rPr>
+                <w:rFonts w:ascii="Source Code Pro" w:eastAsia="Source Code Pro" w:hAnsi="Source Code Pro" w:cs="Source Code Pro"/>
+                <w:b/>
+                <w:bCs/>
+                <w:lang w:val="en-US"/>
+              </w:rPr>
+              <w:t>==27.1.0</w:t>
             </w:r>
           </w:p>
           <w:p>
@@ -4461,7 +5661,27 @@
                 <w:bCs/>
                 <w:lang w:val="en-US"/>
               </w:rPr>
-              <w:t>requests-oauthlib==2.0.0</w:t>
+              <w:t>requests-</w:t>
+            </w:r>
+            <w:proofErr w:type="spellStart"/>
+            <w:r>
+              <w:rPr>
+                <w:rFonts w:ascii="Source Code Pro" w:eastAsia="Source Code Pro" w:hAnsi="Source Code Pro" w:cs="Source Code Pro"/>
+                <w:b/>
+                <w:bCs/>
+                <w:lang w:val="en-US"/>
+              </w:rPr>
+              <w:t>oauthlib</w:t>
+            </w:r>
+            <w:proofErr w:type="spellEnd"/>
+            <w:r>
+              <w:rPr>
+                <w:rFonts w:ascii="Source Code Pro" w:eastAsia="Source Code Pro" w:hAnsi="Source Code Pro" w:cs="Source Code Pro"/>
+                <w:b/>
+                <w:bCs/>
+                <w:lang w:val="en-US"/>
+              </w:rPr>
+              <w:t>==2.0.0</w:t>
             </w:r>
           </w:p>
           <w:p>
@@ -4559,35 +5779,57 @@
                 <w:lang w:val="en-US"/>
               </w:rPr>
             </w:pPr>
-            <w:r>
-              <w:rPr>
-                <w:rFonts w:ascii="Source Code Pro" w:eastAsia="Source Code Pro" w:hAnsi="Source Code Pro" w:cs="Source Code Pro"/>
-                <w:b/>
-                <w:bCs/>
-                <w:lang w:val="en-US"/>
-              </w:rPr>
-              <w:t>rpds-py==0.30.0</w:t>
-            </w:r>
-          </w:p>
-          <w:p>
-            <w:pPr>
-              <w:widowControl w:val="0"/>
-              <w:spacing w:line="240" w:lineRule="auto"/>
-              <w:rPr>
-                <w:rFonts w:ascii="Source Code Pro" w:eastAsia="Source Code Pro" w:hAnsi="Source Code Pro" w:cs="Source Code Pro"/>
-                <w:b/>
-                <w:bCs/>
-                <w:lang w:val="en-US"/>
-              </w:rPr>
-            </w:pPr>
-            <w:r>
-              <w:rPr>
-                <w:rFonts w:ascii="Source Code Pro" w:eastAsia="Source Code Pro" w:hAnsi="Source Code Pro" w:cs="Source Code Pro"/>
-                <w:b/>
-                <w:bCs/>
-                <w:lang w:val="en-US"/>
-              </w:rPr>
-              <w:t>safetensors==0.7.0</w:t>
+            <w:proofErr w:type="spellStart"/>
+            <w:r>
+              <w:rPr>
+                <w:rFonts w:ascii="Source Code Pro" w:eastAsia="Source Code Pro" w:hAnsi="Source Code Pro" w:cs="Source Code Pro"/>
+                <w:b/>
+                <w:bCs/>
+                <w:lang w:val="en-US"/>
+              </w:rPr>
+              <w:t>rpds-py</w:t>
+            </w:r>
+            <w:proofErr w:type="spellEnd"/>
+            <w:r>
+              <w:rPr>
+                <w:rFonts w:ascii="Source Code Pro" w:eastAsia="Source Code Pro" w:hAnsi="Source Code Pro" w:cs="Source Code Pro"/>
+                <w:b/>
+                <w:bCs/>
+                <w:lang w:val="en-US"/>
+              </w:rPr>
+              <w:t>==0.30.0</w:t>
+            </w:r>
+          </w:p>
+          <w:p>
+            <w:pPr>
+              <w:widowControl w:val="0"/>
+              <w:spacing w:line="240" w:lineRule="auto"/>
+              <w:rPr>
+                <w:rFonts w:ascii="Source Code Pro" w:eastAsia="Source Code Pro" w:hAnsi="Source Code Pro" w:cs="Source Code Pro"/>
+                <w:b/>
+                <w:bCs/>
+                <w:lang w:val="en-US"/>
+              </w:rPr>
+            </w:pPr>
+            <w:proofErr w:type="spellStart"/>
+            <w:r>
+              <w:rPr>
+                <w:rFonts w:ascii="Source Code Pro" w:eastAsia="Source Code Pro" w:hAnsi="Source Code Pro" w:cs="Source Code Pro"/>
+                <w:b/>
+                <w:bCs/>
+                <w:lang w:val="en-US"/>
+              </w:rPr>
+              <w:t>safetensors</w:t>
+            </w:r>
+            <w:proofErr w:type="spellEnd"/>
+            <w:r>
+              <w:rPr>
+                <w:rFonts w:ascii="Source Code Pro" w:eastAsia="Source Code Pro" w:hAnsi="Source Code Pro" w:cs="Source Code Pro"/>
+                <w:b/>
+                <w:bCs/>
+                <w:lang w:val="en-US"/>
+              </w:rPr>
+              <w:t>==0.7.0</w:t>
             </w:r>
           </w:p>
           <w:p>
@@ -4622,14 +5864,25 @@
                 <w:lang w:val="en-US"/>
               </w:rPr>
             </w:pPr>
-            <w:r>
-              <w:rPr>
-                <w:rFonts w:ascii="Source Code Pro" w:eastAsia="Source Code Pro" w:hAnsi="Source Code Pro" w:cs="Source Code Pro"/>
-                <w:b/>
-                <w:bCs/>
-                <w:lang w:val="en-US"/>
-              </w:rPr>
-              <w:t>scipy==1.17.0</w:t>
+            <w:proofErr w:type="spellStart"/>
+            <w:r>
+              <w:rPr>
+                <w:rFonts w:ascii="Source Code Pro" w:eastAsia="Source Code Pro" w:hAnsi="Source Code Pro" w:cs="Source Code Pro"/>
+                <w:b/>
+                <w:bCs/>
+                <w:lang w:val="en-US"/>
+              </w:rPr>
+              <w:t>scipy</w:t>
+            </w:r>
+            <w:proofErr w:type="spellEnd"/>
+            <w:r>
+              <w:rPr>
+                <w:rFonts w:ascii="Source Code Pro" w:eastAsia="Source Code Pro" w:hAnsi="Source Code Pro" w:cs="Source Code Pro"/>
+                <w:b/>
+                <w:bCs/>
+                <w:lang w:val="en-US"/>
+              </w:rPr>
+              <w:t>==1.17.0</w:t>
             </w:r>
           </w:p>
           <w:p>
@@ -4685,35 +5938,57 @@
                 <w:lang w:val="en-US"/>
               </w:rPr>
             </w:pPr>
-            <w:r>
-              <w:rPr>
-                <w:rFonts w:ascii="Source Code Pro" w:eastAsia="Source Code Pro" w:hAnsi="Source Code Pro" w:cs="Source Code Pro"/>
-                <w:b/>
-                <w:bCs/>
-                <w:lang w:val="en-US"/>
-              </w:rPr>
-              <w:t>setuptools==82.0.0</w:t>
-            </w:r>
-          </w:p>
-          <w:p>
-            <w:pPr>
-              <w:widowControl w:val="0"/>
-              <w:spacing w:line="240" w:lineRule="auto"/>
-              <w:rPr>
-                <w:rFonts w:ascii="Source Code Pro" w:eastAsia="Source Code Pro" w:hAnsi="Source Code Pro" w:cs="Source Code Pro"/>
-                <w:b/>
-                <w:bCs/>
-                <w:lang w:val="en-US"/>
-              </w:rPr>
-            </w:pPr>
-            <w:r>
-              <w:rPr>
-                <w:rFonts w:ascii="Source Code Pro" w:eastAsia="Source Code Pro" w:hAnsi="Source Code Pro" w:cs="Source Code Pro"/>
-                <w:b/>
-                <w:bCs/>
-                <w:lang w:val="en-US"/>
-              </w:rPr>
-              <w:t>shellingham==1.5.4</w:t>
+            <w:proofErr w:type="spellStart"/>
+            <w:r>
+              <w:rPr>
+                <w:rFonts w:ascii="Source Code Pro" w:eastAsia="Source Code Pro" w:hAnsi="Source Code Pro" w:cs="Source Code Pro"/>
+                <w:b/>
+                <w:bCs/>
+                <w:lang w:val="en-US"/>
+              </w:rPr>
+              <w:t>setuptools</w:t>
+            </w:r>
+            <w:proofErr w:type="spellEnd"/>
+            <w:r>
+              <w:rPr>
+                <w:rFonts w:ascii="Source Code Pro" w:eastAsia="Source Code Pro" w:hAnsi="Source Code Pro" w:cs="Source Code Pro"/>
+                <w:b/>
+                <w:bCs/>
+                <w:lang w:val="en-US"/>
+              </w:rPr>
+              <w:t>==82.0.0</w:t>
+            </w:r>
+          </w:p>
+          <w:p>
+            <w:pPr>
+              <w:widowControl w:val="0"/>
+              <w:spacing w:line="240" w:lineRule="auto"/>
+              <w:rPr>
+                <w:rFonts w:ascii="Source Code Pro" w:eastAsia="Source Code Pro" w:hAnsi="Source Code Pro" w:cs="Source Code Pro"/>
+                <w:b/>
+                <w:bCs/>
+                <w:lang w:val="en-US"/>
+              </w:rPr>
+            </w:pPr>
+            <w:proofErr w:type="spellStart"/>
+            <w:r>
+              <w:rPr>
+                <w:rFonts w:ascii="Source Code Pro" w:eastAsia="Source Code Pro" w:hAnsi="Source Code Pro" w:cs="Source Code Pro"/>
+                <w:b/>
+                <w:bCs/>
+                <w:lang w:val="en-US"/>
+              </w:rPr>
+              <w:t>shellingham</w:t>
+            </w:r>
+            <w:proofErr w:type="spellEnd"/>
+            <w:r>
+              <w:rPr>
+                <w:rFonts w:ascii="Source Code Pro" w:eastAsia="Source Code Pro" w:hAnsi="Source Code Pro" w:cs="Source Code Pro"/>
+                <w:b/>
+                <w:bCs/>
+                <w:lang w:val="en-US"/>
+              </w:rPr>
+              <w:t>==1.5.4</w:t>
             </w:r>
           </w:p>
           <w:p>
@@ -4748,14 +6023,25 @@
                 <w:lang w:val="en-US"/>
               </w:rPr>
             </w:pPr>
-            <w:r>
-              <w:rPr>
-                <w:rFonts w:ascii="Source Code Pro" w:eastAsia="Source Code Pro" w:hAnsi="Source Code Pro" w:cs="Source Code Pro"/>
-                <w:b/>
-                <w:bCs/>
-                <w:lang w:val="en-US"/>
-              </w:rPr>
-              <w:t>soupsieve==2.8.3</w:t>
+            <w:proofErr w:type="spellStart"/>
+            <w:r>
+              <w:rPr>
+                <w:rFonts w:ascii="Source Code Pro" w:eastAsia="Source Code Pro" w:hAnsi="Source Code Pro" w:cs="Source Code Pro"/>
+                <w:b/>
+                <w:bCs/>
+                <w:lang w:val="en-US"/>
+              </w:rPr>
+              <w:t>soupsieve</w:t>
+            </w:r>
+            <w:proofErr w:type="spellEnd"/>
+            <w:r>
+              <w:rPr>
+                <w:rFonts w:ascii="Source Code Pro" w:eastAsia="Source Code Pro" w:hAnsi="Source Code Pro" w:cs="Source Code Pro"/>
+                <w:b/>
+                <w:bCs/>
+                <w:lang w:val="en-US"/>
+              </w:rPr>
+              <w:t>==2.8.3</w:t>
             </w:r>
           </w:p>
           <w:p>
@@ -4790,14 +6076,25 @@
                 <w:lang w:val="en-US"/>
               </w:rPr>
             </w:pPr>
-            <w:r>
-              <w:rPr>
-                <w:rFonts w:ascii="Source Code Pro" w:eastAsia="Source Code Pro" w:hAnsi="Source Code Pro" w:cs="Source Code Pro"/>
-                <w:b/>
-                <w:bCs/>
-                <w:lang w:val="en-US"/>
-              </w:rPr>
-              <w:t>sympy==1.14.0</w:t>
+            <w:proofErr w:type="spellStart"/>
+            <w:r>
+              <w:rPr>
+                <w:rFonts w:ascii="Source Code Pro" w:eastAsia="Source Code Pro" w:hAnsi="Source Code Pro" w:cs="Source Code Pro"/>
+                <w:b/>
+                <w:bCs/>
+                <w:lang w:val="en-US"/>
+              </w:rPr>
+              <w:t>sympy</w:t>
+            </w:r>
+            <w:proofErr w:type="spellEnd"/>
+            <w:r>
+              <w:rPr>
+                <w:rFonts w:ascii="Source Code Pro" w:eastAsia="Source Code Pro" w:hAnsi="Source Code Pro" w:cs="Source Code Pro"/>
+                <w:b/>
+                <w:bCs/>
+                <w:lang w:val="en-US"/>
+              </w:rPr>
+              <w:t>==1.14.0</w:t>
             </w:r>
           </w:p>
           <w:p>
@@ -4832,35 +6129,57 @@
                 <w:lang w:val="en-US"/>
               </w:rPr>
             </w:pPr>
-            <w:r>
-              <w:rPr>
-                <w:rFonts w:ascii="Source Code Pro" w:eastAsia="Source Code Pro" w:hAnsi="Source Code Pro" w:cs="Source Code Pro"/>
-                <w:b/>
-                <w:bCs/>
-                <w:lang w:val="en-US"/>
-              </w:rPr>
-              <w:t>terminado==0.18.1</w:t>
-            </w:r>
-          </w:p>
-          <w:p>
-            <w:pPr>
-              <w:widowControl w:val="0"/>
-              <w:spacing w:line="240" w:lineRule="auto"/>
-              <w:rPr>
-                <w:rFonts w:ascii="Source Code Pro" w:eastAsia="Source Code Pro" w:hAnsi="Source Code Pro" w:cs="Source Code Pro"/>
-                <w:b/>
-                <w:bCs/>
-                <w:lang w:val="en-US"/>
-              </w:rPr>
-            </w:pPr>
-            <w:r>
-              <w:rPr>
-                <w:rFonts w:ascii="Source Code Pro" w:eastAsia="Source Code Pro" w:hAnsi="Source Code Pro" w:cs="Source Code Pro"/>
-                <w:b/>
-                <w:bCs/>
-                <w:lang w:val="en-US"/>
-              </w:rPr>
-              <w:t>threadpoolctl==3.6.0</w:t>
+            <w:proofErr w:type="spellStart"/>
+            <w:r>
+              <w:rPr>
+                <w:rFonts w:ascii="Source Code Pro" w:eastAsia="Source Code Pro" w:hAnsi="Source Code Pro" w:cs="Source Code Pro"/>
+                <w:b/>
+                <w:bCs/>
+                <w:lang w:val="en-US"/>
+              </w:rPr>
+              <w:t>terminado</w:t>
+            </w:r>
+            <w:proofErr w:type="spellEnd"/>
+            <w:r>
+              <w:rPr>
+                <w:rFonts w:ascii="Source Code Pro" w:eastAsia="Source Code Pro" w:hAnsi="Source Code Pro" w:cs="Source Code Pro"/>
+                <w:b/>
+                <w:bCs/>
+                <w:lang w:val="en-US"/>
+              </w:rPr>
+              <w:t>==0.18.1</w:t>
+            </w:r>
+          </w:p>
+          <w:p>
+            <w:pPr>
+              <w:widowControl w:val="0"/>
+              <w:spacing w:line="240" w:lineRule="auto"/>
+              <w:rPr>
+                <w:rFonts w:ascii="Source Code Pro" w:eastAsia="Source Code Pro" w:hAnsi="Source Code Pro" w:cs="Source Code Pro"/>
+                <w:b/>
+                <w:bCs/>
+                <w:lang w:val="en-US"/>
+              </w:rPr>
+            </w:pPr>
+            <w:proofErr w:type="spellStart"/>
+            <w:r>
+              <w:rPr>
+                <w:rFonts w:ascii="Source Code Pro" w:eastAsia="Source Code Pro" w:hAnsi="Source Code Pro" w:cs="Source Code Pro"/>
+                <w:b/>
+                <w:bCs/>
+                <w:lang w:val="en-US"/>
+              </w:rPr>
+              <w:t>threadpoolctl</w:t>
+            </w:r>
+            <w:proofErr w:type="spellEnd"/>
+            <w:r>
+              <w:rPr>
+                <w:rFonts w:ascii="Source Code Pro" w:eastAsia="Source Code Pro" w:hAnsi="Source Code Pro" w:cs="Source Code Pro"/>
+                <w:b/>
+                <w:bCs/>
+                <w:lang w:val="en-US"/>
+              </w:rPr>
+              <w:t>==3.6.0</w:t>
             </w:r>
           </w:p>
           <w:p>
@@ -4959,35 +6278,57 @@
                 <w:lang w:val="en-US"/>
               </w:rPr>
             </w:pPr>
-            <w:r>
-              <w:rPr>
-                <w:rFonts w:ascii="Source Code Pro" w:eastAsia="Source Code Pro" w:hAnsi="Source Code Pro" w:cs="Source Code Pro"/>
-                <w:b/>
-                <w:bCs/>
-                <w:lang w:val="en-US"/>
-              </w:rPr>
-              <w:t>tqdm==4.67.3</w:t>
-            </w:r>
-          </w:p>
-          <w:p>
-            <w:pPr>
-              <w:widowControl w:val="0"/>
-              <w:spacing w:line="240" w:lineRule="auto"/>
-              <w:rPr>
-                <w:rFonts w:ascii="Source Code Pro" w:eastAsia="Source Code Pro" w:hAnsi="Source Code Pro" w:cs="Source Code Pro"/>
-                <w:b/>
-                <w:bCs/>
-                <w:lang w:val="en-US"/>
-              </w:rPr>
-            </w:pPr>
-            <w:r>
-              <w:rPr>
-                <w:rFonts w:ascii="Source Code Pro" w:eastAsia="Source Code Pro" w:hAnsi="Source Code Pro" w:cs="Source Code Pro"/>
-                <w:b/>
-                <w:bCs/>
-                <w:lang w:val="en-US"/>
-              </w:rPr>
-              <w:t>traitlets==5.14.3</w:t>
+            <w:proofErr w:type="spellStart"/>
+            <w:r>
+              <w:rPr>
+                <w:rFonts w:ascii="Source Code Pro" w:eastAsia="Source Code Pro" w:hAnsi="Source Code Pro" w:cs="Source Code Pro"/>
+                <w:b/>
+                <w:bCs/>
+                <w:lang w:val="en-US"/>
+              </w:rPr>
+              <w:t>tqdm</w:t>
+            </w:r>
+            <w:proofErr w:type="spellEnd"/>
+            <w:r>
+              <w:rPr>
+                <w:rFonts w:ascii="Source Code Pro" w:eastAsia="Source Code Pro" w:hAnsi="Source Code Pro" w:cs="Source Code Pro"/>
+                <w:b/>
+                <w:bCs/>
+                <w:lang w:val="en-US"/>
+              </w:rPr>
+              <w:t>==4.67.3</w:t>
+            </w:r>
+          </w:p>
+          <w:p>
+            <w:pPr>
+              <w:widowControl w:val="0"/>
+              <w:spacing w:line="240" w:lineRule="auto"/>
+              <w:rPr>
+                <w:rFonts w:ascii="Source Code Pro" w:eastAsia="Source Code Pro" w:hAnsi="Source Code Pro" w:cs="Source Code Pro"/>
+                <w:b/>
+                <w:bCs/>
+                <w:lang w:val="en-US"/>
+              </w:rPr>
+            </w:pPr>
+            <w:proofErr w:type="spellStart"/>
+            <w:r>
+              <w:rPr>
+                <w:rFonts w:ascii="Source Code Pro" w:eastAsia="Source Code Pro" w:hAnsi="Source Code Pro" w:cs="Source Code Pro"/>
+                <w:b/>
+                <w:bCs/>
+                <w:lang w:val="en-US"/>
+              </w:rPr>
+              <w:t>traitlets</w:t>
+            </w:r>
+            <w:proofErr w:type="spellEnd"/>
+            <w:r>
+              <w:rPr>
+                <w:rFonts w:ascii="Source Code Pro" w:eastAsia="Source Code Pro" w:hAnsi="Source Code Pro" w:cs="Source Code Pro"/>
+                <w:b/>
+                <w:bCs/>
+                <w:lang w:val="en-US"/>
+              </w:rPr>
+              <w:t>==5.14.3</w:t>
             </w:r>
           </w:p>
           <w:p>
@@ -5085,56 +6426,89 @@
                 <w:lang w:val="en-US"/>
               </w:rPr>
             </w:pPr>
-            <w:r>
-              <w:rPr>
-                <w:rFonts w:ascii="Source Code Pro" w:eastAsia="Source Code Pro" w:hAnsi="Source Code Pro" w:cs="Source Code Pro"/>
-                <w:b/>
-                <w:bCs/>
-                <w:lang w:val="en-US"/>
-              </w:rPr>
-              <w:t>typing_extensions==4.15.0</w:t>
-            </w:r>
-          </w:p>
-          <w:p>
-            <w:pPr>
-              <w:widowControl w:val="0"/>
-              <w:spacing w:line="240" w:lineRule="auto"/>
-              <w:rPr>
-                <w:rFonts w:ascii="Source Code Pro" w:eastAsia="Source Code Pro" w:hAnsi="Source Code Pro" w:cs="Source Code Pro"/>
-                <w:b/>
-                <w:bCs/>
-                <w:lang w:val="en-US"/>
-              </w:rPr>
-            </w:pPr>
-            <w:r>
-              <w:rPr>
-                <w:rFonts w:ascii="Source Code Pro" w:eastAsia="Source Code Pro" w:hAnsi="Source Code Pro" w:cs="Source Code Pro"/>
-                <w:b/>
-                <w:bCs/>
-                <w:lang w:val="en-US"/>
-              </w:rPr>
-              <w:t>tzdata==2025.3</w:t>
-            </w:r>
-          </w:p>
-          <w:p>
-            <w:pPr>
-              <w:widowControl w:val="0"/>
-              <w:spacing w:line="240" w:lineRule="auto"/>
-              <w:rPr>
-                <w:rFonts w:ascii="Source Code Pro" w:eastAsia="Source Code Pro" w:hAnsi="Source Code Pro" w:cs="Source Code Pro"/>
-                <w:b/>
-                <w:bCs/>
-                <w:lang w:val="en-US"/>
-              </w:rPr>
-            </w:pPr>
-            <w:r>
-              <w:rPr>
-                <w:rFonts w:ascii="Source Code Pro" w:eastAsia="Source Code Pro" w:hAnsi="Source Code Pro" w:cs="Source Code Pro"/>
-                <w:b/>
-                <w:bCs/>
-                <w:lang w:val="en-US"/>
-              </w:rPr>
-              <w:t>uri-template==1.3.0</w:t>
+            <w:proofErr w:type="spellStart"/>
+            <w:r>
+              <w:rPr>
+                <w:rFonts w:ascii="Source Code Pro" w:eastAsia="Source Code Pro" w:hAnsi="Source Code Pro" w:cs="Source Code Pro"/>
+                <w:b/>
+                <w:bCs/>
+                <w:lang w:val="en-US"/>
+              </w:rPr>
+              <w:t>typing_extensions</w:t>
+            </w:r>
+            <w:proofErr w:type="spellEnd"/>
+            <w:r>
+              <w:rPr>
+                <w:rFonts w:ascii="Source Code Pro" w:eastAsia="Source Code Pro" w:hAnsi="Source Code Pro" w:cs="Source Code Pro"/>
+                <w:b/>
+                <w:bCs/>
+                <w:lang w:val="en-US"/>
+              </w:rPr>
+              <w:t>==4.15.0</w:t>
+            </w:r>
+          </w:p>
+          <w:p>
+            <w:pPr>
+              <w:widowControl w:val="0"/>
+              <w:spacing w:line="240" w:lineRule="auto"/>
+              <w:rPr>
+                <w:rFonts w:ascii="Source Code Pro" w:eastAsia="Source Code Pro" w:hAnsi="Source Code Pro" w:cs="Source Code Pro"/>
+                <w:b/>
+                <w:bCs/>
+                <w:lang w:val="en-US"/>
+              </w:rPr>
+            </w:pPr>
+            <w:proofErr w:type="spellStart"/>
+            <w:r>
+              <w:rPr>
+                <w:rFonts w:ascii="Source Code Pro" w:eastAsia="Source Code Pro" w:hAnsi="Source Code Pro" w:cs="Source Code Pro"/>
+                <w:b/>
+                <w:bCs/>
+                <w:lang w:val="en-US"/>
+              </w:rPr>
+              <w:t>tzdata</w:t>
+            </w:r>
+            <w:proofErr w:type="spellEnd"/>
+            <w:r>
+              <w:rPr>
+                <w:rFonts w:ascii="Source Code Pro" w:eastAsia="Source Code Pro" w:hAnsi="Source Code Pro" w:cs="Source Code Pro"/>
+                <w:b/>
+                <w:bCs/>
+                <w:lang w:val="en-US"/>
+              </w:rPr>
+              <w:t>==2025.3</w:t>
+            </w:r>
+          </w:p>
+          <w:p>
+            <w:pPr>
+              <w:widowControl w:val="0"/>
+              <w:spacing w:line="240" w:lineRule="auto"/>
+              <w:rPr>
+                <w:rFonts w:ascii="Source Code Pro" w:eastAsia="Source Code Pro" w:hAnsi="Source Code Pro" w:cs="Source Code Pro"/>
+                <w:b/>
+                <w:bCs/>
+                <w:lang w:val="en-US"/>
+              </w:rPr>
+            </w:pPr>
+            <w:proofErr w:type="spellStart"/>
+            <w:r>
+              <w:rPr>
+                <w:rFonts w:ascii="Source Code Pro" w:eastAsia="Source Code Pro" w:hAnsi="Source Code Pro" w:cs="Source Code Pro"/>
+                <w:b/>
+                <w:bCs/>
+                <w:lang w:val="en-US"/>
+              </w:rPr>
+              <w:t>uri</w:t>
+            </w:r>
+            <w:proofErr w:type="spellEnd"/>
+            <w:r>
+              <w:rPr>
+                <w:rFonts w:ascii="Source Code Pro" w:eastAsia="Source Code Pro" w:hAnsi="Source Code Pro" w:cs="Source Code Pro"/>
+                <w:b/>
+                <w:bCs/>
+                <w:lang w:val="en-US"/>
+              </w:rPr>
+              <w:t>-template==1.3.0</w:t>
             </w:r>
           </w:p>
           <w:p>
@@ -5169,182 +6543,281 @@
                 <w:lang w:val="en-US"/>
               </w:rPr>
             </w:pPr>
-            <w:r>
-              <w:rPr>
-                <w:rFonts w:ascii="Source Code Pro" w:eastAsia="Source Code Pro" w:hAnsi="Source Code Pro" w:cs="Source Code Pro"/>
-                <w:b/>
-                <w:bCs/>
-                <w:lang w:val="en-US"/>
-              </w:rPr>
-              <w:t>uvicorn==0.41.0</w:t>
-            </w:r>
-          </w:p>
-          <w:p>
-            <w:pPr>
-              <w:widowControl w:val="0"/>
-              <w:spacing w:line="240" w:lineRule="auto"/>
-              <w:rPr>
-                <w:rFonts w:ascii="Source Code Pro" w:eastAsia="Source Code Pro" w:hAnsi="Source Code Pro" w:cs="Source Code Pro"/>
-                <w:b/>
-                <w:bCs/>
-                <w:lang w:val="en-US"/>
-              </w:rPr>
-            </w:pPr>
-            <w:r>
-              <w:rPr>
-                <w:rFonts w:ascii="Source Code Pro" w:eastAsia="Source Code Pro" w:hAnsi="Source Code Pro" w:cs="Source Code Pro"/>
-                <w:b/>
-                <w:bCs/>
-                <w:lang w:val="en-US"/>
-              </w:rPr>
-              <w:t>watchfiles==1.1.1</w:t>
-            </w:r>
-          </w:p>
-          <w:p>
-            <w:pPr>
-              <w:widowControl w:val="0"/>
-              <w:spacing w:line="240" w:lineRule="auto"/>
-              <w:rPr>
-                <w:rFonts w:ascii="Source Code Pro" w:eastAsia="Source Code Pro" w:hAnsi="Source Code Pro" w:cs="Source Code Pro"/>
-                <w:b/>
-                <w:bCs/>
-                <w:lang w:val="en-US"/>
-              </w:rPr>
-            </w:pPr>
-            <w:r>
-              <w:rPr>
-                <w:rFonts w:ascii="Source Code Pro" w:eastAsia="Source Code Pro" w:hAnsi="Source Code Pro" w:cs="Source Code Pro"/>
-                <w:b/>
-                <w:bCs/>
-                <w:lang w:val="en-US"/>
-              </w:rPr>
-              <w:t>wcwidth==0.6.0</w:t>
-            </w:r>
-          </w:p>
-          <w:p>
-            <w:pPr>
-              <w:widowControl w:val="0"/>
-              <w:spacing w:line="240" w:lineRule="auto"/>
-              <w:rPr>
-                <w:rFonts w:ascii="Source Code Pro" w:eastAsia="Source Code Pro" w:hAnsi="Source Code Pro" w:cs="Source Code Pro"/>
-                <w:b/>
-                <w:bCs/>
-                <w:lang w:val="en-US"/>
-              </w:rPr>
-            </w:pPr>
-            <w:r>
-              <w:rPr>
-                <w:rFonts w:ascii="Source Code Pro" w:eastAsia="Source Code Pro" w:hAnsi="Source Code Pro" w:cs="Source Code Pro"/>
-                <w:b/>
-                <w:bCs/>
-                <w:lang w:val="en-US"/>
-              </w:rPr>
-              <w:t>webcolors==25.10.0</w:t>
-            </w:r>
-          </w:p>
-          <w:p>
-            <w:pPr>
-              <w:widowControl w:val="0"/>
-              <w:spacing w:line="240" w:lineRule="auto"/>
-              <w:rPr>
-                <w:rFonts w:ascii="Source Code Pro" w:eastAsia="Source Code Pro" w:hAnsi="Source Code Pro" w:cs="Source Code Pro"/>
-                <w:b/>
-                <w:bCs/>
-                <w:lang w:val="en-US"/>
-              </w:rPr>
-            </w:pPr>
-            <w:r>
-              <w:rPr>
-                <w:rFonts w:ascii="Source Code Pro" w:eastAsia="Source Code Pro" w:hAnsi="Source Code Pro" w:cs="Source Code Pro"/>
-                <w:b/>
-                <w:bCs/>
-                <w:lang w:val="en-US"/>
-              </w:rPr>
-              <w:t>webencodings==0.5.1</w:t>
-            </w:r>
-          </w:p>
-          <w:p>
-            <w:pPr>
-              <w:widowControl w:val="0"/>
-              <w:spacing w:line="240" w:lineRule="auto"/>
-              <w:rPr>
-                <w:rFonts w:ascii="Source Code Pro" w:eastAsia="Source Code Pro" w:hAnsi="Source Code Pro" w:cs="Source Code Pro"/>
-                <w:b/>
-                <w:bCs/>
-                <w:lang w:val="en-US"/>
-              </w:rPr>
-            </w:pPr>
-            <w:r>
-              <w:rPr>
-                <w:rFonts w:ascii="Source Code Pro" w:eastAsia="Source Code Pro" w:hAnsi="Source Code Pro" w:cs="Source Code Pro"/>
-                <w:b/>
-                <w:bCs/>
-                <w:lang w:val="en-US"/>
-              </w:rPr>
-              <w:t>websocket-client==1.9.0</w:t>
-            </w:r>
-          </w:p>
-          <w:p>
-            <w:pPr>
-              <w:widowControl w:val="0"/>
-              <w:spacing w:line="240" w:lineRule="auto"/>
-              <w:rPr>
-                <w:rFonts w:ascii="Source Code Pro" w:eastAsia="Source Code Pro" w:hAnsi="Source Code Pro" w:cs="Source Code Pro"/>
-                <w:b/>
-                <w:bCs/>
-                <w:lang w:val="en-US"/>
-              </w:rPr>
-            </w:pPr>
-            <w:r>
-              <w:rPr>
-                <w:rFonts w:ascii="Source Code Pro" w:eastAsia="Source Code Pro" w:hAnsi="Source Code Pro" w:cs="Source Code Pro"/>
-                <w:b/>
-                <w:bCs/>
-                <w:lang w:val="en-US"/>
-              </w:rPr>
-              <w:t>websockets==16.0</w:t>
-            </w:r>
-          </w:p>
-          <w:p>
-            <w:pPr>
-              <w:widowControl w:val="0"/>
-              <w:spacing w:line="240" w:lineRule="auto"/>
-              <w:rPr>
-                <w:rFonts w:ascii="Source Code Pro" w:eastAsia="Source Code Pro" w:hAnsi="Source Code Pro" w:cs="Source Code Pro"/>
-                <w:b/>
-                <w:bCs/>
-                <w:lang w:val="en-US"/>
-              </w:rPr>
-            </w:pPr>
-            <w:r>
-              <w:rPr>
-                <w:rFonts w:ascii="Source Code Pro" w:eastAsia="Source Code Pro" w:hAnsi="Source Code Pro" w:cs="Source Code Pro"/>
-                <w:b/>
-                <w:bCs/>
-                <w:lang w:val="en-US"/>
-              </w:rPr>
-              <w:t>widgetsnbextension==4.0.15</w:t>
-            </w:r>
-          </w:p>
-          <w:p>
-            <w:pPr>
-              <w:widowControl w:val="0"/>
-              <w:spacing w:line="240" w:lineRule="auto"/>
-              <w:rPr>
-                <w:rFonts w:ascii="Source Code Pro" w:eastAsia="Source Code Pro" w:hAnsi="Source Code Pro" w:cs="Source Code Pro"/>
-                <w:b/>
-                <w:bCs/>
-                <w:lang w:val="en-US"/>
-              </w:rPr>
-            </w:pPr>
-            <w:r>
-              <w:rPr>
-                <w:rFonts w:ascii="Source Code Pro" w:eastAsia="Source Code Pro" w:hAnsi="Source Code Pro" w:cs="Source Code Pro"/>
-                <w:b/>
-                <w:bCs/>
-                <w:lang w:val="en-US"/>
-              </w:rPr>
-              <w:t>zipp==3.23.0</w:t>
+            <w:proofErr w:type="spellStart"/>
+            <w:r>
+              <w:rPr>
+                <w:rFonts w:ascii="Source Code Pro" w:eastAsia="Source Code Pro" w:hAnsi="Source Code Pro" w:cs="Source Code Pro"/>
+                <w:b/>
+                <w:bCs/>
+                <w:lang w:val="en-US"/>
+              </w:rPr>
+              <w:t>uvicorn</w:t>
+            </w:r>
+            <w:proofErr w:type="spellEnd"/>
+            <w:r>
+              <w:rPr>
+                <w:rFonts w:ascii="Source Code Pro" w:eastAsia="Source Code Pro" w:hAnsi="Source Code Pro" w:cs="Source Code Pro"/>
+                <w:b/>
+                <w:bCs/>
+                <w:lang w:val="en-US"/>
+              </w:rPr>
+              <w:t>==0.41.0</w:t>
+            </w:r>
+          </w:p>
+          <w:p>
+            <w:pPr>
+              <w:widowControl w:val="0"/>
+              <w:spacing w:line="240" w:lineRule="auto"/>
+              <w:rPr>
+                <w:rFonts w:ascii="Source Code Pro" w:eastAsia="Source Code Pro" w:hAnsi="Source Code Pro" w:cs="Source Code Pro"/>
+                <w:b/>
+                <w:bCs/>
+                <w:lang w:val="en-US"/>
+              </w:rPr>
+            </w:pPr>
+            <w:proofErr w:type="spellStart"/>
+            <w:r>
+              <w:rPr>
+                <w:rFonts w:ascii="Source Code Pro" w:eastAsia="Source Code Pro" w:hAnsi="Source Code Pro" w:cs="Source Code Pro"/>
+                <w:b/>
+                <w:bCs/>
+                <w:lang w:val="en-US"/>
+              </w:rPr>
+              <w:t>watchfiles</w:t>
+            </w:r>
+            <w:proofErr w:type="spellEnd"/>
+            <w:r>
+              <w:rPr>
+                <w:rFonts w:ascii="Source Code Pro" w:eastAsia="Source Code Pro" w:hAnsi="Source Code Pro" w:cs="Source Code Pro"/>
+                <w:b/>
+                <w:bCs/>
+                <w:lang w:val="en-US"/>
+              </w:rPr>
+              <w:t>==1.1.1</w:t>
+            </w:r>
+          </w:p>
+          <w:p>
+            <w:pPr>
+              <w:widowControl w:val="0"/>
+              <w:spacing w:line="240" w:lineRule="auto"/>
+              <w:rPr>
+                <w:rFonts w:ascii="Source Code Pro" w:eastAsia="Source Code Pro" w:hAnsi="Source Code Pro" w:cs="Source Code Pro"/>
+                <w:b/>
+                <w:bCs/>
+                <w:lang w:val="en-US"/>
+              </w:rPr>
+            </w:pPr>
+            <w:proofErr w:type="spellStart"/>
+            <w:r>
+              <w:rPr>
+                <w:rFonts w:ascii="Source Code Pro" w:eastAsia="Source Code Pro" w:hAnsi="Source Code Pro" w:cs="Source Code Pro"/>
+                <w:b/>
+                <w:bCs/>
+                <w:lang w:val="en-US"/>
+              </w:rPr>
+              <w:t>wcwidth</w:t>
+            </w:r>
+            <w:proofErr w:type="spellEnd"/>
+            <w:r>
+              <w:rPr>
+                <w:rFonts w:ascii="Source Code Pro" w:eastAsia="Source Code Pro" w:hAnsi="Source Code Pro" w:cs="Source Code Pro"/>
+                <w:b/>
+                <w:bCs/>
+                <w:lang w:val="en-US"/>
+              </w:rPr>
+              <w:t>==0.6.0</w:t>
+            </w:r>
+          </w:p>
+          <w:p>
+            <w:pPr>
+              <w:widowControl w:val="0"/>
+              <w:spacing w:line="240" w:lineRule="auto"/>
+              <w:rPr>
+                <w:rFonts w:ascii="Source Code Pro" w:eastAsia="Source Code Pro" w:hAnsi="Source Code Pro" w:cs="Source Code Pro"/>
+                <w:b/>
+                <w:bCs/>
+                <w:lang w:val="en-US"/>
+              </w:rPr>
+            </w:pPr>
+            <w:proofErr w:type="spellStart"/>
+            <w:r>
+              <w:rPr>
+                <w:rFonts w:ascii="Source Code Pro" w:eastAsia="Source Code Pro" w:hAnsi="Source Code Pro" w:cs="Source Code Pro"/>
+                <w:b/>
+                <w:bCs/>
+                <w:lang w:val="en-US"/>
+              </w:rPr>
+              <w:t>webcolors</w:t>
+            </w:r>
+            <w:proofErr w:type="spellEnd"/>
+            <w:r>
+              <w:rPr>
+                <w:rFonts w:ascii="Source Code Pro" w:eastAsia="Source Code Pro" w:hAnsi="Source Code Pro" w:cs="Source Code Pro"/>
+                <w:b/>
+                <w:bCs/>
+                <w:lang w:val="en-US"/>
+              </w:rPr>
+              <w:t>==25.10.0</w:t>
+            </w:r>
+          </w:p>
+          <w:p>
+            <w:pPr>
+              <w:widowControl w:val="0"/>
+              <w:spacing w:line="240" w:lineRule="auto"/>
+              <w:rPr>
+                <w:rFonts w:ascii="Source Code Pro" w:eastAsia="Source Code Pro" w:hAnsi="Source Code Pro" w:cs="Source Code Pro"/>
+                <w:b/>
+                <w:bCs/>
+                <w:lang w:val="en-US"/>
+              </w:rPr>
+            </w:pPr>
+            <w:proofErr w:type="spellStart"/>
+            <w:r>
+              <w:rPr>
+                <w:rFonts w:ascii="Source Code Pro" w:eastAsia="Source Code Pro" w:hAnsi="Source Code Pro" w:cs="Source Code Pro"/>
+                <w:b/>
+                <w:bCs/>
+                <w:lang w:val="en-US"/>
+              </w:rPr>
+              <w:t>webencodings</w:t>
+            </w:r>
+            <w:proofErr w:type="spellEnd"/>
+            <w:r>
+              <w:rPr>
+                <w:rFonts w:ascii="Source Code Pro" w:eastAsia="Source Code Pro" w:hAnsi="Source Code Pro" w:cs="Source Code Pro"/>
+                <w:b/>
+                <w:bCs/>
+                <w:lang w:val="en-US"/>
+              </w:rPr>
+              <w:t>==0.5.1</w:t>
+            </w:r>
+          </w:p>
+          <w:p>
+            <w:pPr>
+              <w:widowControl w:val="0"/>
+              <w:spacing w:line="240" w:lineRule="auto"/>
+              <w:rPr>
+                <w:rFonts w:ascii="Source Code Pro" w:eastAsia="Source Code Pro" w:hAnsi="Source Code Pro" w:cs="Source Code Pro"/>
+                <w:b/>
+                <w:bCs/>
+                <w:lang w:val="en-US"/>
+              </w:rPr>
+            </w:pPr>
+            <w:proofErr w:type="spellStart"/>
+            <w:r>
+              <w:rPr>
+                <w:rFonts w:ascii="Source Code Pro" w:eastAsia="Source Code Pro" w:hAnsi="Source Code Pro" w:cs="Source Code Pro"/>
+                <w:b/>
+                <w:bCs/>
+                <w:lang w:val="en-US"/>
+              </w:rPr>
+              <w:t>websocket</w:t>
+            </w:r>
+            <w:proofErr w:type="spellEnd"/>
+            <w:r>
+              <w:rPr>
+                <w:rFonts w:ascii="Source Code Pro" w:eastAsia="Source Code Pro" w:hAnsi="Source Code Pro" w:cs="Source Code Pro"/>
+                <w:b/>
+                <w:bCs/>
+                <w:lang w:val="en-US"/>
+              </w:rPr>
+              <w:t>-client==1.9.0</w:t>
+            </w:r>
+          </w:p>
+          <w:p>
+            <w:pPr>
+              <w:widowControl w:val="0"/>
+              <w:spacing w:line="240" w:lineRule="auto"/>
+              <w:rPr>
+                <w:rFonts w:ascii="Source Code Pro" w:eastAsia="Source Code Pro" w:hAnsi="Source Code Pro" w:cs="Source Code Pro"/>
+                <w:b/>
+                <w:bCs/>
+                <w:lang w:val="en-US"/>
+              </w:rPr>
+            </w:pPr>
+            <w:proofErr w:type="spellStart"/>
+            <w:r>
+              <w:rPr>
+                <w:rFonts w:ascii="Source Code Pro" w:eastAsia="Source Code Pro" w:hAnsi="Source Code Pro" w:cs="Source Code Pro"/>
+                <w:b/>
+                <w:bCs/>
+                <w:lang w:val="en-US"/>
+              </w:rPr>
+              <w:t>websockets</w:t>
+            </w:r>
+            <w:proofErr w:type="spellEnd"/>
+            <w:r>
+              <w:rPr>
+                <w:rFonts w:ascii="Source Code Pro" w:eastAsia="Source Code Pro" w:hAnsi="Source Code Pro" w:cs="Source Code Pro"/>
+                <w:b/>
+                <w:bCs/>
+                <w:lang w:val="en-US"/>
+              </w:rPr>
+              <w:t>==16.0</w:t>
+            </w:r>
+          </w:p>
+          <w:p>
+            <w:pPr>
+              <w:widowControl w:val="0"/>
+              <w:spacing w:line="240" w:lineRule="auto"/>
+              <w:rPr>
+                <w:rFonts w:ascii="Source Code Pro" w:eastAsia="Source Code Pro" w:hAnsi="Source Code Pro" w:cs="Source Code Pro"/>
+                <w:b/>
+                <w:bCs/>
+                <w:lang w:val="en-US"/>
+              </w:rPr>
+            </w:pPr>
+            <w:proofErr w:type="spellStart"/>
+            <w:r>
+              <w:rPr>
+                <w:rFonts w:ascii="Source Code Pro" w:eastAsia="Source Code Pro" w:hAnsi="Source Code Pro" w:cs="Source Code Pro"/>
+                <w:b/>
+                <w:bCs/>
+                <w:lang w:val="en-US"/>
+              </w:rPr>
+              <w:t>widgetsnbextension</w:t>
+            </w:r>
+            <w:proofErr w:type="spellEnd"/>
+            <w:r>
+              <w:rPr>
+                <w:rFonts w:ascii="Source Code Pro" w:eastAsia="Source Code Pro" w:hAnsi="Source Code Pro" w:cs="Source Code Pro"/>
+                <w:b/>
+                <w:bCs/>
+                <w:lang w:val="en-US"/>
+              </w:rPr>
+              <w:t>==4.0.15</w:t>
+            </w:r>
+          </w:p>
+          <w:p>
+            <w:pPr>
+              <w:widowControl w:val="0"/>
+              <w:spacing w:line="240" w:lineRule="auto"/>
+              <w:rPr>
+                <w:rFonts w:ascii="Source Code Pro" w:eastAsia="Source Code Pro" w:hAnsi="Source Code Pro" w:cs="Source Code Pro"/>
+                <w:b/>
+                <w:bCs/>
+                <w:lang w:val="en-US"/>
+              </w:rPr>
+            </w:pPr>
+            <w:proofErr w:type="spellStart"/>
+            <w:r>
+              <w:rPr>
+                <w:rFonts w:ascii="Source Code Pro" w:eastAsia="Source Code Pro" w:hAnsi="Source Code Pro" w:cs="Source Code Pro"/>
+                <w:b/>
+                <w:bCs/>
+                <w:lang w:val="en-US"/>
+              </w:rPr>
+              <w:t>zipp</w:t>
+            </w:r>
+            <w:proofErr w:type="spellEnd"/>
+            <w:r>
+              <w:rPr>
+                <w:rFonts w:ascii="Source Code Pro" w:eastAsia="Source Code Pro" w:hAnsi="Source Code Pro" w:cs="Source Code Pro"/>
+                <w:b/>
+                <w:bCs/>
+                <w:lang w:val="en-US"/>
+              </w:rPr>
+              <w:t>==3.23.0</w:t>
             </w:r>
           </w:p>
           <w:p>
@@ -5470,7 +6943,27 @@
                 <w:bCs/>
                 <w:lang w:val="en-US"/>
               </w:rPr>
-              <w:t>python -c "import chromadb; print('Chroma client installed successfully!')"</w:t>
+              <w:t xml:space="preserve">python -c "import </w:t>
+            </w:r>
+            <w:proofErr w:type="spellStart"/>
+            <w:r>
+              <w:rPr>
+                <w:rFonts w:ascii="Source Code Pro" w:eastAsia="Source Code Pro" w:hAnsi="Source Code Pro" w:cs="Source Code Pro"/>
+                <w:b/>
+                <w:bCs/>
+                <w:lang w:val="en-US"/>
+              </w:rPr>
+              <w:t>chromadb</w:t>
+            </w:r>
+            <w:proofErr w:type="spellEnd"/>
+            <w:r>
+              <w:rPr>
+                <w:rFonts w:ascii="Source Code Pro" w:eastAsia="Source Code Pro" w:hAnsi="Source Code Pro" w:cs="Source Code Pro"/>
+                <w:b/>
+                <w:bCs/>
+                <w:lang w:val="en-US"/>
+              </w:rPr>
+              <w:t>; print('Chroma client installed successfully!')"</w:t>
             </w:r>
           </w:p>
           <w:p>
@@ -5567,8 +7060,19 @@
                 <w:bCs/>
                 <w:lang w:val="en-US"/>
               </w:rPr>
-              <w:t>docker-compose.yml</w:t>
-            </w:r>
+              <w:t>docker-</w:t>
+            </w:r>
+            <w:proofErr w:type="spellStart"/>
+            <w:r>
+              <w:rPr>
+                <w:rFonts w:ascii="Source Code Pro" w:eastAsia="Source Code Pro" w:hAnsi="Source Code Pro" w:cs="Source Code Pro"/>
+                <w:b/>
+                <w:bCs/>
+                <w:lang w:val="en-US"/>
+              </w:rPr>
+              <w:t>compose.yml</w:t>
+            </w:r>
+            <w:proofErr w:type="spellEnd"/>
             <w:r>
               <w:rPr>
                 <w:rFonts w:ascii="Source Code Pro" w:eastAsia="Source Code Pro" w:hAnsi="Source Code Pro" w:cs="Source Code Pro"/>
@@ -5600,8 +7104,19 @@
                 <w:bCs/>
                 <w:lang w:val="en-US"/>
               </w:rPr>
-              <w:t>docker-compose.yml</w:t>
-            </w:r>
+              <w:t>docker-</w:t>
+            </w:r>
+            <w:proofErr w:type="spellStart"/>
+            <w:r>
+              <w:rPr>
+                <w:rFonts w:ascii="Source Code Pro" w:eastAsia="Source Code Pro" w:hAnsi="Source Code Pro" w:cs="Source Code Pro"/>
+                <w:b/>
+                <w:bCs/>
+                <w:lang w:val="en-US"/>
+              </w:rPr>
+              <w:t>compose.yml</w:t>
+            </w:r>
+            <w:proofErr w:type="spellEnd"/>
             <w:r>
               <w:rPr>
                 <w:rFonts w:ascii="Source Code Pro" w:eastAsia="Source Code Pro" w:hAnsi="Source Code Pro" w:cs="Source Code Pro"/>
@@ -5668,8 +7183,39 @@
                 <w:bCs/>
                 <w:lang w:val="en-US"/>
               </w:rPr>
-              <w:t xml:space="preserve">    image: chromadb/chroma:latest</w:t>
-            </w:r>
+              <w:t xml:space="preserve">    image: </w:t>
+            </w:r>
+            <w:proofErr w:type="spellStart"/>
+            <w:r>
+              <w:rPr>
+                <w:rFonts w:ascii="Source Code Pro" w:eastAsia="Source Code Pro" w:hAnsi="Source Code Pro" w:cs="Source Code Pro"/>
+                <w:b/>
+                <w:bCs/>
+                <w:lang w:val="en-US"/>
+              </w:rPr>
+              <w:t>chromadb</w:t>
+            </w:r>
+            <w:proofErr w:type="spellEnd"/>
+            <w:r>
+              <w:rPr>
+                <w:rFonts w:ascii="Source Code Pro" w:eastAsia="Source Code Pro" w:hAnsi="Source Code Pro" w:cs="Source Code Pro"/>
+                <w:b/>
+                <w:bCs/>
+                <w:lang w:val="en-US"/>
+              </w:rPr>
+              <w:t>/</w:t>
+            </w:r>
+            <w:proofErr w:type="spellStart"/>
+            <w:r>
+              <w:rPr>
+                <w:rFonts w:ascii="Source Code Pro" w:eastAsia="Source Code Pro" w:hAnsi="Source Code Pro" w:cs="Source Code Pro"/>
+                <w:b/>
+                <w:bCs/>
+                <w:lang w:val="en-US"/>
+              </w:rPr>
+              <w:t>chroma:latest</w:t>
+            </w:r>
+            <w:proofErr w:type="spellEnd"/>
           </w:p>
           <w:p>
             <w:pPr>
@@ -5688,8 +7234,39 @@
                 <w:bCs/>
                 <w:lang w:val="en-US"/>
               </w:rPr>
-              <w:t xml:space="preserve">    container_name: chroma-db</w:t>
-            </w:r>
+              <w:t xml:space="preserve">    </w:t>
+            </w:r>
+            <w:proofErr w:type="spellStart"/>
+            <w:r>
+              <w:rPr>
+                <w:rFonts w:ascii="Source Code Pro" w:eastAsia="Source Code Pro" w:hAnsi="Source Code Pro" w:cs="Source Code Pro"/>
+                <w:b/>
+                <w:bCs/>
+                <w:lang w:val="en-US"/>
+              </w:rPr>
+              <w:t>container_name</w:t>
+            </w:r>
+            <w:proofErr w:type="spellEnd"/>
+            <w:r>
+              <w:rPr>
+                <w:rFonts w:ascii="Source Code Pro" w:eastAsia="Source Code Pro" w:hAnsi="Source Code Pro" w:cs="Source Code Pro"/>
+                <w:b/>
+                <w:bCs/>
+                <w:lang w:val="en-US"/>
+              </w:rPr>
+              <w:t>: chroma-</w:t>
+            </w:r>
+            <w:proofErr w:type="spellStart"/>
+            <w:r>
+              <w:rPr>
+                <w:rFonts w:ascii="Source Code Pro" w:eastAsia="Source Code Pro" w:hAnsi="Source Code Pro" w:cs="Source Code Pro"/>
+                <w:b/>
+                <w:bCs/>
+                <w:lang w:val="en-US"/>
+              </w:rPr>
+              <w:t>db</w:t>
+            </w:r>
+            <w:proofErr w:type="spellEnd"/>
           </w:p>
           <w:p>
             <w:pPr>
@@ -5848,7 +7425,27 @@
                 <w:bCs/>
                 <w:lang w:val="en-US"/>
               </w:rPr>
-              <w:t xml:space="preserve">      - ./chroma_data:/chroma/chroma</w:t>
+              <w:t xml:space="preserve">      - ./</w:t>
+            </w:r>
+            <w:proofErr w:type="spellStart"/>
+            <w:r>
+              <w:rPr>
+                <w:rFonts w:ascii="Source Code Pro" w:eastAsia="Source Code Pro" w:hAnsi="Source Code Pro" w:cs="Source Code Pro"/>
+                <w:b/>
+                <w:bCs/>
+                <w:lang w:val="en-US"/>
+              </w:rPr>
+              <w:t>chroma_data</w:t>
+            </w:r>
+            <w:proofErr w:type="spellEnd"/>
+            <w:r>
+              <w:rPr>
+                <w:rFonts w:ascii="Source Code Pro" w:eastAsia="Source Code Pro" w:hAnsi="Source Code Pro" w:cs="Source Code Pro"/>
+                <w:b/>
+                <w:bCs/>
+                <w:lang w:val="en-US"/>
+              </w:rPr>
+              <w:t>:/chroma/chroma</w:t>
             </w:r>
           </w:p>
           <w:p>
@@ -6112,34 +7709,61 @@
                 <w:bCs/>
                 <w:lang w:val="en-US"/>
               </w:rPr>
-              <w:t>docker ps</w:t>
-            </w:r>
-          </w:p>
-          <w:p>
-            <w:pPr>
-              <w:widowControl w:val="0"/>
-              <w:spacing w:line="240" w:lineRule="auto"/>
-              <w:rPr>
-                <w:rFonts w:ascii="Source Code Pro" w:eastAsia="Source Code Pro" w:hAnsi="Source Code Pro" w:cs="Source Code Pro"/>
-                <w:lang w:val="en-US"/>
-              </w:rPr>
-            </w:pPr>
-          </w:p>
-          <w:p>
-            <w:pPr>
-              <w:widowControl w:val="0"/>
-              <w:spacing w:line="240" w:lineRule="auto"/>
-              <w:rPr>
-                <w:rFonts w:ascii="Source Code Pro" w:eastAsia="Source Code Pro" w:hAnsi="Source Code Pro" w:cs="Source Code Pro"/>
-                <w:lang w:val="en-US"/>
-              </w:rPr>
-            </w:pPr>
-            <w:r>
-              <w:rPr>
-                <w:rFonts w:ascii="Source Code Pro" w:eastAsia="Source Code Pro" w:hAnsi="Source Code Pro" w:cs="Source Code Pro"/>
-                <w:lang w:val="en-US"/>
-              </w:rPr>
-              <w:t>You should see chroma-db listed under the "NAMES" column with a status of "Up".</w:t>
+              <w:t xml:space="preserve">docker </w:t>
+            </w:r>
+            <w:proofErr w:type="spellStart"/>
+            <w:r>
+              <w:rPr>
+                <w:rFonts w:ascii="Source Code Pro" w:eastAsia="Source Code Pro" w:hAnsi="Source Code Pro" w:cs="Source Code Pro"/>
+                <w:b/>
+                <w:bCs/>
+                <w:lang w:val="en-US"/>
+              </w:rPr>
+              <w:t>ps</w:t>
+            </w:r>
+            <w:proofErr w:type="spellEnd"/>
+          </w:p>
+          <w:p>
+            <w:pPr>
+              <w:widowControl w:val="0"/>
+              <w:spacing w:line="240" w:lineRule="auto"/>
+              <w:rPr>
+                <w:rFonts w:ascii="Source Code Pro" w:eastAsia="Source Code Pro" w:hAnsi="Source Code Pro" w:cs="Source Code Pro"/>
+                <w:lang w:val="en-US"/>
+              </w:rPr>
+            </w:pPr>
+          </w:p>
+          <w:p>
+            <w:pPr>
+              <w:widowControl w:val="0"/>
+              <w:spacing w:line="240" w:lineRule="auto"/>
+              <w:rPr>
+                <w:rFonts w:ascii="Source Code Pro" w:eastAsia="Source Code Pro" w:hAnsi="Source Code Pro" w:cs="Source Code Pro"/>
+                <w:lang w:val="en-US"/>
+              </w:rPr>
+            </w:pPr>
+            <w:r>
+              <w:rPr>
+                <w:rFonts w:ascii="Source Code Pro" w:eastAsia="Source Code Pro" w:hAnsi="Source Code Pro" w:cs="Source Code Pro"/>
+                <w:lang w:val="en-US"/>
+              </w:rPr>
+              <w:t>You should see chroma-</w:t>
+            </w:r>
+            <w:proofErr w:type="spellStart"/>
+            <w:r>
+              <w:rPr>
+                <w:rFonts w:ascii="Source Code Pro" w:eastAsia="Source Code Pro" w:hAnsi="Source Code Pro" w:cs="Source Code Pro"/>
+                <w:lang w:val="en-US"/>
+              </w:rPr>
+              <w:t>db</w:t>
+            </w:r>
+            <w:proofErr w:type="spellEnd"/>
+            <w:r>
+              <w:rPr>
+                <w:rFonts w:ascii="Source Code Pro" w:eastAsia="Source Code Pro" w:hAnsi="Source Code Pro" w:cs="Source Code Pro"/>
+                <w:lang w:val="en-US"/>
+              </w:rPr>
+              <w:t xml:space="preserve"> listed under the "NAMES" column with a status of "Up".</w:t>
             </w:r>
           </w:p>
           <w:p>
@@ -6287,6 +7911,7 @@
               </w:rPr>
               <w:t xml:space="preserve">In a vector database, the "Embedding Function" is the engine. It translates human language into a high-dimensional vector. We will use the </w:t>
             </w:r>
+            <w:proofErr w:type="spellStart"/>
             <w:r>
               <w:rPr>
                 <w:rFonts w:ascii="Source Code Pro" w:eastAsia="Source Code Pro" w:hAnsi="Source Code Pro" w:cs="Source Code Pro"/>
@@ -6296,6 +7921,7 @@
               </w:rPr>
               <w:t>SentenceTransformer</w:t>
             </w:r>
+            <w:proofErr w:type="spellEnd"/>
             <w:r>
               <w:rPr>
                 <w:rFonts w:ascii="Source Code Pro" w:eastAsia="Source Code Pro" w:hAnsi="Source Code Pro" w:cs="Source Code Pro"/>
@@ -6332,8 +7958,39 @@
                 <w:bCs/>
                 <w:lang w:val="en-US"/>
               </w:rPr>
-              <w:t>from chromadb.utils import embedding_functions</w:t>
-            </w:r>
+              <w:t xml:space="preserve">from </w:t>
+            </w:r>
+            <w:proofErr w:type="spellStart"/>
+            <w:r>
+              <w:rPr>
+                <w:rFonts w:ascii="Source Code Pro" w:eastAsia="Source Code Pro" w:hAnsi="Source Code Pro" w:cs="Source Code Pro"/>
+                <w:b/>
+                <w:bCs/>
+                <w:lang w:val="en-US"/>
+              </w:rPr>
+              <w:t>chromadb.utils</w:t>
+            </w:r>
+            <w:proofErr w:type="spellEnd"/>
+            <w:r>
+              <w:rPr>
+                <w:rFonts w:ascii="Source Code Pro" w:eastAsia="Source Code Pro" w:hAnsi="Source Code Pro" w:cs="Source Code Pro"/>
+                <w:b/>
+                <w:bCs/>
+                <w:lang w:val="en-US"/>
+              </w:rPr>
+              <w:t xml:space="preserve"> import </w:t>
+            </w:r>
+            <w:proofErr w:type="spellStart"/>
+            <w:r>
+              <w:rPr>
+                <w:rFonts w:ascii="Source Code Pro" w:eastAsia="Source Code Pro" w:hAnsi="Source Code Pro" w:cs="Source Code Pro"/>
+                <w:b/>
+                <w:bCs/>
+                <w:lang w:val="en-US"/>
+              </w:rPr>
+              <w:t>embedding_functions</w:t>
+            </w:r>
+            <w:proofErr w:type="spellEnd"/>
           </w:p>
           <w:p>
             <w:pPr>
@@ -6381,14 +8038,25 @@
                 <w:bCs/>
               </w:rPr>
             </w:pPr>
-            <w:r>
-              <w:rPr>
-                <w:rFonts w:ascii="Source Code Pro" w:eastAsia="Source Code Pro" w:hAnsi="Source Code Pro" w:cs="Source Code Pro"/>
-                <w:b/>
-                <w:bCs/>
-                <w:lang w:val="en-US"/>
-              </w:rPr>
-              <w:t>default_ef = embedding_functions.SentenceTransformerEmbeddingFunction(model_name="all-MiniLM-L6-v2")</w:t>
+            <w:proofErr w:type="spellStart"/>
+            <w:r>
+              <w:rPr>
+                <w:rFonts w:ascii="Source Code Pro" w:eastAsia="Source Code Pro" w:hAnsi="Source Code Pro" w:cs="Source Code Pro"/>
+                <w:b/>
+                <w:bCs/>
+                <w:lang w:val="en-US"/>
+              </w:rPr>
+              <w:t>default_ef</w:t>
+            </w:r>
+            <w:proofErr w:type="spellEnd"/>
+            <w:r>
+              <w:rPr>
+                <w:rFonts w:ascii="Source Code Pro" w:eastAsia="Source Code Pro" w:hAnsi="Source Code Pro" w:cs="Source Code Pro"/>
+                <w:b/>
+                <w:bCs/>
+                <w:lang w:val="en-US"/>
+              </w:rPr>
+              <w:t xml:space="preserve"> = embedding_functions.SentenceTransformerEmbeddingFunction(model_name="all-MiniLM-L6-v2")</w:t>
             </w:r>
           </w:p>
           <w:p>
@@ -6441,55 +8109,137 @@
                 <w:bCs/>
               </w:rPr>
             </w:pPr>
-            <w:r>
-              <w:rPr>
-                <w:rFonts w:ascii="Source Code Pro" w:eastAsia="Source Code Pro" w:hAnsi="Source Code Pro" w:cs="Source Code Pro"/>
-                <w:b/>
-                <w:bCs/>
-                <w:lang w:val="en-US"/>
-              </w:rPr>
-              <w:t>hotel_collection = chroma_client.get_or_create_collection(</w:t>
-            </w:r>
-          </w:p>
-          <w:p>
-            <w:pPr>
-              <w:widowControl w:val="0"/>
-              <w:spacing w:line="240" w:lineRule="auto"/>
-              <w:rPr>
-                <w:rFonts w:ascii="Source Code Pro" w:hAnsi="Source Code Pro"/>
-                <w:b/>
-                <w:bCs/>
-              </w:rPr>
-            </w:pPr>
-            <w:r>
-              <w:rPr>
-                <w:rFonts w:ascii="Source Code Pro" w:eastAsia="Source Code Pro" w:hAnsi="Source Code Pro" w:cs="Source Code Pro"/>
-                <w:b/>
-                <w:bCs/>
-                <w:lang w:val="en-US"/>
-              </w:rPr>
-              <w:t xml:space="preserve">    name="hotel_descriptions",</w:t>
-            </w:r>
-          </w:p>
-          <w:p>
-            <w:pPr>
-              <w:widowControl w:val="0"/>
-              <w:spacing w:line="240" w:lineRule="auto"/>
-              <w:rPr>
-                <w:rFonts w:ascii="Source Code Pro" w:hAnsi="Source Code Pro"/>
-                <w:b/>
-                <w:bCs/>
-              </w:rPr>
-            </w:pPr>
-            <w:r>
-              <w:rPr>
-                <w:rFonts w:ascii="Source Code Pro" w:eastAsia="Source Code Pro" w:hAnsi="Source Code Pro" w:cs="Source Code Pro"/>
-                <w:b/>
-                <w:bCs/>
-                <w:lang w:val="en-US"/>
-              </w:rPr>
-              <w:t xml:space="preserve">    embedding_function=default_ef</w:t>
-            </w:r>
+            <w:proofErr w:type="spellStart"/>
+            <w:r>
+              <w:rPr>
+                <w:rFonts w:ascii="Source Code Pro" w:eastAsia="Source Code Pro" w:hAnsi="Source Code Pro" w:cs="Source Code Pro"/>
+                <w:b/>
+                <w:bCs/>
+                <w:lang w:val="en-US"/>
+              </w:rPr>
+              <w:t>hotel_collection</w:t>
+            </w:r>
+            <w:proofErr w:type="spellEnd"/>
+            <w:r>
+              <w:rPr>
+                <w:rFonts w:ascii="Source Code Pro" w:eastAsia="Source Code Pro" w:hAnsi="Source Code Pro" w:cs="Source Code Pro"/>
+                <w:b/>
+                <w:bCs/>
+                <w:lang w:val="en-US"/>
+              </w:rPr>
+              <w:t xml:space="preserve"> = </w:t>
+            </w:r>
+            <w:proofErr w:type="spellStart"/>
+            <w:r>
+              <w:rPr>
+                <w:rFonts w:ascii="Source Code Pro" w:eastAsia="Source Code Pro" w:hAnsi="Source Code Pro" w:cs="Source Code Pro"/>
+                <w:b/>
+                <w:bCs/>
+                <w:lang w:val="en-US"/>
+              </w:rPr>
+              <w:t>chroma_client.get_or_create_collection</w:t>
+            </w:r>
+            <w:proofErr w:type="spellEnd"/>
+            <w:r>
+              <w:rPr>
+                <w:rFonts w:ascii="Source Code Pro" w:eastAsia="Source Code Pro" w:hAnsi="Source Code Pro" w:cs="Source Code Pro"/>
+                <w:b/>
+                <w:bCs/>
+                <w:lang w:val="en-US"/>
+              </w:rPr>
+              <w:t>(</w:t>
+            </w:r>
+          </w:p>
+          <w:p>
+            <w:pPr>
+              <w:widowControl w:val="0"/>
+              <w:spacing w:line="240" w:lineRule="auto"/>
+              <w:rPr>
+                <w:rFonts w:ascii="Source Code Pro" w:hAnsi="Source Code Pro"/>
+                <w:b/>
+                <w:bCs/>
+              </w:rPr>
+            </w:pPr>
+            <w:r>
+              <w:rPr>
+                <w:rFonts w:ascii="Source Code Pro" w:eastAsia="Source Code Pro" w:hAnsi="Source Code Pro" w:cs="Source Code Pro"/>
+                <w:b/>
+                <w:bCs/>
+                <w:lang w:val="en-US"/>
+              </w:rPr>
+              <w:t xml:space="preserve">    name="</w:t>
+            </w:r>
+            <w:proofErr w:type="spellStart"/>
+            <w:r>
+              <w:rPr>
+                <w:rFonts w:ascii="Source Code Pro" w:eastAsia="Source Code Pro" w:hAnsi="Source Code Pro" w:cs="Source Code Pro"/>
+                <w:b/>
+                <w:bCs/>
+                <w:lang w:val="en-US"/>
+              </w:rPr>
+              <w:t>hotel_descriptions</w:t>
+            </w:r>
+            <w:proofErr w:type="spellEnd"/>
+            <w:r>
+              <w:rPr>
+                <w:rFonts w:ascii="Source Code Pro" w:eastAsia="Source Code Pro" w:hAnsi="Source Code Pro" w:cs="Source Code Pro"/>
+                <w:b/>
+                <w:bCs/>
+                <w:lang w:val="en-US"/>
+              </w:rPr>
+              <w:t>",</w:t>
+            </w:r>
+          </w:p>
+          <w:p>
+            <w:pPr>
+              <w:widowControl w:val="0"/>
+              <w:spacing w:line="240" w:lineRule="auto"/>
+              <w:rPr>
+                <w:rFonts w:ascii="Source Code Pro" w:hAnsi="Source Code Pro"/>
+                <w:b/>
+                <w:bCs/>
+              </w:rPr>
+            </w:pPr>
+            <w:r>
+              <w:rPr>
+                <w:rFonts w:ascii="Source Code Pro" w:eastAsia="Source Code Pro" w:hAnsi="Source Code Pro" w:cs="Source Code Pro"/>
+                <w:b/>
+                <w:bCs/>
+                <w:lang w:val="en-US"/>
+              </w:rPr>
+              <w:t xml:space="preserve">    </w:t>
+            </w:r>
+            <w:proofErr w:type="spellStart"/>
+            <w:r>
+              <w:rPr>
+                <w:rFonts w:ascii="Source Code Pro" w:eastAsia="Source Code Pro" w:hAnsi="Source Code Pro" w:cs="Source Code Pro"/>
+                <w:b/>
+                <w:bCs/>
+                <w:lang w:val="en-US"/>
+              </w:rPr>
+              <w:t>embedding_function</w:t>
+            </w:r>
+            <w:proofErr w:type="spellEnd"/>
+            <w:r>
+              <w:rPr>
+                <w:rFonts w:ascii="Source Code Pro" w:eastAsia="Source Code Pro" w:hAnsi="Source Code Pro" w:cs="Source Code Pro"/>
+                <w:b/>
+                <w:bCs/>
+                <w:lang w:val="en-US"/>
+              </w:rPr>
+              <w:t>=</w:t>
+            </w:r>
+            <w:proofErr w:type="spellStart"/>
+            <w:r>
+              <w:rPr>
+                <w:rFonts w:ascii="Source Code Pro" w:eastAsia="Source Code Pro" w:hAnsi="Source Code Pro" w:cs="Source Code Pro"/>
+                <w:b/>
+                <w:bCs/>
+                <w:lang w:val="en-US"/>
+              </w:rPr>
+              <w:t>default_ef</w:t>
+            </w:r>
+            <w:proofErr w:type="spellEnd"/>
           </w:p>
           <w:p>
             <w:pPr>
@@ -6606,14 +8356,25 @@
                 <w:lang w:val="en-US"/>
               </w:rPr>
             </w:pPr>
-            <w:r>
-              <w:rPr>
-                <w:rFonts w:ascii="Source Code Pro" w:eastAsia="Source Code Pro" w:hAnsi="Source Code Pro" w:cs="Source Code Pro"/>
-                <w:b/>
-                <w:bCs/>
-                <w:lang w:val="en-US"/>
-              </w:rPr>
-              <w:t>raw_hotel_data = [ {"id": "h1", "description": "Peaceful woodland cabin. Features a stone fireplace and floor-to-ceiling forest views. Located in the heart of the Smokies.", "price": 150}, {"id": "h2", "description": "Modern downtown apartment. Steps away from the subway, nightlife, and high-end shopping districts.", "price": 250}, {"id": "h3", "description": "Luxury beach resort. Includes private infinity pools, white sand ocean access, and 24/7 room service.", "price": 500}, {"id": "h4", "description": "Quiet forest retreat. Tucked away in dense pine trees with minimalist decor and no Wi-Fi for total disconnection.", "price": 120} ]</w:t>
+            <w:proofErr w:type="spellStart"/>
+            <w:r>
+              <w:rPr>
+                <w:rFonts w:ascii="Source Code Pro" w:eastAsia="Source Code Pro" w:hAnsi="Source Code Pro" w:cs="Source Code Pro"/>
+                <w:b/>
+                <w:bCs/>
+                <w:lang w:val="en-US"/>
+              </w:rPr>
+              <w:t>raw_hotel_data</w:t>
+            </w:r>
+            <w:proofErr w:type="spellEnd"/>
+            <w:r>
+              <w:rPr>
+                <w:rFonts w:ascii="Source Code Pro" w:eastAsia="Source Code Pro" w:hAnsi="Source Code Pro" w:cs="Source Code Pro"/>
+                <w:b/>
+                <w:bCs/>
+                <w:lang w:val="en-US"/>
+              </w:rPr>
+              <w:t xml:space="preserve"> = [ {"id": "h1", "description": "Peaceful woodland cabin. Features a stone fireplace and floor-to-ceiling forest views. Located in the heart of the Smokies.", "price": 150}, {"id": "h2", "description": "Modern downtown apartment. Steps away from the subway, nightlife, and high-end shopping districts.", "price": 250}, {"id": "h3", "description": "Luxury beach resort. Includes private infinity pools, white sand ocean access, and 24/7 room service.", "price": 500}, {"id": "h4", "description": "Quiet forest retreat. Tucked away in dense pine trees with minimalist decor and no Wi-Fi for total disconnection.", "price": 120} ]</w:t>
             </w:r>
           </w:p>
           <w:p>
@@ -6668,28 +8429,89 @@
                 <w:bCs/>
                 <w:lang w:val="en-US"/>
               </w:rPr>
-              <w:t>documents = []; metadatas = []; ids = [];</w:t>
-            </w:r>
-          </w:p>
-          <w:p>
-            <w:pPr>
-              <w:widowControl w:val="0"/>
-              <w:spacing w:line="240" w:lineRule="auto"/>
-              <w:rPr>
-                <w:rFonts w:ascii="Source Code Pro" w:hAnsi="Source Code Pro"/>
-                <w:b/>
-                <w:bCs/>
-              </w:rPr>
-            </w:pPr>
-            <w:r>
-              <w:rPr>
-                <w:rFonts w:ascii="Source Code Pro" w:eastAsia="Source Code Pro" w:hAnsi="Source Code Pro" w:cs="Source Code Pro"/>
-                <w:b/>
-                <w:bCs/>
-                <w:lang w:val="en-US"/>
-              </w:rPr>
-              <w:t xml:space="preserve">for hotel in raw_hotel_data: # We split by the period to create "chunks" chunks = hotel['description'].split('. ') for i, chunk in enumerate(chunks): </w:t>
-            </w:r>
+              <w:t xml:space="preserve">documents = []; </w:t>
+            </w:r>
+            <w:proofErr w:type="spellStart"/>
+            <w:r>
+              <w:rPr>
+                <w:rFonts w:ascii="Source Code Pro" w:eastAsia="Source Code Pro" w:hAnsi="Source Code Pro" w:cs="Source Code Pro"/>
+                <w:b/>
+                <w:bCs/>
+                <w:lang w:val="en-US"/>
+              </w:rPr>
+              <w:t>metadatas</w:t>
+            </w:r>
+            <w:proofErr w:type="spellEnd"/>
+            <w:r>
+              <w:rPr>
+                <w:rFonts w:ascii="Source Code Pro" w:eastAsia="Source Code Pro" w:hAnsi="Source Code Pro" w:cs="Source Code Pro"/>
+                <w:b/>
+                <w:bCs/>
+                <w:lang w:val="en-US"/>
+              </w:rPr>
+              <w:t xml:space="preserve"> = []; ids = [];</w:t>
+            </w:r>
+          </w:p>
+          <w:p>
+            <w:pPr>
+              <w:widowControl w:val="0"/>
+              <w:spacing w:line="240" w:lineRule="auto"/>
+              <w:rPr>
+                <w:rFonts w:ascii="Source Code Pro" w:hAnsi="Source Code Pro"/>
+                <w:b/>
+                <w:bCs/>
+              </w:rPr>
+            </w:pPr>
+            <w:r>
+              <w:rPr>
+                <w:rFonts w:ascii="Source Code Pro" w:eastAsia="Source Code Pro" w:hAnsi="Source Code Pro" w:cs="Source Code Pro"/>
+                <w:b/>
+                <w:bCs/>
+                <w:lang w:val="en-US"/>
+              </w:rPr>
+              <w:t xml:space="preserve">for hotel in </w:t>
+            </w:r>
+            <w:proofErr w:type="spellStart"/>
+            <w:r>
+              <w:rPr>
+                <w:rFonts w:ascii="Source Code Pro" w:eastAsia="Source Code Pro" w:hAnsi="Source Code Pro" w:cs="Source Code Pro"/>
+                <w:b/>
+                <w:bCs/>
+                <w:lang w:val="en-US"/>
+              </w:rPr>
+              <w:t>raw_hotel_data</w:t>
+            </w:r>
+            <w:proofErr w:type="spellEnd"/>
+            <w:r>
+              <w:rPr>
+                <w:rFonts w:ascii="Source Code Pro" w:eastAsia="Source Code Pro" w:hAnsi="Source Code Pro" w:cs="Source Code Pro"/>
+                <w:b/>
+                <w:bCs/>
+                <w:lang w:val="en-US"/>
+              </w:rPr>
+              <w:t xml:space="preserve">: # We split by the period to create "chunks" chunks = hotel['description'].split('. ') for </w:t>
+            </w:r>
+            <w:proofErr w:type="spellStart"/>
+            <w:r>
+              <w:rPr>
+                <w:rFonts w:ascii="Source Code Pro" w:eastAsia="Source Code Pro" w:hAnsi="Source Code Pro" w:cs="Source Code Pro"/>
+                <w:b/>
+                <w:bCs/>
+                <w:lang w:val="en-US"/>
+              </w:rPr>
+              <w:t>i</w:t>
+            </w:r>
+            <w:proofErr w:type="spellEnd"/>
+            <w:r>
+              <w:rPr>
+                <w:rFonts w:ascii="Source Code Pro" w:eastAsia="Source Code Pro" w:hAnsi="Source Code Pro" w:cs="Source Code Pro"/>
+                <w:b/>
+                <w:bCs/>
+                <w:lang w:val="en-US"/>
+              </w:rPr>
+              <w:t xml:space="preserve">, chunk in enumerate(chunks): </w:t>
+            </w:r>
+            <w:proofErr w:type="spellStart"/>
             <w:r>
               <w:rPr>
                 <w:rFonts w:ascii="Source Code Pro" w:eastAsia="Source Code Pro" w:hAnsi="Source Code Pro" w:cs="Source Code Pro"/>
@@ -6698,27 +8520,197 @@
                 <w:lang w:val="en-US"/>
               </w:rPr>
               <w:lastRenderedPageBreak/>
-              <w:t>documents.append(chunk) # We keep the original hotel ID and price as metadata for filtering later metadatas.append({"hotel_id": hotel['id'], "price": hotel['price']}) ids.append(f"{hotel['id']}chunk{i}")</w:t>
-            </w:r>
-          </w:p>
-          <w:p>
-            <w:pPr>
-              <w:widowControl w:val="0"/>
-              <w:spacing w:line="240" w:lineRule="auto"/>
-              <w:rPr>
-                <w:rFonts w:ascii="Source Code Pro" w:hAnsi="Source Code Pro"/>
-                <w:b/>
-                <w:bCs/>
-              </w:rPr>
-            </w:pPr>
-            <w:r>
-              <w:rPr>
-                <w:rFonts w:ascii="Source Code Pro" w:eastAsia="Source Code Pro" w:hAnsi="Source Code Pro" w:cs="Source Code Pro"/>
-                <w:b/>
-                <w:bCs/>
-                <w:lang w:val="en-US"/>
-              </w:rPr>
-              <w:t>print(f"Prepared {len(documents)} chunks from {len(raw_hotel_data)} hotels.")</w:t>
+              <w:t>documents.append</w:t>
+            </w:r>
+            <w:proofErr w:type="spellEnd"/>
+            <w:r>
+              <w:rPr>
+                <w:rFonts w:ascii="Source Code Pro" w:eastAsia="Source Code Pro" w:hAnsi="Source Code Pro" w:cs="Source Code Pro"/>
+                <w:b/>
+                <w:bCs/>
+                <w:lang w:val="en-US"/>
+              </w:rPr>
+              <w:t xml:space="preserve">(chunk) # We keep the original hotel ID and price as metadata for filtering later </w:t>
+            </w:r>
+            <w:proofErr w:type="spellStart"/>
+            <w:r>
+              <w:rPr>
+                <w:rFonts w:ascii="Source Code Pro" w:eastAsia="Source Code Pro" w:hAnsi="Source Code Pro" w:cs="Source Code Pro"/>
+                <w:b/>
+                <w:bCs/>
+                <w:lang w:val="en-US"/>
+              </w:rPr>
+              <w:t>metadatas.append</w:t>
+            </w:r>
+            <w:proofErr w:type="spellEnd"/>
+            <w:r>
+              <w:rPr>
+                <w:rFonts w:ascii="Source Code Pro" w:eastAsia="Source Code Pro" w:hAnsi="Source Code Pro" w:cs="Source Code Pro"/>
+                <w:b/>
+                <w:bCs/>
+                <w:lang w:val="en-US"/>
+              </w:rPr>
+              <w:t>({"</w:t>
+            </w:r>
+            <w:proofErr w:type="spellStart"/>
+            <w:r>
+              <w:rPr>
+                <w:rFonts w:ascii="Source Code Pro" w:eastAsia="Source Code Pro" w:hAnsi="Source Code Pro" w:cs="Source Code Pro"/>
+                <w:b/>
+                <w:bCs/>
+                <w:lang w:val="en-US"/>
+              </w:rPr>
+              <w:t>hotel_id</w:t>
+            </w:r>
+            <w:proofErr w:type="spellEnd"/>
+            <w:r>
+              <w:rPr>
+                <w:rFonts w:ascii="Source Code Pro" w:eastAsia="Source Code Pro" w:hAnsi="Source Code Pro" w:cs="Source Code Pro"/>
+                <w:b/>
+                <w:bCs/>
+                <w:lang w:val="en-US"/>
+              </w:rPr>
+              <w:t xml:space="preserve">": hotel['id'], "price": hotel['price']}) </w:t>
+            </w:r>
+            <w:proofErr w:type="spellStart"/>
+            <w:r>
+              <w:rPr>
+                <w:rFonts w:ascii="Source Code Pro" w:eastAsia="Source Code Pro" w:hAnsi="Source Code Pro" w:cs="Source Code Pro"/>
+                <w:b/>
+                <w:bCs/>
+                <w:lang w:val="en-US"/>
+              </w:rPr>
+              <w:t>ids.append</w:t>
+            </w:r>
+            <w:proofErr w:type="spellEnd"/>
+            <w:r>
+              <w:rPr>
+                <w:rFonts w:ascii="Source Code Pro" w:eastAsia="Source Code Pro" w:hAnsi="Source Code Pro" w:cs="Source Code Pro"/>
+                <w:b/>
+                <w:bCs/>
+                <w:lang w:val="en-US"/>
+              </w:rPr>
+              <w:t>(f"{hotel['id']}chunk{</w:t>
+            </w:r>
+            <w:proofErr w:type="spellStart"/>
+            <w:r>
+              <w:rPr>
+                <w:rFonts w:ascii="Source Code Pro" w:eastAsia="Source Code Pro" w:hAnsi="Source Code Pro" w:cs="Source Code Pro"/>
+                <w:b/>
+                <w:bCs/>
+                <w:lang w:val="en-US"/>
+              </w:rPr>
+              <w:t>i</w:t>
+            </w:r>
+            <w:proofErr w:type="spellEnd"/>
+            <w:r>
+              <w:rPr>
+                <w:rFonts w:ascii="Source Code Pro" w:eastAsia="Source Code Pro" w:hAnsi="Source Code Pro" w:cs="Source Code Pro"/>
+                <w:b/>
+                <w:bCs/>
+                <w:lang w:val="en-US"/>
+              </w:rPr>
+              <w:t>}")</w:t>
+            </w:r>
+          </w:p>
+          <w:p>
+            <w:pPr>
+              <w:widowControl w:val="0"/>
+              <w:spacing w:line="240" w:lineRule="auto"/>
+              <w:rPr>
+                <w:rFonts w:ascii="Source Code Pro" w:hAnsi="Source Code Pro"/>
+                <w:b/>
+                <w:bCs/>
+              </w:rPr>
+            </w:pPr>
+            <w:r>
+              <w:rPr>
+                <w:rFonts w:ascii="Source Code Pro" w:eastAsia="Source Code Pro" w:hAnsi="Source Code Pro" w:cs="Source Code Pro"/>
+                <w:b/>
+                <w:bCs/>
+                <w:lang w:val="en-US"/>
+              </w:rPr>
+              <w:t>print(</w:t>
+            </w:r>
+            <w:proofErr w:type="spellStart"/>
+            <w:r>
+              <w:rPr>
+                <w:rFonts w:ascii="Source Code Pro" w:eastAsia="Source Code Pro" w:hAnsi="Source Code Pro" w:cs="Source Code Pro"/>
+                <w:b/>
+                <w:bCs/>
+                <w:lang w:val="en-US"/>
+              </w:rPr>
+              <w:t>f"Prepared</w:t>
+            </w:r>
+            <w:proofErr w:type="spellEnd"/>
+            <w:r>
+              <w:rPr>
+                <w:rFonts w:ascii="Source Code Pro" w:eastAsia="Source Code Pro" w:hAnsi="Source Code Pro" w:cs="Source Code Pro"/>
+                <w:b/>
+                <w:bCs/>
+                <w:lang w:val="en-US"/>
+              </w:rPr>
+              <w:t xml:space="preserve"> {</w:t>
+            </w:r>
+            <w:proofErr w:type="spellStart"/>
+            <w:r>
+              <w:rPr>
+                <w:rFonts w:ascii="Source Code Pro" w:eastAsia="Source Code Pro" w:hAnsi="Source Code Pro" w:cs="Source Code Pro"/>
+                <w:b/>
+                <w:bCs/>
+                <w:lang w:val="en-US"/>
+              </w:rPr>
+              <w:t>len</w:t>
+            </w:r>
+            <w:proofErr w:type="spellEnd"/>
+            <w:r>
+              <w:rPr>
+                <w:rFonts w:ascii="Source Code Pro" w:eastAsia="Source Code Pro" w:hAnsi="Source Code Pro" w:cs="Source Code Pro"/>
+                <w:b/>
+                <w:bCs/>
+                <w:lang w:val="en-US"/>
+              </w:rPr>
+              <w:t>(documents)} chunks from {</w:t>
+            </w:r>
+            <w:proofErr w:type="spellStart"/>
+            <w:r>
+              <w:rPr>
+                <w:rFonts w:ascii="Source Code Pro" w:eastAsia="Source Code Pro" w:hAnsi="Source Code Pro" w:cs="Source Code Pro"/>
+                <w:b/>
+                <w:bCs/>
+                <w:lang w:val="en-US"/>
+              </w:rPr>
+              <w:t>len</w:t>
+            </w:r>
+            <w:proofErr w:type="spellEnd"/>
+            <w:r>
+              <w:rPr>
+                <w:rFonts w:ascii="Source Code Pro" w:eastAsia="Source Code Pro" w:hAnsi="Source Code Pro" w:cs="Source Code Pro"/>
+                <w:b/>
+                <w:bCs/>
+                <w:lang w:val="en-US"/>
+              </w:rPr>
+              <w:t>(</w:t>
+            </w:r>
+            <w:proofErr w:type="spellStart"/>
+            <w:r>
+              <w:rPr>
+                <w:rFonts w:ascii="Source Code Pro" w:eastAsia="Source Code Pro" w:hAnsi="Source Code Pro" w:cs="Source Code Pro"/>
+                <w:b/>
+                <w:bCs/>
+                <w:lang w:val="en-US"/>
+              </w:rPr>
+              <w:t>raw_hotel_data</w:t>
+            </w:r>
+            <w:proofErr w:type="spellEnd"/>
+            <w:r>
+              <w:rPr>
+                <w:rFonts w:ascii="Source Code Pro" w:eastAsia="Source Code Pro" w:hAnsi="Source Code Pro" w:cs="Source Code Pro"/>
+                <w:b/>
+                <w:bCs/>
+                <w:lang w:val="en-US"/>
+              </w:rPr>
+              <w:t>)} hotels.")</w:t>
             </w:r>
           </w:p>
           <w:p>
@@ -6761,7 +8753,23 @@
                 <w:rFonts w:ascii="Source Code Pro" w:eastAsia="Source Code Pro" w:hAnsi="Source Code Pro" w:cs="Source Code Pro"/>
                 <w:lang w:val="en-US"/>
               </w:rPr>
-              <w:t>This is where the actual "Write" operation happens. Chroma will take your documents, pass them through the SentenceTransformer we defined in Cell 1, and store the resulting vectors in your Docker container.</w:t>
+              <w:t xml:space="preserve">This is where the actual "Write" operation happens. Chroma will take your documents, pass them through the </w:t>
+            </w:r>
+            <w:proofErr w:type="spellStart"/>
+            <w:r>
+              <w:rPr>
+                <w:rFonts w:ascii="Source Code Pro" w:eastAsia="Source Code Pro" w:hAnsi="Source Code Pro" w:cs="Source Code Pro"/>
+                <w:lang w:val="en-US"/>
+              </w:rPr>
+              <w:t>SentenceTransformer</w:t>
+            </w:r>
+            <w:proofErr w:type="spellEnd"/>
+            <w:r>
+              <w:rPr>
+                <w:rFonts w:ascii="Source Code Pro" w:eastAsia="Source Code Pro" w:hAnsi="Source Code Pro" w:cs="Source Code Pro"/>
+                <w:lang w:val="en-US"/>
+              </w:rPr>
+              <w:t xml:space="preserve"> we defined in Cell 1, and store the resulting vectors in your Docker container.</w:t>
             </w:r>
           </w:p>
           <w:p>
@@ -6811,34 +8819,125 @@
                 <w:bCs/>
               </w:rPr>
             </w:pPr>
-            <w:r>
-              <w:rPr>
-                <w:rFonts w:ascii="Source Code Pro" w:eastAsia="Source Code Pro" w:hAnsi="Source Code Pro" w:cs="Source Code Pro"/>
-                <w:b/>
-                <w:bCs/>
-                <w:lang w:val="en-US"/>
-              </w:rPr>
-              <w:t>hotel_collection.add( documents=documents, metadatas=metadatas, ids=ids )</w:t>
-            </w:r>
-          </w:p>
-          <w:p>
-            <w:pPr>
-              <w:widowControl w:val="0"/>
-              <w:spacing w:line="240" w:lineRule="auto"/>
-              <w:rPr>
-                <w:rFonts w:ascii="Source Code Pro" w:hAnsi="Source Code Pro"/>
-                <w:b/>
-                <w:bCs/>
-              </w:rPr>
-            </w:pPr>
-            <w:r>
-              <w:rPr>
-                <w:rFonts w:ascii="Source Code Pro" w:eastAsia="Source Code Pro" w:hAnsi="Source Code Pro" w:cs="Source Code Pro"/>
-                <w:b/>
-                <w:bCs/>
-                <w:lang w:val="en-US"/>
-              </w:rPr>
-              <w:t>print(f"Successfully embedded and stored {hotel_collection.count()} vectors.")</w:t>
+            <w:proofErr w:type="spellStart"/>
+            <w:r>
+              <w:rPr>
+                <w:rFonts w:ascii="Source Code Pro" w:eastAsia="Source Code Pro" w:hAnsi="Source Code Pro" w:cs="Source Code Pro"/>
+                <w:b/>
+                <w:bCs/>
+                <w:lang w:val="en-US"/>
+              </w:rPr>
+              <w:t>hotel_collection.add</w:t>
+            </w:r>
+            <w:proofErr w:type="spellEnd"/>
+            <w:r>
+              <w:rPr>
+                <w:rFonts w:ascii="Source Code Pro" w:eastAsia="Source Code Pro" w:hAnsi="Source Code Pro" w:cs="Source Code Pro"/>
+                <w:b/>
+                <w:bCs/>
+                <w:lang w:val="en-US"/>
+              </w:rPr>
+              <w:t xml:space="preserve">( documents=documents, </w:t>
+            </w:r>
+            <w:proofErr w:type="spellStart"/>
+            <w:r>
+              <w:rPr>
+                <w:rFonts w:ascii="Source Code Pro" w:eastAsia="Source Code Pro" w:hAnsi="Source Code Pro" w:cs="Source Code Pro"/>
+                <w:b/>
+                <w:bCs/>
+                <w:lang w:val="en-US"/>
+              </w:rPr>
+              <w:t>metadatas</w:t>
+            </w:r>
+            <w:proofErr w:type="spellEnd"/>
+            <w:r>
+              <w:rPr>
+                <w:rFonts w:ascii="Source Code Pro" w:eastAsia="Source Code Pro" w:hAnsi="Source Code Pro" w:cs="Source Code Pro"/>
+                <w:b/>
+                <w:bCs/>
+                <w:lang w:val="en-US"/>
+              </w:rPr>
+              <w:t>=</w:t>
+            </w:r>
+            <w:proofErr w:type="spellStart"/>
+            <w:r>
+              <w:rPr>
+                <w:rFonts w:ascii="Source Code Pro" w:eastAsia="Source Code Pro" w:hAnsi="Source Code Pro" w:cs="Source Code Pro"/>
+                <w:b/>
+                <w:bCs/>
+                <w:lang w:val="en-US"/>
+              </w:rPr>
+              <w:t>metadatas</w:t>
+            </w:r>
+            <w:proofErr w:type="spellEnd"/>
+            <w:r>
+              <w:rPr>
+                <w:rFonts w:ascii="Source Code Pro" w:eastAsia="Source Code Pro" w:hAnsi="Source Code Pro" w:cs="Source Code Pro"/>
+                <w:b/>
+                <w:bCs/>
+                <w:lang w:val="en-US"/>
+              </w:rPr>
+              <w:t>, ids=ids )</w:t>
+            </w:r>
+          </w:p>
+          <w:p>
+            <w:pPr>
+              <w:widowControl w:val="0"/>
+              <w:spacing w:line="240" w:lineRule="auto"/>
+              <w:rPr>
+                <w:rFonts w:ascii="Source Code Pro" w:hAnsi="Source Code Pro"/>
+                <w:b/>
+                <w:bCs/>
+              </w:rPr>
+            </w:pPr>
+            <w:r>
+              <w:rPr>
+                <w:rFonts w:ascii="Source Code Pro" w:eastAsia="Source Code Pro" w:hAnsi="Source Code Pro" w:cs="Source Code Pro"/>
+                <w:b/>
+                <w:bCs/>
+                <w:lang w:val="en-US"/>
+              </w:rPr>
+              <w:t>print(</w:t>
+            </w:r>
+            <w:proofErr w:type="spellStart"/>
+            <w:r>
+              <w:rPr>
+                <w:rFonts w:ascii="Source Code Pro" w:eastAsia="Source Code Pro" w:hAnsi="Source Code Pro" w:cs="Source Code Pro"/>
+                <w:b/>
+                <w:bCs/>
+                <w:lang w:val="en-US"/>
+              </w:rPr>
+              <w:t>f"Successfully</w:t>
+            </w:r>
+            <w:proofErr w:type="spellEnd"/>
+            <w:r>
+              <w:rPr>
+                <w:rFonts w:ascii="Source Code Pro" w:eastAsia="Source Code Pro" w:hAnsi="Source Code Pro" w:cs="Source Code Pro"/>
+                <w:b/>
+                <w:bCs/>
+                <w:lang w:val="en-US"/>
+              </w:rPr>
+              <w:t xml:space="preserve"> embedded and stored {</w:t>
+            </w:r>
+            <w:proofErr w:type="spellStart"/>
+            <w:r>
+              <w:rPr>
+                <w:rFonts w:ascii="Source Code Pro" w:eastAsia="Source Code Pro" w:hAnsi="Source Code Pro" w:cs="Source Code Pro"/>
+                <w:b/>
+                <w:bCs/>
+                <w:lang w:val="en-US"/>
+              </w:rPr>
+              <w:t>hotel_collection.count</w:t>
+            </w:r>
+            <w:proofErr w:type="spellEnd"/>
+            <w:r>
+              <w:rPr>
+                <w:rFonts w:ascii="Source Code Pro" w:eastAsia="Source Code Pro" w:hAnsi="Source Code Pro" w:cs="Source Code Pro"/>
+                <w:b/>
+                <w:bCs/>
+                <w:lang w:val="en-US"/>
+              </w:rPr>
+              <w:t>()} vectors.")</w:t>
             </w:r>
           </w:p>
           <w:p>
@@ -6942,7 +9041,67 @@
                 <w:bCs/>
                 <w:lang w:val="en-US"/>
               </w:rPr>
-              <w:t>sample = hotel_collection.get(include=['embeddings', 'documents'], limit=1) print(f"Document: {sample['documents'][0]}") print(f"Vector Preview (first 5 dimensions): {sample['embeddings'][0][:5]}")</w:t>
+              <w:t xml:space="preserve">sample = </w:t>
+            </w:r>
+            <w:proofErr w:type="spellStart"/>
+            <w:r>
+              <w:rPr>
+                <w:rFonts w:ascii="Source Code Pro" w:eastAsia="Source Code Pro" w:hAnsi="Source Code Pro" w:cs="Source Code Pro"/>
+                <w:b/>
+                <w:bCs/>
+                <w:lang w:val="en-US"/>
+              </w:rPr>
+              <w:t>hotel_collection.get</w:t>
+            </w:r>
+            <w:proofErr w:type="spellEnd"/>
+            <w:r>
+              <w:rPr>
+                <w:rFonts w:ascii="Source Code Pro" w:eastAsia="Source Code Pro" w:hAnsi="Source Code Pro" w:cs="Source Code Pro"/>
+                <w:b/>
+                <w:bCs/>
+                <w:lang w:val="en-US"/>
+              </w:rPr>
+              <w:t>(include=['embeddings', 'documents'], limit=1) print(</w:t>
+            </w:r>
+            <w:proofErr w:type="spellStart"/>
+            <w:r>
+              <w:rPr>
+                <w:rFonts w:ascii="Source Code Pro" w:eastAsia="Source Code Pro" w:hAnsi="Source Code Pro" w:cs="Source Code Pro"/>
+                <w:b/>
+                <w:bCs/>
+                <w:lang w:val="en-US"/>
+              </w:rPr>
+              <w:t>f"Document</w:t>
+            </w:r>
+            <w:proofErr w:type="spellEnd"/>
+            <w:r>
+              <w:rPr>
+                <w:rFonts w:ascii="Source Code Pro" w:eastAsia="Source Code Pro" w:hAnsi="Source Code Pro" w:cs="Source Code Pro"/>
+                <w:b/>
+                <w:bCs/>
+                <w:lang w:val="en-US"/>
+              </w:rPr>
+              <w:t>: {sample['documents'][0]}") print(</w:t>
+            </w:r>
+            <w:proofErr w:type="spellStart"/>
+            <w:r>
+              <w:rPr>
+                <w:rFonts w:ascii="Source Code Pro" w:eastAsia="Source Code Pro" w:hAnsi="Source Code Pro" w:cs="Source Code Pro"/>
+                <w:b/>
+                <w:bCs/>
+                <w:lang w:val="en-US"/>
+              </w:rPr>
+              <w:t>f"Vector</w:t>
+            </w:r>
+            <w:proofErr w:type="spellEnd"/>
+            <w:r>
+              <w:rPr>
+                <w:rFonts w:ascii="Source Code Pro" w:eastAsia="Source Code Pro" w:hAnsi="Source Code Pro" w:cs="Source Code Pro"/>
+                <w:b/>
+                <w:bCs/>
+                <w:lang w:val="en-US"/>
+              </w:rPr>
+              <w:t xml:space="preserve"> Preview (first 5 dimensions): {sample['embeddings'][0][:5]}")</w:t>
             </w:r>
           </w:p>
           <w:p>
@@ -7039,34 +9198,125 @@
                 <w:bCs/>
               </w:rPr>
             </w:pPr>
-            <w:r>
-              <w:rPr>
-                <w:rFonts w:ascii="Source Code Pro" w:eastAsia="Source Code Pro" w:hAnsi="Source Code Pro" w:cs="Source Code Pro"/>
-                <w:b/>
-                <w:bCs/>
-                <w:lang w:val="en-US"/>
-              </w:rPr>
-              <w:t>hotel_collection.add( documents=["Eco-friendly mountain yurt with 360-degree alpine views and solar power."], metadatas=[{"hotel_id": "h5", "price": 90}], ids=["h5_chunk_0"] )</w:t>
-            </w:r>
-          </w:p>
-          <w:p>
-            <w:pPr>
-              <w:widowControl w:val="0"/>
-              <w:spacing w:line="240" w:lineRule="auto"/>
-              <w:rPr>
-                <w:rFonts w:ascii="Source Code Pro" w:hAnsi="Source Code Pro"/>
-                <w:b/>
-                <w:bCs/>
-              </w:rPr>
-            </w:pPr>
-            <w:r>
-              <w:rPr>
-                <w:rFonts w:ascii="Source Code Pro" w:eastAsia="Source Code Pro" w:hAnsi="Source Code Pro" w:cs="Source Code Pro"/>
-                <w:b/>
-                <w:bCs/>
-                <w:lang w:val="en-US"/>
-              </w:rPr>
-              <w:t>print(f"New total count: {hotel_collection.count()}")</w:t>
+            <w:proofErr w:type="spellStart"/>
+            <w:r>
+              <w:rPr>
+                <w:rFonts w:ascii="Source Code Pro" w:eastAsia="Source Code Pro" w:hAnsi="Source Code Pro" w:cs="Source Code Pro"/>
+                <w:b/>
+                <w:bCs/>
+                <w:lang w:val="en-US"/>
+              </w:rPr>
+              <w:t>hotel_collection.add</w:t>
+            </w:r>
+            <w:proofErr w:type="spellEnd"/>
+            <w:r>
+              <w:rPr>
+                <w:rFonts w:ascii="Source Code Pro" w:eastAsia="Source Code Pro" w:hAnsi="Source Code Pro" w:cs="Source Code Pro"/>
+                <w:b/>
+                <w:bCs/>
+                <w:lang w:val="en-US"/>
+              </w:rPr>
+              <w:t xml:space="preserve">( documents=["Eco-friendly mountain yurt with 360-degree alpine views and solar power."], </w:t>
+            </w:r>
+            <w:proofErr w:type="spellStart"/>
+            <w:r>
+              <w:rPr>
+                <w:rFonts w:ascii="Source Code Pro" w:eastAsia="Source Code Pro" w:hAnsi="Source Code Pro" w:cs="Source Code Pro"/>
+                <w:b/>
+                <w:bCs/>
+                <w:lang w:val="en-US"/>
+              </w:rPr>
+              <w:t>metadatas</w:t>
+            </w:r>
+            <w:proofErr w:type="spellEnd"/>
+            <w:r>
+              <w:rPr>
+                <w:rFonts w:ascii="Source Code Pro" w:eastAsia="Source Code Pro" w:hAnsi="Source Code Pro" w:cs="Source Code Pro"/>
+                <w:b/>
+                <w:bCs/>
+                <w:lang w:val="en-US"/>
+              </w:rPr>
+              <w:t>=[{"</w:t>
+            </w:r>
+            <w:proofErr w:type="spellStart"/>
+            <w:r>
+              <w:rPr>
+                <w:rFonts w:ascii="Source Code Pro" w:eastAsia="Source Code Pro" w:hAnsi="Source Code Pro" w:cs="Source Code Pro"/>
+                <w:b/>
+                <w:bCs/>
+                <w:lang w:val="en-US"/>
+              </w:rPr>
+              <w:t>hotel_id</w:t>
+            </w:r>
+            <w:proofErr w:type="spellEnd"/>
+            <w:r>
+              <w:rPr>
+                <w:rFonts w:ascii="Source Code Pro" w:eastAsia="Source Code Pro" w:hAnsi="Source Code Pro" w:cs="Source Code Pro"/>
+                <w:b/>
+                <w:bCs/>
+                <w:lang w:val="en-US"/>
+              </w:rPr>
+              <w:t>": "h5", "price": 90}], ids=["h5_chunk_0"] )</w:t>
+            </w:r>
+          </w:p>
+          <w:p>
+            <w:pPr>
+              <w:widowControl w:val="0"/>
+              <w:spacing w:line="240" w:lineRule="auto"/>
+              <w:rPr>
+                <w:rFonts w:ascii="Source Code Pro" w:hAnsi="Source Code Pro"/>
+                <w:b/>
+                <w:bCs/>
+              </w:rPr>
+            </w:pPr>
+            <w:r>
+              <w:rPr>
+                <w:rFonts w:ascii="Source Code Pro" w:eastAsia="Source Code Pro" w:hAnsi="Source Code Pro" w:cs="Source Code Pro"/>
+                <w:b/>
+                <w:bCs/>
+                <w:lang w:val="en-US"/>
+              </w:rPr>
+              <w:t>print(</w:t>
+            </w:r>
+            <w:proofErr w:type="spellStart"/>
+            <w:r>
+              <w:rPr>
+                <w:rFonts w:ascii="Source Code Pro" w:eastAsia="Source Code Pro" w:hAnsi="Source Code Pro" w:cs="Source Code Pro"/>
+                <w:b/>
+                <w:bCs/>
+                <w:lang w:val="en-US"/>
+              </w:rPr>
+              <w:t>f"New</w:t>
+            </w:r>
+            <w:proofErr w:type="spellEnd"/>
+            <w:r>
+              <w:rPr>
+                <w:rFonts w:ascii="Source Code Pro" w:eastAsia="Source Code Pro" w:hAnsi="Source Code Pro" w:cs="Source Code Pro"/>
+                <w:b/>
+                <w:bCs/>
+                <w:lang w:val="en-US"/>
+              </w:rPr>
+              <w:t xml:space="preserve"> total count: {</w:t>
+            </w:r>
+            <w:proofErr w:type="spellStart"/>
+            <w:r>
+              <w:rPr>
+                <w:rFonts w:ascii="Source Code Pro" w:eastAsia="Source Code Pro" w:hAnsi="Source Code Pro" w:cs="Source Code Pro"/>
+                <w:b/>
+                <w:bCs/>
+                <w:lang w:val="en-US"/>
+              </w:rPr>
+              <w:t>hotel_collection.count</w:t>
+            </w:r>
+            <w:proofErr w:type="spellEnd"/>
+            <w:r>
+              <w:rPr>
+                <w:rFonts w:ascii="Source Code Pro" w:eastAsia="Source Code Pro" w:hAnsi="Source Code Pro" w:cs="Source Code Pro"/>
+                <w:b/>
+                <w:bCs/>
+                <w:lang w:val="en-US"/>
+              </w:rPr>
+              <w:t>()}")</w:t>
             </w:r>
           </w:p>
           <w:p>
@@ -7160,27 +9410,67 @@
                 <w:bCs/>
                 <w:lang w:val="en-US"/>
               </w:rPr>
-              <w:t>entry = hotel_collection.get(ids=["h1_chunk_0"])</w:t>
-            </w:r>
-          </w:p>
-          <w:p>
-            <w:pPr>
-              <w:widowControl w:val="0"/>
-              <w:spacing w:line="240" w:lineRule="auto"/>
-              <w:rPr>
-                <w:rFonts w:ascii="Source Code Pro" w:hAnsi="Source Code Pro"/>
-                <w:b/>
-                <w:bCs/>
-              </w:rPr>
-            </w:pPr>
-            <w:r>
-              <w:rPr>
-                <w:rFonts w:ascii="Source Code Pro" w:eastAsia="Source Code Pro" w:hAnsi="Source Code Pro" w:cs="Source Code Pro"/>
-                <w:b/>
-                <w:bCs/>
-                <w:lang w:val="en-US"/>
-              </w:rPr>
-              <w:t>print("Retrieved Document:", entry['documents'][0]) print("Metadata:", entry['metadatas'][0])</w:t>
+              <w:t xml:space="preserve">entry = </w:t>
+            </w:r>
+            <w:proofErr w:type="spellStart"/>
+            <w:r>
+              <w:rPr>
+                <w:rFonts w:ascii="Source Code Pro" w:eastAsia="Source Code Pro" w:hAnsi="Source Code Pro" w:cs="Source Code Pro"/>
+                <w:b/>
+                <w:bCs/>
+                <w:lang w:val="en-US"/>
+              </w:rPr>
+              <w:t>hotel_collection.get</w:t>
+            </w:r>
+            <w:proofErr w:type="spellEnd"/>
+            <w:r>
+              <w:rPr>
+                <w:rFonts w:ascii="Source Code Pro" w:eastAsia="Source Code Pro" w:hAnsi="Source Code Pro" w:cs="Source Code Pro"/>
+                <w:b/>
+                <w:bCs/>
+                <w:lang w:val="en-US"/>
+              </w:rPr>
+              <w:t>(ids=["h1_chunk_0"])</w:t>
+            </w:r>
+          </w:p>
+          <w:p>
+            <w:pPr>
+              <w:widowControl w:val="0"/>
+              <w:spacing w:line="240" w:lineRule="auto"/>
+              <w:rPr>
+                <w:rFonts w:ascii="Source Code Pro" w:hAnsi="Source Code Pro"/>
+                <w:b/>
+                <w:bCs/>
+              </w:rPr>
+            </w:pPr>
+            <w:r>
+              <w:rPr>
+                <w:rFonts w:ascii="Source Code Pro" w:eastAsia="Source Code Pro" w:hAnsi="Source Code Pro" w:cs="Source Code Pro"/>
+                <w:b/>
+                <w:bCs/>
+                <w:lang w:val="en-US"/>
+              </w:rPr>
+              <w:t>print("Retrieved Document:", entry['documents'][0]) print("Metadata:", entry['</w:t>
+            </w:r>
+            <w:proofErr w:type="spellStart"/>
+            <w:r>
+              <w:rPr>
+                <w:rFonts w:ascii="Source Code Pro" w:eastAsia="Source Code Pro" w:hAnsi="Source Code Pro" w:cs="Source Code Pro"/>
+                <w:b/>
+                <w:bCs/>
+                <w:lang w:val="en-US"/>
+              </w:rPr>
+              <w:t>metadatas</w:t>
+            </w:r>
+            <w:proofErr w:type="spellEnd"/>
+            <w:r>
+              <w:rPr>
+                <w:rFonts w:ascii="Source Code Pro" w:eastAsia="Source Code Pro" w:hAnsi="Source Code Pro" w:cs="Source Code Pro"/>
+                <w:b/>
+                <w:bCs/>
+                <w:lang w:val="en-US"/>
+              </w:rPr>
+              <w:t>'][0])</w:t>
             </w:r>
           </w:p>
           <w:p>
@@ -7213,14 +9503,125 @@
                 <w:bCs/>
               </w:rPr>
             </w:pPr>
-            <w:r>
-              <w:rPr>
-                <w:rFonts w:ascii="Source Code Pro" w:eastAsia="Source Code Pro" w:hAnsi="Source Code Pro" w:cs="Source Code Pro"/>
-                <w:b/>
-                <w:bCs/>
-                <w:lang w:val="en-US"/>
-              </w:rPr>
-              <w:t>budget_hotels = hotel_collection.get( where={"price": {"$lt": 130}} ) print(f"Found {len(budget_hotels['ids'])} budget options.")</w:t>
+            <w:proofErr w:type="spellStart"/>
+            <w:r>
+              <w:rPr>
+                <w:rFonts w:ascii="Source Code Pro" w:eastAsia="Source Code Pro" w:hAnsi="Source Code Pro" w:cs="Source Code Pro"/>
+                <w:b/>
+                <w:bCs/>
+                <w:lang w:val="en-US"/>
+              </w:rPr>
+              <w:t>budget_hotels</w:t>
+            </w:r>
+            <w:proofErr w:type="spellEnd"/>
+            <w:r>
+              <w:rPr>
+                <w:rFonts w:ascii="Source Code Pro" w:eastAsia="Source Code Pro" w:hAnsi="Source Code Pro" w:cs="Source Code Pro"/>
+                <w:b/>
+                <w:bCs/>
+                <w:lang w:val="en-US"/>
+              </w:rPr>
+              <w:t xml:space="preserve"> = </w:t>
+            </w:r>
+            <w:proofErr w:type="spellStart"/>
+            <w:r>
+              <w:rPr>
+                <w:rFonts w:ascii="Source Code Pro" w:eastAsia="Source Code Pro" w:hAnsi="Source Code Pro" w:cs="Source Code Pro"/>
+                <w:b/>
+                <w:bCs/>
+                <w:lang w:val="en-US"/>
+              </w:rPr>
+              <w:t>hotel_collection.get</w:t>
+            </w:r>
+            <w:proofErr w:type="spellEnd"/>
+            <w:r>
+              <w:rPr>
+                <w:rFonts w:ascii="Source Code Pro" w:eastAsia="Source Code Pro" w:hAnsi="Source Code Pro" w:cs="Source Code Pro"/>
+                <w:b/>
+                <w:bCs/>
+                <w:lang w:val="en-US"/>
+              </w:rPr>
+              <w:t>( where={"price": {"$</w:t>
+            </w:r>
+            <w:proofErr w:type="spellStart"/>
+            <w:r>
+              <w:rPr>
+                <w:rFonts w:ascii="Source Code Pro" w:eastAsia="Source Code Pro" w:hAnsi="Source Code Pro" w:cs="Source Code Pro"/>
+                <w:b/>
+                <w:bCs/>
+                <w:lang w:val="en-US"/>
+              </w:rPr>
+              <w:t>lt</w:t>
+            </w:r>
+            <w:proofErr w:type="spellEnd"/>
+            <w:r>
+              <w:rPr>
+                <w:rFonts w:ascii="Source Code Pro" w:eastAsia="Source Code Pro" w:hAnsi="Source Code Pro" w:cs="Source Code Pro"/>
+                <w:b/>
+                <w:bCs/>
+                <w:lang w:val="en-US"/>
+              </w:rPr>
+              <w:t>": 130}} ) print(</w:t>
+            </w:r>
+            <w:proofErr w:type="spellStart"/>
+            <w:r>
+              <w:rPr>
+                <w:rFonts w:ascii="Source Code Pro" w:eastAsia="Source Code Pro" w:hAnsi="Source Code Pro" w:cs="Source Code Pro"/>
+                <w:b/>
+                <w:bCs/>
+                <w:lang w:val="en-US"/>
+              </w:rPr>
+              <w:t>f"Found</w:t>
+            </w:r>
+            <w:proofErr w:type="spellEnd"/>
+            <w:r>
+              <w:rPr>
+                <w:rFonts w:ascii="Source Code Pro" w:eastAsia="Source Code Pro" w:hAnsi="Source Code Pro" w:cs="Source Code Pro"/>
+                <w:b/>
+                <w:bCs/>
+                <w:lang w:val="en-US"/>
+              </w:rPr>
+              <w:t xml:space="preserve"> {</w:t>
+            </w:r>
+            <w:proofErr w:type="spellStart"/>
+            <w:r>
+              <w:rPr>
+                <w:rFonts w:ascii="Source Code Pro" w:eastAsia="Source Code Pro" w:hAnsi="Source Code Pro" w:cs="Source Code Pro"/>
+                <w:b/>
+                <w:bCs/>
+                <w:lang w:val="en-US"/>
+              </w:rPr>
+              <w:t>len</w:t>
+            </w:r>
+            <w:proofErr w:type="spellEnd"/>
+            <w:r>
+              <w:rPr>
+                <w:rFonts w:ascii="Source Code Pro" w:eastAsia="Source Code Pro" w:hAnsi="Source Code Pro" w:cs="Source Code Pro"/>
+                <w:b/>
+                <w:bCs/>
+                <w:lang w:val="en-US"/>
+              </w:rPr>
+              <w:t>(</w:t>
+            </w:r>
+            <w:proofErr w:type="spellStart"/>
+            <w:r>
+              <w:rPr>
+                <w:rFonts w:ascii="Source Code Pro" w:eastAsia="Source Code Pro" w:hAnsi="Source Code Pro" w:cs="Source Code Pro"/>
+                <w:b/>
+                <w:bCs/>
+                <w:lang w:val="en-US"/>
+              </w:rPr>
+              <w:t>budget_hotels</w:t>
+            </w:r>
+            <w:proofErr w:type="spellEnd"/>
+            <w:r>
+              <w:rPr>
+                <w:rFonts w:ascii="Source Code Pro" w:eastAsia="Source Code Pro" w:hAnsi="Source Code Pro" w:cs="Source Code Pro"/>
+                <w:b/>
+                <w:bCs/>
+                <w:lang w:val="en-US"/>
+              </w:rPr>
+              <w:t>['ids'])} budget options.")</w:t>
             </w:r>
           </w:p>
           <w:p>
@@ -7308,14 +9709,65 @@
                 <w:bCs/>
               </w:rPr>
             </w:pPr>
-            <w:r>
-              <w:rPr>
-                <w:rFonts w:ascii="Source Code Pro" w:eastAsia="Source Code Pro" w:hAnsi="Source Code Pro" w:cs="Source Code Pro"/>
-                <w:b/>
-                <w:bCs/>
-                <w:lang w:val="en-US"/>
-              </w:rPr>
-              <w:t>hotel_collection.update( ids=["h2_chunk_0"], documents=["Ultra-modern penthouse suite with rooftop pool and city skyline views."], metadatas=[{"hotel_id": "h2", "price": 450}] )</w:t>
+            <w:proofErr w:type="spellStart"/>
+            <w:r>
+              <w:rPr>
+                <w:rFonts w:ascii="Source Code Pro" w:eastAsia="Source Code Pro" w:hAnsi="Source Code Pro" w:cs="Source Code Pro"/>
+                <w:b/>
+                <w:bCs/>
+                <w:lang w:val="en-US"/>
+              </w:rPr>
+              <w:t>hotel_collection.update</w:t>
+            </w:r>
+            <w:proofErr w:type="spellEnd"/>
+            <w:r>
+              <w:rPr>
+                <w:rFonts w:ascii="Source Code Pro" w:eastAsia="Source Code Pro" w:hAnsi="Source Code Pro" w:cs="Source Code Pro"/>
+                <w:b/>
+                <w:bCs/>
+                <w:lang w:val="en-US"/>
+              </w:rPr>
+              <w:t xml:space="preserve">( ids=["h2_chunk_0"], documents=["Ultra-modern penthouse suite with rooftop pool and city skyline views."], </w:t>
+            </w:r>
+            <w:proofErr w:type="spellStart"/>
+            <w:r>
+              <w:rPr>
+                <w:rFonts w:ascii="Source Code Pro" w:eastAsia="Source Code Pro" w:hAnsi="Source Code Pro" w:cs="Source Code Pro"/>
+                <w:b/>
+                <w:bCs/>
+                <w:lang w:val="en-US"/>
+              </w:rPr>
+              <w:t>metadatas</w:t>
+            </w:r>
+            <w:proofErr w:type="spellEnd"/>
+            <w:r>
+              <w:rPr>
+                <w:rFonts w:ascii="Source Code Pro" w:eastAsia="Source Code Pro" w:hAnsi="Source Code Pro" w:cs="Source Code Pro"/>
+                <w:b/>
+                <w:bCs/>
+                <w:lang w:val="en-US"/>
+              </w:rPr>
+              <w:t>=[{"</w:t>
+            </w:r>
+            <w:proofErr w:type="spellStart"/>
+            <w:r>
+              <w:rPr>
+                <w:rFonts w:ascii="Source Code Pro" w:eastAsia="Source Code Pro" w:hAnsi="Source Code Pro" w:cs="Source Code Pro"/>
+                <w:b/>
+                <w:bCs/>
+                <w:lang w:val="en-US"/>
+              </w:rPr>
+              <w:t>hotel_id</w:t>
+            </w:r>
+            <w:proofErr w:type="spellEnd"/>
+            <w:r>
+              <w:rPr>
+                <w:rFonts w:ascii="Source Code Pro" w:eastAsia="Source Code Pro" w:hAnsi="Source Code Pro" w:cs="Source Code Pro"/>
+                <w:b/>
+                <w:bCs/>
+                <w:lang w:val="en-US"/>
+              </w:rPr>
+              <w:t>": "h2", "price": 450}] )</w:t>
             </w:r>
           </w:p>
           <w:p>
@@ -7348,14 +9800,65 @@
                 <w:bCs/>
               </w:rPr>
             </w:pPr>
-            <w:r>
-              <w:rPr>
-                <w:rFonts w:ascii="Source Code Pro" w:eastAsia="Source Code Pro" w:hAnsi="Source Code Pro" w:cs="Source Code Pro"/>
-                <w:b/>
-                <w:bCs/>
-                <w:lang w:val="en-US"/>
-              </w:rPr>
-              <w:t>updated_entry = hotel_collection.get(ids=["h2_chunk_0"]) print("Updated Description:", updated_entry['documents'][0])</w:t>
+            <w:proofErr w:type="spellStart"/>
+            <w:r>
+              <w:rPr>
+                <w:rFonts w:ascii="Source Code Pro" w:eastAsia="Source Code Pro" w:hAnsi="Source Code Pro" w:cs="Source Code Pro"/>
+                <w:b/>
+                <w:bCs/>
+                <w:lang w:val="en-US"/>
+              </w:rPr>
+              <w:t>updated_entry</w:t>
+            </w:r>
+            <w:proofErr w:type="spellEnd"/>
+            <w:r>
+              <w:rPr>
+                <w:rFonts w:ascii="Source Code Pro" w:eastAsia="Source Code Pro" w:hAnsi="Source Code Pro" w:cs="Source Code Pro"/>
+                <w:b/>
+                <w:bCs/>
+                <w:lang w:val="en-US"/>
+              </w:rPr>
+              <w:t xml:space="preserve"> = </w:t>
+            </w:r>
+            <w:proofErr w:type="spellStart"/>
+            <w:r>
+              <w:rPr>
+                <w:rFonts w:ascii="Source Code Pro" w:eastAsia="Source Code Pro" w:hAnsi="Source Code Pro" w:cs="Source Code Pro"/>
+                <w:b/>
+                <w:bCs/>
+                <w:lang w:val="en-US"/>
+              </w:rPr>
+              <w:t>hotel_collection.get</w:t>
+            </w:r>
+            <w:proofErr w:type="spellEnd"/>
+            <w:r>
+              <w:rPr>
+                <w:rFonts w:ascii="Source Code Pro" w:eastAsia="Source Code Pro" w:hAnsi="Source Code Pro" w:cs="Source Code Pro"/>
+                <w:b/>
+                <w:bCs/>
+                <w:lang w:val="en-US"/>
+              </w:rPr>
+              <w:t xml:space="preserve">(ids=["h2_chunk_0"]) print("Updated Description:", </w:t>
+            </w:r>
+            <w:proofErr w:type="spellStart"/>
+            <w:r>
+              <w:rPr>
+                <w:rFonts w:ascii="Source Code Pro" w:eastAsia="Source Code Pro" w:hAnsi="Source Code Pro" w:cs="Source Code Pro"/>
+                <w:b/>
+                <w:bCs/>
+                <w:lang w:val="en-US"/>
+              </w:rPr>
+              <w:t>updated_entry</w:t>
+            </w:r>
+            <w:proofErr w:type="spellEnd"/>
+            <w:r>
+              <w:rPr>
+                <w:rFonts w:ascii="Source Code Pro" w:eastAsia="Source Code Pro" w:hAnsi="Source Code Pro" w:cs="Source Code Pro"/>
+                <w:b/>
+                <w:bCs/>
+                <w:lang w:val="en-US"/>
+              </w:rPr>
+              <w:t>['documents'][0])</w:t>
             </w:r>
           </w:p>
           <w:p>
@@ -7436,28 +9939,69 @@
                 <w:rFonts w:ascii="Source Code Pro" w:hAnsi="Source Code Pro"/>
               </w:rPr>
             </w:pPr>
-            <w:r>
-              <w:rPr>
-                <w:rFonts w:ascii="Source Code Pro" w:eastAsia="Source Code Pro" w:hAnsi="Source Code Pro" w:cs="Source Code Pro"/>
-                <w:lang w:val="en-US"/>
-              </w:rPr>
-              <w:t>hotel_collection.delete( ids=["h4_chunk_0"] )</w:t>
-            </w:r>
-          </w:p>
-          <w:p>
-            <w:pPr>
-              <w:widowControl w:val="0"/>
-              <w:spacing w:line="240" w:lineRule="auto"/>
-              <w:rPr>
-                <w:rFonts w:ascii="Source Code Pro" w:hAnsi="Source Code Pro"/>
-              </w:rPr>
-            </w:pPr>
-            <w:r>
-              <w:rPr>
-                <w:rFonts w:ascii="Source Code Pro" w:eastAsia="Source Code Pro" w:hAnsi="Source Code Pro" w:cs="Source Code Pro"/>
-                <w:lang w:val="en-US"/>
-              </w:rPr>
-              <w:t>print(f"Final collection count after deletion: {hotel_collection.count()}")</w:t>
+            <w:proofErr w:type="spellStart"/>
+            <w:r>
+              <w:rPr>
+                <w:rFonts w:ascii="Source Code Pro" w:eastAsia="Source Code Pro" w:hAnsi="Source Code Pro" w:cs="Source Code Pro"/>
+                <w:lang w:val="en-US"/>
+              </w:rPr>
+              <w:t>hotel_collection.delete</w:t>
+            </w:r>
+            <w:proofErr w:type="spellEnd"/>
+            <w:r>
+              <w:rPr>
+                <w:rFonts w:ascii="Source Code Pro" w:eastAsia="Source Code Pro" w:hAnsi="Source Code Pro" w:cs="Source Code Pro"/>
+                <w:lang w:val="en-US"/>
+              </w:rPr>
+              <w:t>( ids=["h4_chunk_0"] )</w:t>
+            </w:r>
+          </w:p>
+          <w:p>
+            <w:pPr>
+              <w:widowControl w:val="0"/>
+              <w:spacing w:line="240" w:lineRule="auto"/>
+              <w:rPr>
+                <w:rFonts w:ascii="Source Code Pro" w:hAnsi="Source Code Pro"/>
+              </w:rPr>
+            </w:pPr>
+            <w:r>
+              <w:rPr>
+                <w:rFonts w:ascii="Source Code Pro" w:eastAsia="Source Code Pro" w:hAnsi="Source Code Pro" w:cs="Source Code Pro"/>
+                <w:lang w:val="en-US"/>
+              </w:rPr>
+              <w:t>print(</w:t>
+            </w:r>
+            <w:proofErr w:type="spellStart"/>
+            <w:r>
+              <w:rPr>
+                <w:rFonts w:ascii="Source Code Pro" w:eastAsia="Source Code Pro" w:hAnsi="Source Code Pro" w:cs="Source Code Pro"/>
+                <w:lang w:val="en-US"/>
+              </w:rPr>
+              <w:t>f"Final</w:t>
+            </w:r>
+            <w:proofErr w:type="spellEnd"/>
+            <w:r>
+              <w:rPr>
+                <w:rFonts w:ascii="Source Code Pro" w:eastAsia="Source Code Pro" w:hAnsi="Source Code Pro" w:cs="Source Code Pro"/>
+                <w:lang w:val="en-US"/>
+              </w:rPr>
+              <w:t xml:space="preserve"> collection count after deletion: {</w:t>
+            </w:r>
+            <w:proofErr w:type="spellStart"/>
+            <w:r>
+              <w:rPr>
+                <w:rFonts w:ascii="Source Code Pro" w:eastAsia="Source Code Pro" w:hAnsi="Source Code Pro" w:cs="Source Code Pro"/>
+                <w:lang w:val="en-US"/>
+              </w:rPr>
+              <w:t>hotel_collection.count</w:t>
+            </w:r>
+            <w:proofErr w:type="spellEnd"/>
+            <w:r>
+              <w:rPr>
+                <w:rFonts w:ascii="Source Code Pro" w:eastAsia="Source Code Pro" w:hAnsi="Source Code Pro" w:cs="Source Code Pro"/>
+                <w:lang w:val="en-US"/>
+              </w:rPr>
+              <w:t>()}")</w:t>
             </w:r>
           </w:p>
           <w:p>
@@ -7901,7 +10445,67 @@
                 <w:bCs/>
                 <w:lang w:val="en-US"/>
               </w:rPr>
-              <w:t>results = hotel_collection.query( query_texts=[query], n_results=1, include=['distances', 'documents'] )</w:t>
+              <w:t xml:space="preserve">results = </w:t>
+            </w:r>
+            <w:proofErr w:type="spellStart"/>
+            <w:r>
+              <w:rPr>
+                <w:rFonts w:ascii="Source Code Pro" w:eastAsia="Source Code Pro" w:hAnsi="Source Code Pro" w:cs="Source Code Pro"/>
+                <w:b/>
+                <w:bCs/>
+                <w:lang w:val="en-US"/>
+              </w:rPr>
+              <w:t>hotel_collection.query</w:t>
+            </w:r>
+            <w:proofErr w:type="spellEnd"/>
+            <w:r>
+              <w:rPr>
+                <w:rFonts w:ascii="Source Code Pro" w:eastAsia="Source Code Pro" w:hAnsi="Source Code Pro" w:cs="Source Code Pro"/>
+                <w:b/>
+                <w:bCs/>
+                <w:lang w:val="en-US"/>
+              </w:rPr>
+              <w:t xml:space="preserve">( </w:t>
+            </w:r>
+            <w:proofErr w:type="spellStart"/>
+            <w:r>
+              <w:rPr>
+                <w:rFonts w:ascii="Source Code Pro" w:eastAsia="Source Code Pro" w:hAnsi="Source Code Pro" w:cs="Source Code Pro"/>
+                <w:b/>
+                <w:bCs/>
+                <w:lang w:val="en-US"/>
+              </w:rPr>
+              <w:t>query_texts</w:t>
+            </w:r>
+            <w:proofErr w:type="spellEnd"/>
+            <w:r>
+              <w:rPr>
+                <w:rFonts w:ascii="Source Code Pro" w:eastAsia="Source Code Pro" w:hAnsi="Source Code Pro" w:cs="Source Code Pro"/>
+                <w:b/>
+                <w:bCs/>
+                <w:lang w:val="en-US"/>
+              </w:rPr>
+              <w:t xml:space="preserve">=[query], </w:t>
+            </w:r>
+            <w:proofErr w:type="spellStart"/>
+            <w:r>
+              <w:rPr>
+                <w:rFonts w:ascii="Source Code Pro" w:eastAsia="Source Code Pro" w:hAnsi="Source Code Pro" w:cs="Source Code Pro"/>
+                <w:b/>
+                <w:bCs/>
+                <w:lang w:val="en-US"/>
+              </w:rPr>
+              <w:t>n_results</w:t>
+            </w:r>
+            <w:proofErr w:type="spellEnd"/>
+            <w:r>
+              <w:rPr>
+                <w:rFonts w:ascii="Source Code Pro" w:eastAsia="Source Code Pro" w:hAnsi="Source Code Pro" w:cs="Source Code Pro"/>
+                <w:b/>
+                <w:bCs/>
+                <w:lang w:val="en-US"/>
+              </w:rPr>
+              <w:t>=1, include=['distances', 'documents'] )</w:t>
             </w:r>
           </w:p>
           <w:p>
@@ -7961,7 +10565,47 @@
                 <w:bCs/>
                 <w:lang w:val="en-US"/>
               </w:rPr>
-              <w:t>print(f"Top Match Found: {results['documents'][0][0]}") print(f"Mathematical Distance: {results['distances'][0][0]:.4f}")</w:t>
+              <w:t>print(</w:t>
+            </w:r>
+            <w:proofErr w:type="spellStart"/>
+            <w:r>
+              <w:rPr>
+                <w:rFonts w:ascii="Source Code Pro" w:eastAsia="Source Code Pro" w:hAnsi="Source Code Pro" w:cs="Source Code Pro"/>
+                <w:b/>
+                <w:bCs/>
+                <w:lang w:val="en-US"/>
+              </w:rPr>
+              <w:t>f"Top</w:t>
+            </w:r>
+            <w:proofErr w:type="spellEnd"/>
+            <w:r>
+              <w:rPr>
+                <w:rFonts w:ascii="Source Code Pro" w:eastAsia="Source Code Pro" w:hAnsi="Source Code Pro" w:cs="Source Code Pro"/>
+                <w:b/>
+                <w:bCs/>
+                <w:lang w:val="en-US"/>
+              </w:rPr>
+              <w:t xml:space="preserve"> Match Found: {results['documents'][0][0]}") print(</w:t>
+            </w:r>
+            <w:proofErr w:type="spellStart"/>
+            <w:r>
+              <w:rPr>
+                <w:rFonts w:ascii="Source Code Pro" w:eastAsia="Source Code Pro" w:hAnsi="Source Code Pro" w:cs="Source Code Pro"/>
+                <w:b/>
+                <w:bCs/>
+                <w:lang w:val="en-US"/>
+              </w:rPr>
+              <w:t>f"Mathematical</w:t>
+            </w:r>
+            <w:proofErr w:type="spellEnd"/>
+            <w:r>
+              <w:rPr>
+                <w:rFonts w:ascii="Source Code Pro" w:eastAsia="Source Code Pro" w:hAnsi="Source Code Pro" w:cs="Source Code Pro"/>
+                <w:b/>
+                <w:bCs/>
+                <w:lang w:val="en-US"/>
+              </w:rPr>
+              <w:t xml:space="preserve"> Distance: {results['distances'][0][0]:.4f}")</w:t>
             </w:r>
           </w:p>
           <w:p>
@@ -8104,58 +10748,122 @@
                 <w:rFonts w:ascii="Source Code Pro" w:hAnsi="Source Code Pro"/>
                 <w:lang w:val="en-US"/>
               </w:rPr>
-              <w:t>results = hotel_collection.query(</w:t>
-            </w:r>
-          </w:p>
-          <w:p>
-            <w:pPr>
-              <w:widowControl w:val="0"/>
-              <w:spacing w:line="240" w:lineRule="auto"/>
-              <w:rPr>
-                <w:rFonts w:ascii="Source Code Pro" w:hAnsi="Source Code Pro"/>
-                <w:lang w:val="en-US"/>
-              </w:rPr>
-            </w:pPr>
-            <w:r>
-              <w:rPr>
-                <w:rFonts w:ascii="Source Code Pro" w:hAnsi="Source Code Pro"/>
-                <w:lang w:val="en-US"/>
-              </w:rPr>
-              <w:t>    query_texts=["I need a quiet cottage in a secluded area."],</w:t>
-            </w:r>
-          </w:p>
-          <w:p>
-            <w:pPr>
-              <w:widowControl w:val="0"/>
-              <w:spacing w:line="240" w:lineRule="auto"/>
-              <w:rPr>
-                <w:rFonts w:ascii="Source Code Pro" w:hAnsi="Source Code Pro"/>
-                <w:lang w:val="en-US"/>
-              </w:rPr>
-            </w:pPr>
-            <w:r>
-              <w:rPr>
-                <w:rFonts w:ascii="Source Code Pro" w:hAnsi="Source Code Pro"/>
-                <w:lang w:val="en-US"/>
-              </w:rPr>
-              <w:t>    n_results=7,</w:t>
-            </w:r>
-          </w:p>
-          <w:p>
-            <w:pPr>
-              <w:widowControl w:val="0"/>
-              <w:spacing w:line="240" w:lineRule="auto"/>
-              <w:rPr>
-                <w:rFonts w:ascii="Source Code Pro" w:hAnsi="Source Code Pro"/>
-                <w:lang w:val="en-US"/>
-              </w:rPr>
-            </w:pPr>
-            <w:r>
-              <w:rPr>
-                <w:rFonts w:ascii="Source Code Pro" w:hAnsi="Source Code Pro"/>
-                <w:lang w:val="en-US"/>
-              </w:rPr>
-              <w:t>    include=["documents", "distances", "metadatas"]</w:t>
+              <w:t xml:space="preserve">results = </w:t>
+            </w:r>
+            <w:proofErr w:type="spellStart"/>
+            <w:r>
+              <w:rPr>
+                <w:rFonts w:ascii="Source Code Pro" w:hAnsi="Source Code Pro"/>
+                <w:lang w:val="en-US"/>
+              </w:rPr>
+              <w:t>hotel_collection.query</w:t>
+            </w:r>
+            <w:proofErr w:type="spellEnd"/>
+            <w:r>
+              <w:rPr>
+                <w:rFonts w:ascii="Source Code Pro" w:hAnsi="Source Code Pro"/>
+                <w:lang w:val="en-US"/>
+              </w:rPr>
+              <w:t>(</w:t>
+            </w:r>
+          </w:p>
+          <w:p>
+            <w:pPr>
+              <w:widowControl w:val="0"/>
+              <w:spacing w:line="240" w:lineRule="auto"/>
+              <w:rPr>
+                <w:rFonts w:ascii="Source Code Pro" w:hAnsi="Source Code Pro"/>
+                <w:lang w:val="en-US"/>
+              </w:rPr>
+            </w:pPr>
+            <w:r>
+              <w:rPr>
+                <w:rFonts w:ascii="Source Code Pro" w:hAnsi="Source Code Pro"/>
+                <w:lang w:val="en-US"/>
+              </w:rPr>
+              <w:t xml:space="preserve">    </w:t>
+            </w:r>
+            <w:proofErr w:type="spellStart"/>
+            <w:r>
+              <w:rPr>
+                <w:rFonts w:ascii="Source Code Pro" w:hAnsi="Source Code Pro"/>
+                <w:lang w:val="en-US"/>
+              </w:rPr>
+              <w:t>query_texts</w:t>
+            </w:r>
+            <w:proofErr w:type="spellEnd"/>
+            <w:r>
+              <w:rPr>
+                <w:rFonts w:ascii="Source Code Pro" w:hAnsi="Source Code Pro"/>
+                <w:lang w:val="en-US"/>
+              </w:rPr>
+              <w:t>=["I need a quiet cottage in a secluded area."],</w:t>
+            </w:r>
+          </w:p>
+          <w:p>
+            <w:pPr>
+              <w:widowControl w:val="0"/>
+              <w:spacing w:line="240" w:lineRule="auto"/>
+              <w:rPr>
+                <w:rFonts w:ascii="Source Code Pro" w:hAnsi="Source Code Pro"/>
+                <w:lang w:val="en-US"/>
+              </w:rPr>
+            </w:pPr>
+            <w:r>
+              <w:rPr>
+                <w:rFonts w:ascii="Source Code Pro" w:hAnsi="Source Code Pro"/>
+                <w:lang w:val="en-US"/>
+              </w:rPr>
+              <w:t xml:space="preserve">    </w:t>
+            </w:r>
+            <w:proofErr w:type="spellStart"/>
+            <w:r>
+              <w:rPr>
+                <w:rFonts w:ascii="Source Code Pro" w:hAnsi="Source Code Pro"/>
+                <w:lang w:val="en-US"/>
+              </w:rPr>
+              <w:t>n_results</w:t>
+            </w:r>
+            <w:proofErr w:type="spellEnd"/>
+            <w:r>
+              <w:rPr>
+                <w:rFonts w:ascii="Source Code Pro" w:hAnsi="Source Code Pro"/>
+                <w:lang w:val="en-US"/>
+              </w:rPr>
+              <w:t>=7,</w:t>
+            </w:r>
+          </w:p>
+          <w:p>
+            <w:pPr>
+              <w:widowControl w:val="0"/>
+              <w:spacing w:line="240" w:lineRule="auto"/>
+              <w:rPr>
+                <w:rFonts w:ascii="Source Code Pro" w:hAnsi="Source Code Pro"/>
+                <w:lang w:val="en-US"/>
+              </w:rPr>
+            </w:pPr>
+            <w:r>
+              <w:rPr>
+                <w:rFonts w:ascii="Source Code Pro" w:hAnsi="Source Code Pro"/>
+                <w:lang w:val="en-US"/>
+              </w:rPr>
+              <w:t>    include=["documents", "distances", "</w:t>
+            </w:r>
+            <w:proofErr w:type="spellStart"/>
+            <w:r>
+              <w:rPr>
+                <w:rFonts w:ascii="Source Code Pro" w:hAnsi="Source Code Pro"/>
+                <w:lang w:val="en-US"/>
+              </w:rPr>
+              <w:t>metadatas</w:t>
+            </w:r>
+            <w:proofErr w:type="spellEnd"/>
+            <w:r>
+              <w:rPr>
+                <w:rFonts w:ascii="Source Code Pro" w:hAnsi="Source Code Pro"/>
+                <w:lang w:val="en-US"/>
+              </w:rPr>
+              <w:t>"]</w:t>
             </w:r>
           </w:p>
           <w:p>
@@ -9071,6 +11779,24 @@
                 <w:szCs w:val="24"/>
               </w:rPr>
             </w:pPr>
+            <w:hyperlink r:id="rId10" w:history="1">
+              <w:r>
+                <w:rPr>
+                  <w:rStyle w:val="Hyperlink"/>
+                  <w:sz w:val="24"/>
+                  <w:szCs w:val="24"/>
+                </w:rPr>
+                <w:t>https://github.com/jjc16/Udacity_demos/blob/main/Udacity_Slides.pptx</w:t>
+              </w:r>
+            </w:hyperlink>
+            <w:r>
+              <w:rPr>
+                <w:color w:val="434343"/>
+                <w:sz w:val="24"/>
+                <w:szCs w:val="24"/>
+              </w:rPr>
+              <w:t xml:space="preserve"> </w:t>
+            </w:r>
           </w:p>
         </w:tc>
       </w:tr>
@@ -9152,13 +11878,23 @@
                 <w:szCs w:val="18"/>
               </w:rPr>
             </w:pPr>
+            <w:hyperlink r:id="rId11" w:history="1">
+              <w:r>
+                <w:rPr>
+                  <w:rStyle w:val="Hyperlink"/>
+                  <w:sz w:val="18"/>
+                  <w:szCs w:val="18"/>
+                </w:rPr>
+                <w:t>https://github.com/jjc16/Udacity_demos/blob/main/Udacity_Demo_Video.mp4</w:t>
+              </w:r>
+            </w:hyperlink>
             <w:r>
               <w:rPr>
                 <w:color w:val="999999"/>
                 <w:sz w:val="18"/>
                 <w:szCs w:val="18"/>
               </w:rPr>
-              <w:t xml:space="preserve">Please share the link to your video by uploading the video onto Google Drive. Set the appropriate permission to “Anyone with this link can view” OR upload your video onto a video hosting platform like YouTube and include the link here.  </w:t>
+              <w:t xml:space="preserve"> </w:t>
             </w:r>
           </w:p>
         </w:tc>
@@ -9223,19 +11959,6 @@
           <w:p>
             <w:pPr>
               <w:widowControl w:val="0"/>
-              <w:pBdr>
-                <w:top w:val="nil"/>
-                <w:left w:val="nil"/>
-                <w:bottom w:val="nil"/>
-                <w:right w:val="nil"/>
-                <w:between w:val="nil"/>
-              </w:pBdr>
-              <w:spacing w:line="240" w:lineRule="auto"/>
-            </w:pPr>
-          </w:p>
-          <w:p>
-            <w:pPr>
-              <w:widowControl w:val="0"/>
               <w:spacing w:line="240" w:lineRule="auto"/>
               <w:rPr>
                 <w:color w:val="999999"/>
@@ -9243,13 +11966,23 @@
                 <w:szCs w:val="18"/>
               </w:rPr>
             </w:pPr>
+            <w:hyperlink r:id="rId12" w:history="1">
+              <w:r>
+                <w:rPr>
+                  <w:rStyle w:val="Hyperlink"/>
+                  <w:sz w:val="18"/>
+                  <w:szCs w:val="18"/>
+                </w:rPr>
+                <w:t>https://github.com/jjc16/Udacity_demos/blob/main/Udacity_Demo_Video.mp4</w:t>
+              </w:r>
+            </w:hyperlink>
             <w:r>
               <w:rPr>
                 <w:color w:val="999999"/>
                 <w:sz w:val="18"/>
                 <w:szCs w:val="18"/>
               </w:rPr>
-              <w:t xml:space="preserve">Please share the link to your video by uploading the video onto Google Drive. Set the appropriate permission to “Anyone with this link can view” OR upload your video onto a video hosting platform like YouTube and include the link here. </w:t>
+              <w:t xml:space="preserve"> </w:t>
             </w:r>
           </w:p>
         </w:tc>
@@ -9273,7 +12006,7 @@
       <w:r>
         <w:t xml:space="preserve"> permissions, please share a link to this document in </w:t>
       </w:r>
-      <w:hyperlink r:id="rId10">
+      <w:hyperlink r:id="rId13">
         <w:r>
           <w:rPr>
             <w:color w:val="1155CC"/>
@@ -9287,10 +12020,10 @@
       </w:r>
     </w:p>
     <w:sectPr>
-      <w:headerReference w:type="default" r:id="rId11"/>
-      <w:footerReference w:type="default" r:id="rId12"/>
-      <w:headerReference w:type="first" r:id="rId13"/>
-      <w:footerReference w:type="first" r:id="rId14"/>
+      <w:headerReference w:type="default" r:id="rId14"/>
+      <w:footerReference w:type="default" r:id="rId15"/>
+      <w:headerReference w:type="first" r:id="rId16"/>
+      <w:footerReference w:type="first" r:id="rId17"/>
       <w:pgSz w:w="12240" w:h="15840"/>
       <w:pgMar w:top="576" w:right="576" w:bottom="576" w:left="576" w:header="0" w:footer="720" w:gutter="0"/>
       <w:pgNumType w:start="0"/>
@@ -10924,6 +13657,18 @@
       <w:u w:val="single"/>
     </w:rPr>
   </w:style>
+  <w:style w:type="character" w:styleId="UnresolvedMention">
+    <w:name w:val="Unresolved Mention"/>
+    <w:basedOn w:val="DefaultParagraphFont"/>
+    <w:uiPriority w:val="99"/>
+    <w:semiHidden/>
+    <w:unhideWhenUsed/>
+    <w:rsid w:val="006735B9"/>
+    <w:rPr>
+      <w:color w:val="605E5C"/>
+      <w:shd w:val="clear" w:color="auto" w:fill="E1DFDD"/>
+    </w:rPr>
+  </w:style>
 </w:styles>
 </file>
 
